--- a/Document.docx
+++ b/Document.docx
@@ -109,12 +109,11 @@
         </w:rPr>
         <w:t>Use case</w:t>
       </w:r>
-      <w:bookmarkStart w:id="0" w:name="_GoBack"/>
-      <w:bookmarkEnd w:id="0"/>
     </w:p>
     <w:p>
       <w:pPr>
         <w:numPr>
+          <w:ilvl w:val="0"/>
           <w:numId w:val="0"/>
         </w:numPr>
         <w:jc w:val="center"/>
@@ -198,6 +197,116 @@
         </w:rPr>
         <w:t>Công nghệ sử dụng</w:t>
       </w:r>
+    </w:p>
+    <w:p>
+      <w:pPr>
+        <w:numPr>
+          <w:numId w:val="0"/>
+        </w:numPr>
+        <w:jc w:val="left"/>
+        <w:rPr>
+          <w:rFonts w:hint="default" w:ascii="Times New Roman" w:hAnsi="Times New Roman" w:cs="Times New Roman"/>
+          <w:b w:val="0"/>
+          <w:bCs w:val="0"/>
+          <w:sz w:val="28"/>
+          <w:szCs w:val="28"/>
+          <w:lang w:val="en-US"/>
+        </w:rPr>
+      </w:pPr>
+      <w:r>
+        <w:rPr>
+          <w:rFonts w:hint="default" w:ascii="Times New Roman" w:hAnsi="Times New Roman" w:cs="Times New Roman"/>
+          <w:b w:val="0"/>
+          <w:bCs w:val="0"/>
+          <w:sz w:val="28"/>
+          <w:szCs w:val="28"/>
+          <w:lang w:val="en-US"/>
+        </w:rPr>
+        <w:t>-Frontend: html, css, js, reactjs.</w:t>
+      </w:r>
+    </w:p>
+    <w:p>
+      <w:pPr>
+        <w:numPr>
+          <w:numId w:val="0"/>
+        </w:numPr>
+        <w:jc w:val="left"/>
+        <w:rPr>
+          <w:rFonts w:hint="default" w:ascii="Times New Roman" w:hAnsi="Times New Roman" w:cs="Times New Roman"/>
+          <w:b w:val="0"/>
+          <w:bCs w:val="0"/>
+          <w:sz w:val="28"/>
+          <w:szCs w:val="28"/>
+          <w:lang w:val="en-US"/>
+        </w:rPr>
+      </w:pPr>
+      <w:r>
+        <w:rPr>
+          <w:rFonts w:hint="default" w:ascii="Times New Roman" w:hAnsi="Times New Roman" w:cs="Times New Roman"/>
+          <w:b w:val="0"/>
+          <w:bCs w:val="0"/>
+          <w:sz w:val="28"/>
+          <w:szCs w:val="28"/>
+          <w:lang w:val="en-US"/>
+        </w:rPr>
+        <w:t>-Backend: nextjs.</w:t>
+      </w:r>
+    </w:p>
+    <w:p>
+      <w:pPr>
+        <w:numPr>
+          <w:numId w:val="0"/>
+        </w:numPr>
+        <w:jc w:val="left"/>
+        <w:rPr>
+          <w:rFonts w:hint="default" w:ascii="Times New Roman" w:hAnsi="Times New Roman" w:cs="Times New Roman"/>
+          <w:b w:val="0"/>
+          <w:bCs w:val="0"/>
+          <w:sz w:val="28"/>
+          <w:szCs w:val="28"/>
+          <w:lang w:val="en-US"/>
+        </w:rPr>
+      </w:pPr>
+      <w:r>
+        <w:rPr>
+          <w:rFonts w:hint="default" w:ascii="Times New Roman" w:hAnsi="Times New Roman" w:cs="Times New Roman"/>
+          <w:b w:val="0"/>
+          <w:bCs w:val="0"/>
+          <w:sz w:val="28"/>
+          <w:szCs w:val="28"/>
+          <w:lang w:val="en-US"/>
+        </w:rPr>
+        <w:t>-Database: none.</w:t>
+      </w:r>
+    </w:p>
+    <w:p>
+      <w:pPr>
+        <w:numPr>
+          <w:numId w:val="0"/>
+        </w:numPr>
+        <w:jc w:val="left"/>
+        <w:rPr>
+          <w:rFonts w:hint="default" w:ascii="Times New Roman" w:hAnsi="Times New Roman" w:cs="Times New Roman"/>
+          <w:b w:val="0"/>
+          <w:bCs w:val="0"/>
+          <w:sz w:val="28"/>
+          <w:szCs w:val="28"/>
+          <w:lang w:val="en-US"/>
+        </w:rPr>
+      </w:pPr>
+      <w:r>
+        <w:rPr>
+          <w:rFonts w:hint="default" w:ascii="Times New Roman" w:hAnsi="Times New Roman" w:cs="Times New Roman"/>
+          <w:b w:val="0"/>
+          <w:bCs w:val="0"/>
+          <w:sz w:val="28"/>
+          <w:szCs w:val="28"/>
+          <w:lang w:val="en-US"/>
+        </w:rPr>
+        <w:t>-Testing: jest.</w:t>
+      </w:r>
+      <w:bookmarkStart w:id="0" w:name="_GoBack"/>
+      <w:bookmarkEnd w:id="0"/>
     </w:p>
     <w:p>
       <w:pPr>
@@ -482,7 +591,7 @@
     <w:lsdException w:unhideWhenUsed="0" w:uiPriority="0" w:semiHidden="0" w:name="footnote text"/>
     <w:lsdException w:unhideWhenUsed="0" w:uiPriority="0" w:semiHidden="0" w:name="annotation text"/>
     <w:lsdException w:qFormat="1" w:unhideWhenUsed="0" w:uiPriority="0" w:semiHidden="0" w:name="header"/>
-    <w:lsdException w:unhideWhenUsed="0" w:uiPriority="0" w:semiHidden="0" w:name="footer"/>
+    <w:lsdException w:qFormat="1" w:unhideWhenUsed="0" w:uiPriority="0" w:semiHidden="0" w:name="footer"/>
     <w:lsdException w:unhideWhenUsed="0" w:uiPriority="0" w:semiHidden="0" w:name="index heading"/>
     <w:lsdException w:qFormat="1" w:uiPriority="0" w:name="caption"/>
     <w:lsdException w:unhideWhenUsed="0" w:uiPriority="0" w:semiHidden="0" w:name="table of figures"/>
@@ -730,6 +839,7 @@
   <w:style w:type="paragraph" w:styleId="4">
     <w:name w:val="footer"/>
     <w:basedOn w:val="1"/>
+    <w:qFormat/>
     <w:uiPriority w:val="0"/>
     <w:pPr>
       <w:tabs>

--- a/Document.docx
+++ b/Document.docx
@@ -129,8 +129,8 @@
       <w:r>
         <w:drawing>
           <wp:inline distT="0" distB="0" distL="114300" distR="114300">
-            <wp:extent cx="5273040" cy="2041525"/>
-            <wp:effectExtent l="0" t="0" r="0" b="635"/>
+            <wp:extent cx="5265420" cy="1942465"/>
+            <wp:effectExtent l="0" t="0" r="7620" b="8255"/>
             <wp:docPr id="2" name="Picture 1"/>
             <wp:cNvGraphicFramePr>
               <a:graphicFrameLocks xmlns:a="http://schemas.openxmlformats.org/drawingml/2006/main" noChangeAspect="1"/>
@@ -153,7 +153,7 @@
                   <pic:spPr>
                     <a:xfrm>
                       <a:off x="0" y="0"/>
-                      <a:ext cx="5273040" cy="2041525"/>
+                      <a:ext cx="5265420" cy="1942465"/>
                     </a:xfrm>
                     <a:prstGeom prst="rect">
                       <a:avLst/>
@@ -201,6 +201,7 @@
     <w:p>
       <w:pPr>
         <w:numPr>
+          <w:ilvl w:val="0"/>
           <w:numId w:val="0"/>
         </w:numPr>
         <w:jc w:val="left"/>
@@ -228,6 +229,7 @@
     <w:p>
       <w:pPr>
         <w:numPr>
+          <w:ilvl w:val="0"/>
           <w:numId w:val="0"/>
         </w:numPr>
         <w:jc w:val="left"/>
@@ -255,6 +257,7 @@
     <w:p>
       <w:pPr>
         <w:numPr>
+          <w:ilvl w:val="0"/>
           <w:numId w:val="0"/>
         </w:numPr>
         <w:jc w:val="left"/>
@@ -282,6 +285,7 @@
     <w:p>
       <w:pPr>
         <w:numPr>
+          <w:ilvl w:val="0"/>
           <w:numId w:val="0"/>
         </w:numPr>
         <w:jc w:val="left"/>
@@ -305,48 +309,76 @@
         </w:rPr>
         <w:t>-Testing: jest.</w:t>
       </w:r>
+    </w:p>
+    <w:p>
+      <w:pPr>
+        <w:numPr>
+          <w:ilvl w:val="0"/>
+          <w:numId w:val="1"/>
+        </w:numPr>
+        <w:jc w:val="left"/>
+        <w:rPr>
+          <w:rFonts w:hint="default" w:ascii="Times New Roman" w:hAnsi="Times New Roman" w:cs="Times New Roman"/>
+          <w:b/>
+          <w:bCs/>
+          <w:sz w:val="28"/>
+          <w:szCs w:val="28"/>
+          <w:lang w:val="en-US"/>
+        </w:rPr>
+      </w:pPr>
+      <w:r>
+        <w:rPr>
+          <w:rFonts w:hint="default" w:ascii="Times New Roman" w:hAnsi="Times New Roman" w:cs="Times New Roman"/>
+          <w:b/>
+          <w:bCs/>
+          <w:sz w:val="28"/>
+          <w:szCs w:val="28"/>
+          <w:lang w:val="en-US"/>
+        </w:rPr>
+        <w:t>Database</w:t>
+      </w:r>
+    </w:p>
+    <w:p>
+      <w:pPr>
+        <w:numPr>
+          <w:ilvl w:val="0"/>
+          <w:numId w:val="1"/>
+        </w:numPr>
+        <w:jc w:val="left"/>
+        <w:rPr>
+          <w:rFonts w:hint="default" w:ascii="Times New Roman" w:hAnsi="Times New Roman" w:cs="Times New Roman"/>
+          <w:b/>
+          <w:bCs/>
+          <w:sz w:val="28"/>
+          <w:szCs w:val="28"/>
+          <w:lang w:val="en-US"/>
+        </w:rPr>
+      </w:pPr>
+      <w:r>
+        <w:rPr>
+          <w:rFonts w:hint="default" w:ascii="Times New Roman" w:hAnsi="Times New Roman" w:cs="Times New Roman"/>
+          <w:b/>
+          <w:bCs/>
+          <w:sz w:val="28"/>
+          <w:szCs w:val="28"/>
+          <w:lang w:val="en-US"/>
+        </w:rPr>
+        <w:t>Giao diện</w:t>
+      </w:r>
       <w:bookmarkStart w:id="0" w:name="_GoBack"/>
       <w:bookmarkEnd w:id="0"/>
     </w:p>
     <w:p>
       <w:pPr>
         <w:numPr>
-          <w:ilvl w:val="0"/>
-          <w:numId w:val="1"/>
+          <w:numId w:val="0"/>
         </w:numPr>
         <w:jc w:val="left"/>
         <w:rPr>
           <w:rFonts w:hint="default" w:ascii="Times New Roman" w:hAnsi="Times New Roman" w:cs="Times New Roman"/>
-          <w:b/>
-          <w:bCs/>
-          <w:sz w:val="28"/>
-          <w:szCs w:val="28"/>
-          <w:lang w:val="en-US"/>
-        </w:rPr>
-      </w:pPr>
-      <w:r>
-        <w:rPr>
-          <w:rFonts w:hint="default" w:ascii="Times New Roman" w:hAnsi="Times New Roman" w:cs="Times New Roman"/>
-          <w:b/>
-          <w:bCs/>
-          <w:sz w:val="28"/>
-          <w:szCs w:val="28"/>
-          <w:lang w:val="en-US"/>
-        </w:rPr>
-        <w:t>Database</w:t>
-      </w:r>
-    </w:p>
-    <w:p>
-      <w:pPr>
-        <w:numPr>
-          <w:ilvl w:val="0"/>
-          <w:numId w:val="1"/>
-        </w:numPr>
-        <w:jc w:val="left"/>
-        <w:rPr>
-          <w:rFonts w:hint="default" w:ascii="Times New Roman" w:hAnsi="Times New Roman" w:cs="Times New Roman"/>
-          <w:b/>
-          <w:bCs/>
+          <w:b w:val="0"/>
+          <w:bCs w:val="0"/>
+          <w:color w:val="0000FF"/>
           <w:sz w:val="28"/>
           <w:szCs w:val="28"/>
           <w:lang w:val="en-US"/>
@@ -362,13 +394,25 @@
       <w:r>
         <w:rPr>
           <w:rFonts w:hint="default" w:ascii="Times New Roman" w:hAnsi="Times New Roman" w:cs="Times New Roman"/>
-          <w:b/>
-          <w:bCs/>
-          <w:sz w:val="28"/>
-          <w:szCs w:val="28"/>
-          <w:lang w:val="en-US"/>
-        </w:rPr>
-        <w:t>Giao diện</w:t>
+          <w:b w:val="0"/>
+          <w:bCs w:val="0"/>
+          <w:sz w:val="28"/>
+          <w:szCs w:val="28"/>
+          <w:lang w:val="en-US"/>
+        </w:rPr>
+        <w:t xml:space="preserve">Link: </w:t>
+      </w:r>
+      <w:r>
+        <w:rPr>
+          <w:rFonts w:hint="default" w:ascii="Times New Roman" w:hAnsi="Times New Roman"/>
+          <w:b w:val="0"/>
+          <w:bCs w:val="0"/>
+          <w:color w:val="0000FF"/>
+          <w:sz w:val="28"/>
+          <w:szCs w:val="28"/>
+          <w:lang w:val="en-US"/>
+        </w:rPr>
+        <w:t>https://www.figma.com/design/cNjfcJyJQnHLLyECPDplqa/CarShop?node-id=0-1&amp;t=lxl4M5gVqvQAANtn-1</w:t>
       </w:r>
     </w:p>
     <w:p>

--- a/Document.docx
+++ b/Document.docx
@@ -28,11 +28,959 @@
     </w:p>
     <w:p>
       <w:pPr>
+        <w:jc w:val="center"/>
+        <w:rPr>
+          <w:rFonts w:hint="default" w:ascii="Times New Roman" w:hAnsi="Times New Roman" w:cs="Times New Roman"/>
+          <w:b/>
+          <w:bCs/>
+          <w:sz w:val="44"/>
+          <w:szCs w:val="44"/>
+          <w:lang w:val="en-US"/>
+        </w:rPr>
+      </w:pPr>
+    </w:p>
+    <w:p>
+      <w:pPr>
+        <w:jc w:val="center"/>
+        <w:rPr>
+          <w:rFonts w:hint="default" w:ascii="Times New Roman" w:hAnsi="Times New Roman" w:cs="Times New Roman"/>
+          <w:b/>
+          <w:bCs/>
+          <w:sz w:val="44"/>
+          <w:szCs w:val="44"/>
+          <w:lang w:val="en-US"/>
+        </w:rPr>
+      </w:pPr>
+    </w:p>
+    <w:p>
+      <w:pPr>
+        <w:jc w:val="center"/>
+        <w:rPr>
+          <w:rFonts w:hint="default" w:ascii="Times New Roman" w:hAnsi="Times New Roman" w:cs="Times New Roman"/>
+          <w:b/>
+          <w:bCs/>
+          <w:sz w:val="44"/>
+          <w:szCs w:val="44"/>
+          <w:lang w:val="en-US"/>
+        </w:rPr>
+      </w:pPr>
+    </w:p>
+    <w:p>
+      <w:pPr>
+        <w:jc w:val="center"/>
+        <w:rPr>
+          <w:rFonts w:hint="default" w:ascii="Times New Roman" w:hAnsi="Times New Roman" w:cs="Times New Roman"/>
+          <w:b/>
+          <w:bCs/>
+          <w:sz w:val="44"/>
+          <w:szCs w:val="44"/>
+          <w:lang w:val="en-US"/>
+        </w:rPr>
+      </w:pPr>
+    </w:p>
+    <w:p>
+      <w:pPr>
+        <w:jc w:val="center"/>
+        <w:rPr>
+          <w:rFonts w:hint="default" w:ascii="Times New Roman" w:hAnsi="Times New Roman" w:cs="Times New Roman"/>
+          <w:b/>
+          <w:bCs/>
+          <w:sz w:val="44"/>
+          <w:szCs w:val="44"/>
+          <w:lang w:val="en-US"/>
+        </w:rPr>
+      </w:pPr>
+    </w:p>
+    <w:p>
+      <w:pPr>
+        <w:jc w:val="center"/>
+        <w:rPr>
+          <w:rFonts w:hint="default" w:ascii="Times New Roman" w:hAnsi="Times New Roman" w:cs="Times New Roman"/>
+          <w:b/>
+          <w:bCs/>
+          <w:sz w:val="44"/>
+          <w:szCs w:val="44"/>
+          <w:lang w:val="en-US"/>
+        </w:rPr>
+      </w:pPr>
+    </w:p>
+    <w:p>
+      <w:pPr>
+        <w:jc w:val="center"/>
+        <w:rPr>
+          <w:rFonts w:hint="default" w:ascii="Times New Roman" w:hAnsi="Times New Roman" w:cs="Times New Roman"/>
+          <w:b/>
+          <w:bCs/>
+          <w:sz w:val="44"/>
+          <w:szCs w:val="44"/>
+          <w:lang w:val="en-US"/>
+        </w:rPr>
+      </w:pPr>
+      <w:bookmarkStart w:id="5" w:name="_GoBack"/>
+      <w:bookmarkEnd w:id="5"/>
+    </w:p>
+    <w:p>
+      <w:pPr>
+        <w:jc w:val="center"/>
+        <w:rPr>
+          <w:rFonts w:hint="default" w:ascii="Times New Roman" w:hAnsi="Times New Roman" w:cs="Times New Roman"/>
+          <w:b/>
+          <w:bCs/>
+          <w:sz w:val="44"/>
+          <w:szCs w:val="44"/>
+          <w:lang w:val="en-US"/>
+        </w:rPr>
+      </w:pPr>
+    </w:p>
+    <w:sdt>
+      <w:sdtPr>
+        <w:rPr>
+          <w:rFonts w:ascii="SimSun" w:hAnsi="SimSun" w:eastAsia="SimSun" w:cstheme="minorBidi"/>
+          <w:b/>
+          <w:bCs/>
+          <w:sz w:val="21"/>
+          <w:lang w:val="en-US" w:eastAsia="zh-CN" w:bidi="ar-SA"/>
+        </w:rPr>
+        <w:id w:val="147460163"/>
+        <w15:color w:val="DBDBDB"/>
+        <w:docPartObj>
+          <w:docPartGallery w:val="Table of Contents"/>
+          <w:docPartUnique/>
+        </w:docPartObj>
+      </w:sdtPr>
+      <w:sdtEndPr>
+        <w:rPr>
+          <w:rFonts w:hint="default" w:ascii="Times New Roman" w:hAnsi="Times New Roman" w:cs="Times New Roman" w:eastAsiaTheme="minorEastAsia"/>
+          <w:bCs/>
+          <w:szCs w:val="44"/>
+          <w:lang w:val="en-US" w:eastAsia="zh-CN" w:bidi="ar-SA"/>
+        </w:rPr>
+      </w:sdtEndPr>
+      <w:sdtContent>
+        <w:p>
+          <w:pPr>
+            <w:spacing w:before="0" w:beforeLines="0" w:after="0" w:afterLines="0" w:line="240" w:lineRule="auto"/>
+            <w:ind w:left="0" w:leftChars="0" w:right="0" w:rightChars="0" w:firstLine="0" w:firstLineChars="0"/>
+            <w:jc w:val="center"/>
+            <w:rPr>
+              <w:rFonts w:hint="default" w:ascii="Times New Roman" w:hAnsi="Times New Roman" w:cs="Times New Roman"/>
+              <w:b/>
+              <w:bCs/>
+              <w:sz w:val="28"/>
+              <w:szCs w:val="28"/>
+              <w:lang w:val="en-US"/>
+            </w:rPr>
+          </w:pPr>
+          <w:r>
+            <w:rPr>
+              <w:rFonts w:hint="default" w:ascii="Times New Roman" w:hAnsi="Times New Roman" w:eastAsia="SimSun" w:cs="Times New Roman"/>
+              <w:b/>
+              <w:bCs/>
+              <w:sz w:val="28"/>
+              <w:szCs w:val="28"/>
+              <w:lang w:val="en-US" w:eastAsia="zh-CN" w:bidi="ar-SA"/>
+            </w:rPr>
+            <w:t>Mục lục</w:t>
+          </w:r>
+        </w:p>
+        <w:p>
+          <w:pPr>
+            <w:pStyle w:val="7"/>
+            <w:tabs>
+              <w:tab w:val="right" w:leader="dot" w:pos="8306"/>
+            </w:tabs>
+            <w:rPr>
+              <w:rFonts w:hint="default" w:ascii="Times New Roman" w:hAnsi="Times New Roman" w:cs="Times New Roman"/>
+              <w:sz w:val="28"/>
+              <w:szCs w:val="28"/>
+            </w:rPr>
+          </w:pPr>
+          <w:r>
+            <w:rPr>
+              <w:rFonts w:hint="default" w:ascii="Times New Roman" w:hAnsi="Times New Roman" w:cs="Times New Roman"/>
+              <w:b/>
+              <w:bCs/>
+              <w:sz w:val="28"/>
+              <w:szCs w:val="28"/>
+              <w:lang w:val="en-US"/>
+            </w:rPr>
+            <w:fldChar w:fldCharType="begin"/>
+          </w:r>
+          <w:r>
+            <w:rPr>
+              <w:rFonts w:hint="default" w:ascii="Times New Roman" w:hAnsi="Times New Roman" w:cs="Times New Roman"/>
+              <w:b/>
+              <w:bCs/>
+              <w:sz w:val="28"/>
+              <w:szCs w:val="28"/>
+              <w:lang w:val="en-US"/>
+            </w:rPr>
+            <w:instrText xml:space="preserve">TOC \o "1-1" \h \u </w:instrText>
+          </w:r>
+          <w:r>
+            <w:rPr>
+              <w:rFonts w:hint="default" w:ascii="Times New Roman" w:hAnsi="Times New Roman" w:cs="Times New Roman"/>
+              <w:b/>
+              <w:bCs/>
+              <w:sz w:val="28"/>
+              <w:szCs w:val="28"/>
+              <w:lang w:val="en-US"/>
+            </w:rPr>
+            <w:fldChar w:fldCharType="separate"/>
+          </w:r>
+          <w:r>
+            <w:rPr>
+              <w:rFonts w:hint="default" w:ascii="Times New Roman" w:hAnsi="Times New Roman" w:cs="Times New Roman"/>
+              <w:bCs/>
+              <w:sz w:val="28"/>
+              <w:szCs w:val="28"/>
+              <w:lang w:val="en-US"/>
+            </w:rPr>
+            <w:fldChar w:fldCharType="begin"/>
+          </w:r>
+          <w:r>
+            <w:rPr>
+              <w:rFonts w:hint="default" w:ascii="Times New Roman" w:hAnsi="Times New Roman" w:cs="Times New Roman"/>
+              <w:bCs/>
+              <w:sz w:val="28"/>
+              <w:szCs w:val="28"/>
+              <w:lang w:val="en-US"/>
+            </w:rPr>
+            <w:instrText xml:space="preserve"> HYPERLINK \l _Toc17081 </w:instrText>
+          </w:r>
+          <w:r>
+            <w:rPr>
+              <w:rFonts w:hint="default" w:ascii="Times New Roman" w:hAnsi="Times New Roman" w:cs="Times New Roman"/>
+              <w:bCs/>
+              <w:sz w:val="28"/>
+              <w:szCs w:val="28"/>
+              <w:lang w:val="en-US"/>
+            </w:rPr>
+            <w:fldChar w:fldCharType="separate"/>
+          </w:r>
+          <w:r>
+            <w:rPr>
+              <w:rFonts w:hint="default" w:ascii="Times New Roman" w:hAnsi="Times New Roman" w:cs="Times New Roman"/>
+              <w:bCs/>
+              <w:sz w:val="28"/>
+              <w:szCs w:val="28"/>
+              <w:lang w:val="en-US"/>
+            </w:rPr>
+            <w:t>I. Tổng quát</w:t>
+          </w:r>
+          <w:r>
+            <w:rPr>
+              <w:rFonts w:hint="default" w:ascii="Times New Roman" w:hAnsi="Times New Roman" w:cs="Times New Roman"/>
+              <w:sz w:val="28"/>
+              <w:szCs w:val="28"/>
+            </w:rPr>
+            <w:tab/>
+          </w:r>
+          <w:r>
+            <w:rPr>
+              <w:rFonts w:hint="default" w:ascii="Times New Roman" w:hAnsi="Times New Roman" w:cs="Times New Roman"/>
+              <w:sz w:val="28"/>
+              <w:szCs w:val="28"/>
+            </w:rPr>
+            <w:fldChar w:fldCharType="begin"/>
+          </w:r>
+          <w:r>
+            <w:rPr>
+              <w:rFonts w:hint="default" w:ascii="Times New Roman" w:hAnsi="Times New Roman" w:cs="Times New Roman"/>
+              <w:sz w:val="28"/>
+              <w:szCs w:val="28"/>
+            </w:rPr>
+            <w:instrText xml:space="preserve"> PAGEREF _Toc17081 \h </w:instrText>
+          </w:r>
+          <w:r>
+            <w:rPr>
+              <w:rFonts w:hint="default" w:ascii="Times New Roman" w:hAnsi="Times New Roman" w:cs="Times New Roman"/>
+              <w:sz w:val="28"/>
+              <w:szCs w:val="28"/>
+            </w:rPr>
+            <w:fldChar w:fldCharType="separate"/>
+          </w:r>
+          <w:r>
+            <w:rPr>
+              <w:rFonts w:hint="default" w:ascii="Times New Roman" w:hAnsi="Times New Roman" w:cs="Times New Roman"/>
+              <w:sz w:val="28"/>
+              <w:szCs w:val="28"/>
+            </w:rPr>
+            <w:t>2</w:t>
+          </w:r>
+          <w:r>
+            <w:rPr>
+              <w:rFonts w:hint="default" w:ascii="Times New Roman" w:hAnsi="Times New Roman" w:cs="Times New Roman"/>
+              <w:sz w:val="28"/>
+              <w:szCs w:val="28"/>
+            </w:rPr>
+            <w:fldChar w:fldCharType="end"/>
+          </w:r>
+          <w:r>
+            <w:rPr>
+              <w:rFonts w:hint="default" w:ascii="Times New Roman" w:hAnsi="Times New Roman" w:cs="Times New Roman"/>
+              <w:bCs/>
+              <w:sz w:val="28"/>
+              <w:szCs w:val="28"/>
+              <w:lang w:val="en-US"/>
+            </w:rPr>
+            <w:fldChar w:fldCharType="end"/>
+          </w:r>
+        </w:p>
+        <w:p>
+          <w:pPr>
+            <w:pStyle w:val="7"/>
+            <w:tabs>
+              <w:tab w:val="right" w:leader="dot" w:pos="8306"/>
+            </w:tabs>
+            <w:rPr>
+              <w:rFonts w:hint="default" w:ascii="Times New Roman" w:hAnsi="Times New Roman" w:cs="Times New Roman"/>
+              <w:sz w:val="28"/>
+              <w:szCs w:val="28"/>
+            </w:rPr>
+          </w:pPr>
+          <w:r>
+            <w:rPr>
+              <w:rFonts w:hint="default" w:ascii="Times New Roman" w:hAnsi="Times New Roman" w:cs="Times New Roman"/>
+              <w:bCs/>
+              <w:sz w:val="28"/>
+              <w:szCs w:val="28"/>
+              <w:lang w:val="en-US"/>
+            </w:rPr>
+            <w:fldChar w:fldCharType="begin"/>
+          </w:r>
+          <w:r>
+            <w:rPr>
+              <w:rFonts w:hint="default" w:ascii="Times New Roman" w:hAnsi="Times New Roman" w:cs="Times New Roman"/>
+              <w:bCs/>
+              <w:sz w:val="28"/>
+              <w:szCs w:val="28"/>
+              <w:lang w:val="en-US"/>
+            </w:rPr>
+            <w:instrText xml:space="preserve"> HYPERLINK \l _Toc14274 </w:instrText>
+          </w:r>
+          <w:r>
+            <w:rPr>
+              <w:rFonts w:hint="default" w:ascii="Times New Roman" w:hAnsi="Times New Roman" w:cs="Times New Roman"/>
+              <w:bCs/>
+              <w:sz w:val="28"/>
+              <w:szCs w:val="28"/>
+              <w:lang w:val="en-US"/>
+            </w:rPr>
+            <w:fldChar w:fldCharType="separate"/>
+          </w:r>
+          <w:r>
+            <w:rPr>
+              <w:rFonts w:hint="default" w:ascii="Times New Roman" w:hAnsi="Times New Roman" w:cs="Times New Roman"/>
+              <w:bCs/>
+              <w:sz w:val="28"/>
+              <w:szCs w:val="28"/>
+              <w:lang w:val="en-US"/>
+            </w:rPr>
+            <w:t>II. Use case</w:t>
+          </w:r>
+          <w:r>
+            <w:rPr>
+              <w:rFonts w:hint="default" w:ascii="Times New Roman" w:hAnsi="Times New Roman" w:cs="Times New Roman"/>
+              <w:sz w:val="28"/>
+              <w:szCs w:val="28"/>
+            </w:rPr>
+            <w:tab/>
+          </w:r>
+          <w:r>
+            <w:rPr>
+              <w:rFonts w:hint="default" w:ascii="Times New Roman" w:hAnsi="Times New Roman" w:cs="Times New Roman"/>
+              <w:sz w:val="28"/>
+              <w:szCs w:val="28"/>
+            </w:rPr>
+            <w:fldChar w:fldCharType="begin"/>
+          </w:r>
+          <w:r>
+            <w:rPr>
+              <w:rFonts w:hint="default" w:ascii="Times New Roman" w:hAnsi="Times New Roman" w:cs="Times New Roman"/>
+              <w:sz w:val="28"/>
+              <w:szCs w:val="28"/>
+            </w:rPr>
+            <w:instrText xml:space="preserve"> PAGEREF _Toc14274 \h </w:instrText>
+          </w:r>
+          <w:r>
+            <w:rPr>
+              <w:rFonts w:hint="default" w:ascii="Times New Roman" w:hAnsi="Times New Roman" w:cs="Times New Roman"/>
+              <w:sz w:val="28"/>
+              <w:szCs w:val="28"/>
+            </w:rPr>
+            <w:fldChar w:fldCharType="separate"/>
+          </w:r>
+          <w:r>
+            <w:rPr>
+              <w:rFonts w:hint="default" w:ascii="Times New Roman" w:hAnsi="Times New Roman" w:cs="Times New Roman"/>
+              <w:sz w:val="28"/>
+              <w:szCs w:val="28"/>
+            </w:rPr>
+            <w:t>2</w:t>
+          </w:r>
+          <w:r>
+            <w:rPr>
+              <w:rFonts w:hint="default" w:ascii="Times New Roman" w:hAnsi="Times New Roman" w:cs="Times New Roman"/>
+              <w:sz w:val="28"/>
+              <w:szCs w:val="28"/>
+            </w:rPr>
+            <w:fldChar w:fldCharType="end"/>
+          </w:r>
+          <w:r>
+            <w:rPr>
+              <w:rFonts w:hint="default" w:ascii="Times New Roman" w:hAnsi="Times New Roman" w:cs="Times New Roman"/>
+              <w:bCs/>
+              <w:sz w:val="28"/>
+              <w:szCs w:val="28"/>
+              <w:lang w:val="en-US"/>
+            </w:rPr>
+            <w:fldChar w:fldCharType="end"/>
+          </w:r>
+        </w:p>
+        <w:p>
+          <w:pPr>
+            <w:pStyle w:val="7"/>
+            <w:tabs>
+              <w:tab w:val="right" w:leader="dot" w:pos="8306"/>
+            </w:tabs>
+            <w:rPr>
+              <w:rFonts w:hint="default" w:ascii="Times New Roman" w:hAnsi="Times New Roman" w:cs="Times New Roman"/>
+              <w:sz w:val="28"/>
+              <w:szCs w:val="28"/>
+            </w:rPr>
+          </w:pPr>
+          <w:r>
+            <w:rPr>
+              <w:rFonts w:hint="default" w:ascii="Times New Roman" w:hAnsi="Times New Roman" w:cs="Times New Roman"/>
+              <w:bCs/>
+              <w:sz w:val="28"/>
+              <w:szCs w:val="28"/>
+              <w:lang w:val="en-US"/>
+            </w:rPr>
+            <w:fldChar w:fldCharType="begin"/>
+          </w:r>
+          <w:r>
+            <w:rPr>
+              <w:rFonts w:hint="default" w:ascii="Times New Roman" w:hAnsi="Times New Roman" w:cs="Times New Roman"/>
+              <w:bCs/>
+              <w:sz w:val="28"/>
+              <w:szCs w:val="28"/>
+              <w:lang w:val="en-US"/>
+            </w:rPr>
+            <w:instrText xml:space="preserve"> HYPERLINK \l _Toc28219 </w:instrText>
+          </w:r>
+          <w:r>
+            <w:rPr>
+              <w:rFonts w:hint="default" w:ascii="Times New Roman" w:hAnsi="Times New Roman" w:cs="Times New Roman"/>
+              <w:bCs/>
+              <w:sz w:val="28"/>
+              <w:szCs w:val="28"/>
+              <w:lang w:val="en-US"/>
+            </w:rPr>
+            <w:fldChar w:fldCharType="separate"/>
+          </w:r>
+          <w:r>
+            <w:rPr>
+              <w:rFonts w:hint="default" w:ascii="Times New Roman" w:hAnsi="Times New Roman" w:cs="Times New Roman"/>
+              <w:bCs/>
+              <w:sz w:val="28"/>
+              <w:szCs w:val="28"/>
+              <w:lang w:val="en-US"/>
+            </w:rPr>
+            <w:t>III. Công nghệ sử dụng</w:t>
+          </w:r>
+          <w:r>
+            <w:rPr>
+              <w:rFonts w:hint="default" w:ascii="Times New Roman" w:hAnsi="Times New Roman" w:cs="Times New Roman"/>
+              <w:sz w:val="28"/>
+              <w:szCs w:val="28"/>
+            </w:rPr>
+            <w:tab/>
+          </w:r>
+          <w:r>
+            <w:rPr>
+              <w:rFonts w:hint="default" w:ascii="Times New Roman" w:hAnsi="Times New Roman" w:cs="Times New Roman"/>
+              <w:sz w:val="28"/>
+              <w:szCs w:val="28"/>
+            </w:rPr>
+            <w:fldChar w:fldCharType="begin"/>
+          </w:r>
+          <w:r>
+            <w:rPr>
+              <w:rFonts w:hint="default" w:ascii="Times New Roman" w:hAnsi="Times New Roman" w:cs="Times New Roman"/>
+              <w:sz w:val="28"/>
+              <w:szCs w:val="28"/>
+            </w:rPr>
+            <w:instrText xml:space="preserve"> PAGEREF _Toc28219 \h </w:instrText>
+          </w:r>
+          <w:r>
+            <w:rPr>
+              <w:rFonts w:hint="default" w:ascii="Times New Roman" w:hAnsi="Times New Roman" w:cs="Times New Roman"/>
+              <w:sz w:val="28"/>
+              <w:szCs w:val="28"/>
+            </w:rPr>
+            <w:fldChar w:fldCharType="separate"/>
+          </w:r>
+          <w:r>
+            <w:rPr>
+              <w:rFonts w:hint="default" w:ascii="Times New Roman" w:hAnsi="Times New Roman" w:cs="Times New Roman"/>
+              <w:sz w:val="28"/>
+              <w:szCs w:val="28"/>
+            </w:rPr>
+            <w:t>2</w:t>
+          </w:r>
+          <w:r>
+            <w:rPr>
+              <w:rFonts w:hint="default" w:ascii="Times New Roman" w:hAnsi="Times New Roman" w:cs="Times New Roman"/>
+              <w:sz w:val="28"/>
+              <w:szCs w:val="28"/>
+            </w:rPr>
+            <w:fldChar w:fldCharType="end"/>
+          </w:r>
+          <w:r>
+            <w:rPr>
+              <w:rFonts w:hint="default" w:ascii="Times New Roman" w:hAnsi="Times New Roman" w:cs="Times New Roman"/>
+              <w:bCs/>
+              <w:sz w:val="28"/>
+              <w:szCs w:val="28"/>
+              <w:lang w:val="en-US"/>
+            </w:rPr>
+            <w:fldChar w:fldCharType="end"/>
+          </w:r>
+        </w:p>
+        <w:p>
+          <w:pPr>
+            <w:pStyle w:val="7"/>
+            <w:tabs>
+              <w:tab w:val="right" w:leader="dot" w:pos="8306"/>
+            </w:tabs>
+            <w:rPr>
+              <w:rFonts w:hint="default" w:ascii="Times New Roman" w:hAnsi="Times New Roman" w:cs="Times New Roman"/>
+              <w:sz w:val="28"/>
+              <w:szCs w:val="28"/>
+            </w:rPr>
+          </w:pPr>
+          <w:r>
+            <w:rPr>
+              <w:rFonts w:hint="default" w:ascii="Times New Roman" w:hAnsi="Times New Roman" w:cs="Times New Roman"/>
+              <w:bCs/>
+              <w:sz w:val="28"/>
+              <w:szCs w:val="28"/>
+              <w:lang w:val="en-US"/>
+            </w:rPr>
+            <w:fldChar w:fldCharType="begin"/>
+          </w:r>
+          <w:r>
+            <w:rPr>
+              <w:rFonts w:hint="default" w:ascii="Times New Roman" w:hAnsi="Times New Roman" w:cs="Times New Roman"/>
+              <w:bCs/>
+              <w:sz w:val="28"/>
+              <w:szCs w:val="28"/>
+              <w:lang w:val="en-US"/>
+            </w:rPr>
+            <w:instrText xml:space="preserve"> HYPERLINK \l _Toc6983 </w:instrText>
+          </w:r>
+          <w:r>
+            <w:rPr>
+              <w:rFonts w:hint="default" w:ascii="Times New Roman" w:hAnsi="Times New Roman" w:cs="Times New Roman"/>
+              <w:bCs/>
+              <w:sz w:val="28"/>
+              <w:szCs w:val="28"/>
+              <w:lang w:val="en-US"/>
+            </w:rPr>
+            <w:fldChar w:fldCharType="separate"/>
+          </w:r>
+          <w:r>
+            <w:rPr>
+              <w:rFonts w:hint="default" w:ascii="Times New Roman" w:hAnsi="Times New Roman" w:cs="Times New Roman"/>
+              <w:bCs/>
+              <w:sz w:val="28"/>
+              <w:szCs w:val="28"/>
+              <w:lang w:val="en-US"/>
+            </w:rPr>
+            <w:t>IV. Database</w:t>
+          </w:r>
+          <w:r>
+            <w:rPr>
+              <w:rFonts w:hint="default" w:ascii="Times New Roman" w:hAnsi="Times New Roman" w:cs="Times New Roman"/>
+              <w:sz w:val="28"/>
+              <w:szCs w:val="28"/>
+            </w:rPr>
+            <w:tab/>
+          </w:r>
+          <w:r>
+            <w:rPr>
+              <w:rFonts w:hint="default" w:ascii="Times New Roman" w:hAnsi="Times New Roman" w:cs="Times New Roman"/>
+              <w:sz w:val="28"/>
+              <w:szCs w:val="28"/>
+            </w:rPr>
+            <w:fldChar w:fldCharType="begin"/>
+          </w:r>
+          <w:r>
+            <w:rPr>
+              <w:rFonts w:hint="default" w:ascii="Times New Roman" w:hAnsi="Times New Roman" w:cs="Times New Roman"/>
+              <w:sz w:val="28"/>
+              <w:szCs w:val="28"/>
+            </w:rPr>
+            <w:instrText xml:space="preserve"> PAGEREF _Toc6983 \h </w:instrText>
+          </w:r>
+          <w:r>
+            <w:rPr>
+              <w:rFonts w:hint="default" w:ascii="Times New Roman" w:hAnsi="Times New Roman" w:cs="Times New Roman"/>
+              <w:sz w:val="28"/>
+              <w:szCs w:val="28"/>
+            </w:rPr>
+            <w:fldChar w:fldCharType="separate"/>
+          </w:r>
+          <w:r>
+            <w:rPr>
+              <w:rFonts w:hint="default" w:ascii="Times New Roman" w:hAnsi="Times New Roman" w:cs="Times New Roman"/>
+              <w:sz w:val="28"/>
+              <w:szCs w:val="28"/>
+            </w:rPr>
+            <w:t>2</w:t>
+          </w:r>
+          <w:r>
+            <w:rPr>
+              <w:rFonts w:hint="default" w:ascii="Times New Roman" w:hAnsi="Times New Roman" w:cs="Times New Roman"/>
+              <w:sz w:val="28"/>
+              <w:szCs w:val="28"/>
+            </w:rPr>
+            <w:fldChar w:fldCharType="end"/>
+          </w:r>
+          <w:r>
+            <w:rPr>
+              <w:rFonts w:hint="default" w:ascii="Times New Roman" w:hAnsi="Times New Roman" w:cs="Times New Roman"/>
+              <w:bCs/>
+              <w:sz w:val="28"/>
+              <w:szCs w:val="28"/>
+              <w:lang w:val="en-US"/>
+            </w:rPr>
+            <w:fldChar w:fldCharType="end"/>
+          </w:r>
+        </w:p>
+        <w:p>
+          <w:pPr>
+            <w:pStyle w:val="7"/>
+            <w:tabs>
+              <w:tab w:val="right" w:leader="dot" w:pos="8306"/>
+            </w:tabs>
+            <w:rPr>
+              <w:rFonts w:hint="default" w:ascii="Times New Roman" w:hAnsi="Times New Roman" w:cs="Times New Roman"/>
+              <w:sz w:val="28"/>
+              <w:szCs w:val="28"/>
+            </w:rPr>
+          </w:pPr>
+          <w:r>
+            <w:rPr>
+              <w:rFonts w:hint="default" w:ascii="Times New Roman" w:hAnsi="Times New Roman" w:cs="Times New Roman"/>
+              <w:bCs/>
+              <w:sz w:val="28"/>
+              <w:szCs w:val="28"/>
+              <w:lang w:val="en-US"/>
+            </w:rPr>
+            <w:fldChar w:fldCharType="begin"/>
+          </w:r>
+          <w:r>
+            <w:rPr>
+              <w:rFonts w:hint="default" w:ascii="Times New Roman" w:hAnsi="Times New Roman" w:cs="Times New Roman"/>
+              <w:bCs/>
+              <w:sz w:val="28"/>
+              <w:szCs w:val="28"/>
+              <w:lang w:val="en-US"/>
+            </w:rPr>
+            <w:instrText xml:space="preserve"> HYPERLINK \l _Toc12075 </w:instrText>
+          </w:r>
+          <w:r>
+            <w:rPr>
+              <w:rFonts w:hint="default" w:ascii="Times New Roman" w:hAnsi="Times New Roman" w:cs="Times New Roman"/>
+              <w:bCs/>
+              <w:sz w:val="28"/>
+              <w:szCs w:val="28"/>
+              <w:lang w:val="en-US"/>
+            </w:rPr>
+            <w:fldChar w:fldCharType="separate"/>
+          </w:r>
+          <w:r>
+            <w:rPr>
+              <w:rFonts w:hint="default" w:ascii="Times New Roman" w:hAnsi="Times New Roman" w:cs="Times New Roman"/>
+              <w:bCs/>
+              <w:sz w:val="28"/>
+              <w:szCs w:val="28"/>
+              <w:lang w:val="en-US"/>
+            </w:rPr>
+            <w:t>V. Giao diện</w:t>
+          </w:r>
+          <w:r>
+            <w:rPr>
+              <w:rFonts w:hint="default" w:ascii="Times New Roman" w:hAnsi="Times New Roman" w:cs="Times New Roman"/>
+              <w:sz w:val="28"/>
+              <w:szCs w:val="28"/>
+            </w:rPr>
+            <w:tab/>
+          </w:r>
+          <w:r>
+            <w:rPr>
+              <w:rFonts w:hint="default" w:ascii="Times New Roman" w:hAnsi="Times New Roman" w:cs="Times New Roman"/>
+              <w:sz w:val="28"/>
+              <w:szCs w:val="28"/>
+            </w:rPr>
+            <w:fldChar w:fldCharType="begin"/>
+          </w:r>
+          <w:r>
+            <w:rPr>
+              <w:rFonts w:hint="default" w:ascii="Times New Roman" w:hAnsi="Times New Roman" w:cs="Times New Roman"/>
+              <w:sz w:val="28"/>
+              <w:szCs w:val="28"/>
+            </w:rPr>
+            <w:instrText xml:space="preserve"> PAGEREF _Toc12075 \h </w:instrText>
+          </w:r>
+          <w:r>
+            <w:rPr>
+              <w:rFonts w:hint="default" w:ascii="Times New Roman" w:hAnsi="Times New Roman" w:cs="Times New Roman"/>
+              <w:sz w:val="28"/>
+              <w:szCs w:val="28"/>
+            </w:rPr>
+            <w:fldChar w:fldCharType="separate"/>
+          </w:r>
+          <w:r>
+            <w:rPr>
+              <w:rFonts w:hint="default" w:ascii="Times New Roman" w:hAnsi="Times New Roman" w:cs="Times New Roman"/>
+              <w:sz w:val="28"/>
+              <w:szCs w:val="28"/>
+            </w:rPr>
+            <w:t>3</w:t>
+          </w:r>
+          <w:r>
+            <w:rPr>
+              <w:rFonts w:hint="default" w:ascii="Times New Roman" w:hAnsi="Times New Roman" w:cs="Times New Roman"/>
+              <w:sz w:val="28"/>
+              <w:szCs w:val="28"/>
+            </w:rPr>
+            <w:fldChar w:fldCharType="end"/>
+          </w:r>
+          <w:r>
+            <w:rPr>
+              <w:rFonts w:hint="default" w:ascii="Times New Roman" w:hAnsi="Times New Roman" w:cs="Times New Roman"/>
+              <w:bCs/>
+              <w:sz w:val="28"/>
+              <w:szCs w:val="28"/>
+              <w:lang w:val="en-US"/>
+            </w:rPr>
+            <w:fldChar w:fldCharType="end"/>
+          </w:r>
+        </w:p>
+        <w:p>
+          <w:pPr>
+            <w:jc w:val="center"/>
+            <w:rPr>
+              <w:rFonts w:hint="default" w:ascii="Times New Roman" w:hAnsi="Times New Roman" w:cs="Times New Roman" w:eastAsiaTheme="minorEastAsia"/>
+              <w:bCs/>
+              <w:szCs w:val="44"/>
+              <w:lang w:val="en-US" w:eastAsia="zh-CN" w:bidi="ar-SA"/>
+            </w:rPr>
+          </w:pPr>
+          <w:r>
+            <w:rPr>
+              <w:rFonts w:hint="default" w:ascii="Times New Roman" w:hAnsi="Times New Roman" w:cs="Times New Roman"/>
+              <w:bCs/>
+              <w:sz w:val="28"/>
+              <w:szCs w:val="28"/>
+              <w:lang w:val="en-US"/>
+            </w:rPr>
+            <w:fldChar w:fldCharType="end"/>
+          </w:r>
+        </w:p>
+      </w:sdtContent>
+    </w:sdt>
+    <w:p>
+      <w:pPr>
+        <w:jc w:val="center"/>
+        <w:rPr>
+          <w:rFonts w:hint="default" w:ascii="Times New Roman" w:hAnsi="Times New Roman" w:cs="Times New Roman" w:eastAsiaTheme="minorEastAsia"/>
+          <w:bCs/>
+          <w:szCs w:val="44"/>
+          <w:lang w:val="en-US" w:eastAsia="zh-CN" w:bidi="ar-SA"/>
+        </w:rPr>
+      </w:pPr>
+    </w:p>
+    <w:p>
+      <w:pPr>
+        <w:jc w:val="center"/>
+        <w:rPr>
+          <w:rFonts w:hint="default" w:ascii="Times New Roman" w:hAnsi="Times New Roman" w:cs="Times New Roman"/>
+          <w:b/>
+          <w:bCs/>
+          <w:sz w:val="44"/>
+          <w:szCs w:val="44"/>
+          <w:lang w:val="en-US"/>
+        </w:rPr>
+      </w:pPr>
+    </w:p>
+    <w:p>
+      <w:pPr>
+        <w:jc w:val="center"/>
+        <w:rPr>
+          <w:rFonts w:hint="default" w:ascii="Times New Roman" w:hAnsi="Times New Roman" w:cs="Times New Roman"/>
+          <w:b/>
+          <w:bCs/>
+          <w:sz w:val="44"/>
+          <w:szCs w:val="44"/>
+          <w:lang w:val="en-US"/>
+        </w:rPr>
+      </w:pPr>
+    </w:p>
+    <w:p>
+      <w:pPr>
+        <w:jc w:val="center"/>
+        <w:rPr>
+          <w:rFonts w:hint="default" w:ascii="Times New Roman" w:hAnsi="Times New Roman" w:cs="Times New Roman"/>
+          <w:b/>
+          <w:bCs/>
+          <w:sz w:val="44"/>
+          <w:szCs w:val="44"/>
+          <w:lang w:val="en-US"/>
+        </w:rPr>
+      </w:pPr>
+    </w:p>
+    <w:p>
+      <w:pPr>
+        <w:jc w:val="center"/>
+        <w:rPr>
+          <w:rFonts w:hint="default" w:ascii="Times New Roman" w:hAnsi="Times New Roman" w:cs="Times New Roman"/>
+          <w:b/>
+          <w:bCs/>
+          <w:sz w:val="44"/>
+          <w:szCs w:val="44"/>
+          <w:lang w:val="en-US"/>
+        </w:rPr>
+      </w:pPr>
+    </w:p>
+    <w:p>
+      <w:pPr>
+        <w:jc w:val="center"/>
+        <w:rPr>
+          <w:rFonts w:hint="default" w:ascii="Times New Roman" w:hAnsi="Times New Roman" w:cs="Times New Roman"/>
+          <w:b/>
+          <w:bCs/>
+          <w:sz w:val="44"/>
+          <w:szCs w:val="44"/>
+          <w:lang w:val="en-US"/>
+        </w:rPr>
+      </w:pPr>
+    </w:p>
+    <w:p>
+      <w:pPr>
+        <w:jc w:val="center"/>
+        <w:rPr>
+          <w:rFonts w:hint="default" w:ascii="Times New Roman" w:hAnsi="Times New Roman" w:cs="Times New Roman"/>
+          <w:b/>
+          <w:bCs/>
+          <w:sz w:val="44"/>
+          <w:szCs w:val="44"/>
+          <w:lang w:val="en-US"/>
+        </w:rPr>
+      </w:pPr>
+    </w:p>
+    <w:p>
+      <w:pPr>
+        <w:jc w:val="center"/>
+        <w:rPr>
+          <w:rFonts w:hint="default" w:ascii="Times New Roman" w:hAnsi="Times New Roman" w:cs="Times New Roman"/>
+          <w:b/>
+          <w:bCs/>
+          <w:sz w:val="44"/>
+          <w:szCs w:val="44"/>
+          <w:lang w:val="en-US"/>
+        </w:rPr>
+      </w:pPr>
+    </w:p>
+    <w:p>
+      <w:pPr>
+        <w:jc w:val="center"/>
+        <w:rPr>
+          <w:rFonts w:hint="default" w:ascii="Times New Roman" w:hAnsi="Times New Roman" w:cs="Times New Roman"/>
+          <w:b/>
+          <w:bCs/>
+          <w:sz w:val="44"/>
+          <w:szCs w:val="44"/>
+          <w:lang w:val="en-US"/>
+        </w:rPr>
+      </w:pPr>
+    </w:p>
+    <w:p>
+      <w:pPr>
+        <w:jc w:val="center"/>
+        <w:rPr>
+          <w:rFonts w:hint="default" w:ascii="Times New Roman" w:hAnsi="Times New Roman" w:cs="Times New Roman"/>
+          <w:b/>
+          <w:bCs/>
+          <w:sz w:val="44"/>
+          <w:szCs w:val="44"/>
+          <w:lang w:val="en-US"/>
+        </w:rPr>
+      </w:pPr>
+    </w:p>
+    <w:p>
+      <w:pPr>
+        <w:jc w:val="center"/>
+        <w:rPr>
+          <w:rFonts w:hint="default" w:ascii="Times New Roman" w:hAnsi="Times New Roman" w:cs="Times New Roman"/>
+          <w:b/>
+          <w:bCs/>
+          <w:sz w:val="44"/>
+          <w:szCs w:val="44"/>
+          <w:lang w:val="en-US"/>
+        </w:rPr>
+      </w:pPr>
+    </w:p>
+    <w:p>
+      <w:pPr>
+        <w:jc w:val="center"/>
+        <w:rPr>
+          <w:rFonts w:hint="default" w:ascii="Times New Roman" w:hAnsi="Times New Roman" w:cs="Times New Roman"/>
+          <w:b/>
+          <w:bCs/>
+          <w:sz w:val="44"/>
+          <w:szCs w:val="44"/>
+          <w:lang w:val="en-US"/>
+        </w:rPr>
+      </w:pPr>
+    </w:p>
+    <w:p>
+      <w:pPr>
+        <w:jc w:val="center"/>
+        <w:rPr>
+          <w:rFonts w:hint="default" w:ascii="Times New Roman" w:hAnsi="Times New Roman" w:cs="Times New Roman"/>
+          <w:b/>
+          <w:bCs/>
+          <w:sz w:val="44"/>
+          <w:szCs w:val="44"/>
+          <w:lang w:val="en-US"/>
+        </w:rPr>
+      </w:pPr>
+    </w:p>
+    <w:p>
+      <w:pPr>
+        <w:jc w:val="center"/>
+        <w:rPr>
+          <w:rFonts w:hint="default" w:ascii="Times New Roman" w:hAnsi="Times New Roman" w:cs="Times New Roman"/>
+          <w:b/>
+          <w:bCs/>
+          <w:sz w:val="44"/>
+          <w:szCs w:val="44"/>
+          <w:lang w:val="en-US"/>
+        </w:rPr>
+      </w:pPr>
+    </w:p>
+    <w:p>
+      <w:pPr>
         <w:numPr>
-          <w:ilvl w:val="0"/>
-          <w:numId w:val="1"/>
+          <w:numId w:val="0"/>
         </w:numPr>
         <w:jc w:val="left"/>
+        <w:outlineLvl w:val="0"/>
         <w:rPr>
           <w:rFonts w:hint="default" w:ascii="Times New Roman" w:hAnsi="Times New Roman" w:cs="Times New Roman"/>
           <w:b/>
@@ -42,7 +990,31 @@
           <w:lang w:val="en-US"/>
         </w:rPr>
       </w:pPr>
-      <w:r>
+      <w:bookmarkStart w:id="0" w:name="_Toc17081"/>
+    </w:p>
+    <w:p>
+      <w:pPr>
+        <w:keepNext w:val="0"/>
+        <w:keepLines w:val="0"/>
+        <w:pageBreakBefore w:val="0"/>
+        <w:widowControl/>
+        <w:numPr>
+          <w:ilvl w:val="0"/>
+          <w:numId w:val="1"/>
+        </w:numPr>
+        <w:kinsoku/>
+        <w:wordWrap/>
+        <w:overflowPunct/>
+        <w:topLinePunct w:val="0"/>
+        <w:autoSpaceDE/>
+        <w:autoSpaceDN/>
+        <w:bidi w:val="0"/>
+        <w:adjustRightInd/>
+        <w:snapToGrid/>
+        <w:spacing w:line="360" w:lineRule="auto"/>
+        <w:jc w:val="left"/>
+        <w:textAlignment w:val="auto"/>
+        <w:outlineLvl w:val="0"/>
         <w:rPr>
           <w:rFonts w:hint="default" w:ascii="Times New Roman" w:hAnsi="Times New Roman" w:cs="Times New Roman"/>
           <w:b/>
@@ -51,16 +1023,8 @@
           <w:szCs w:val="28"/>
           <w:lang w:val="en-US"/>
         </w:rPr>
-        <w:t>Tổng quát</w:t>
-      </w:r>
-    </w:p>
-    <w:p>
-      <w:pPr>
-        <w:numPr>
-          <w:ilvl w:val="0"/>
-          <w:numId w:val="0"/>
-        </w:numPr>
-        <w:jc w:val="left"/>
+      </w:pPr>
+      <w:r>
         <w:rPr>
           <w:rFonts w:hint="default" w:ascii="Times New Roman" w:hAnsi="Times New Roman" w:cs="Times New Roman"/>
           <w:b/>
@@ -69,6 +1033,40 @@
           <w:szCs w:val="28"/>
           <w:lang w:val="en-US"/>
         </w:rPr>
+        <w:t>Tổng quát</w:t>
+      </w:r>
+      <w:bookmarkEnd w:id="0"/>
+    </w:p>
+    <w:p>
+      <w:pPr>
+        <w:keepNext w:val="0"/>
+        <w:keepLines w:val="0"/>
+        <w:pageBreakBefore w:val="0"/>
+        <w:widowControl/>
+        <w:numPr>
+          <w:ilvl w:val="0"/>
+          <w:numId w:val="0"/>
+        </w:numPr>
+        <w:kinsoku/>
+        <w:wordWrap/>
+        <w:overflowPunct/>
+        <w:topLinePunct w:val="0"/>
+        <w:autoSpaceDE/>
+        <w:autoSpaceDN/>
+        <w:bidi w:val="0"/>
+        <w:adjustRightInd/>
+        <w:snapToGrid/>
+        <w:spacing w:line="360" w:lineRule="auto"/>
+        <w:jc w:val="left"/>
+        <w:textAlignment w:val="auto"/>
+        <w:rPr>
+          <w:rFonts w:hint="default" w:ascii="Times New Roman" w:hAnsi="Times New Roman" w:cs="Times New Roman"/>
+          <w:b/>
+          <w:bCs/>
+          <w:sz w:val="28"/>
+          <w:szCs w:val="28"/>
+          <w:lang w:val="en-US"/>
+        </w:rPr>
       </w:pPr>
       <w:r>
         <w:rPr>
@@ -84,11 +1082,28 @@
     </w:p>
     <w:p>
       <w:pPr>
+        <w:keepNext w:val="0"/>
+        <w:keepLines w:val="0"/>
+        <w:pageBreakBefore w:val="0"/>
+        <w:widowControl/>
         <w:numPr>
           <w:ilvl w:val="0"/>
           <w:numId w:val="1"/>
         </w:numPr>
+        <w:kinsoku/>
+        <w:wordWrap/>
+        <w:overflowPunct/>
+        <w:topLinePunct w:val="0"/>
+        <w:autoSpaceDE/>
+        <w:autoSpaceDN/>
+        <w:bidi w:val="0"/>
+        <w:adjustRightInd/>
+        <w:snapToGrid/>
+        <w:spacing w:line="360" w:lineRule="auto"/>
+        <w:ind w:left="0" w:leftChars="0" w:firstLine="0" w:firstLineChars="0"/>
         <w:jc w:val="left"/>
+        <w:textAlignment w:val="auto"/>
+        <w:outlineLvl w:val="0"/>
         <w:rPr>
           <w:rFonts w:hint="default" w:ascii="Times New Roman" w:hAnsi="Times New Roman" w:cs="Times New Roman"/>
           <w:b/>
@@ -98,6 +1113,7 @@
           <w:lang w:val="en-US"/>
         </w:rPr>
       </w:pPr>
+      <w:bookmarkStart w:id="1" w:name="_Toc14274"/>
       <w:r>
         <w:rPr>
           <w:rFonts w:hint="default" w:ascii="Times New Roman" w:hAnsi="Times New Roman" w:cs="Times New Roman"/>
@@ -109,14 +1125,30 @@
         </w:rPr>
         <w:t>Use case</w:t>
       </w:r>
+      <w:bookmarkEnd w:id="1"/>
     </w:p>
     <w:p>
       <w:pPr>
+        <w:keepNext w:val="0"/>
+        <w:keepLines w:val="0"/>
+        <w:pageBreakBefore w:val="0"/>
+        <w:widowControl/>
         <w:numPr>
           <w:ilvl w:val="0"/>
           <w:numId w:val="0"/>
         </w:numPr>
+        <w:kinsoku/>
+        <w:wordWrap/>
+        <w:overflowPunct/>
+        <w:topLinePunct w:val="0"/>
+        <w:autoSpaceDE/>
+        <w:autoSpaceDN/>
+        <w:bidi w:val="0"/>
+        <w:adjustRightInd/>
+        <w:snapToGrid/>
+        <w:spacing w:line="360" w:lineRule="auto"/>
         <w:jc w:val="center"/>
+        <w:textAlignment w:val="auto"/>
         <w:rPr>
           <w:rFonts w:hint="default" w:ascii="Times New Roman" w:hAnsi="Times New Roman" w:cs="Times New Roman"/>
           <w:b/>
@@ -172,11 +1204,28 @@
     </w:p>
     <w:p>
       <w:pPr>
+        <w:keepNext w:val="0"/>
+        <w:keepLines w:val="0"/>
+        <w:pageBreakBefore w:val="0"/>
+        <w:widowControl/>
         <w:numPr>
           <w:ilvl w:val="0"/>
           <w:numId w:val="1"/>
         </w:numPr>
+        <w:kinsoku/>
+        <w:wordWrap/>
+        <w:overflowPunct/>
+        <w:topLinePunct w:val="0"/>
+        <w:autoSpaceDE/>
+        <w:autoSpaceDN/>
+        <w:bidi w:val="0"/>
+        <w:adjustRightInd/>
+        <w:snapToGrid/>
+        <w:spacing w:line="360" w:lineRule="auto"/>
+        <w:ind w:left="0" w:leftChars="0" w:firstLine="0" w:firstLineChars="0"/>
         <w:jc w:val="left"/>
+        <w:textAlignment w:val="auto"/>
+        <w:outlineLvl w:val="0"/>
         <w:rPr>
           <w:rFonts w:hint="default" w:ascii="Times New Roman" w:hAnsi="Times New Roman" w:cs="Times New Roman"/>
           <w:b/>
@@ -186,6 +1235,7 @@
           <w:lang w:val="en-US"/>
         </w:rPr>
       </w:pPr>
+      <w:bookmarkStart w:id="2" w:name="_Toc28219"/>
       <w:r>
         <w:rPr>
           <w:rFonts w:hint="default" w:ascii="Times New Roman" w:hAnsi="Times New Roman" w:cs="Times New Roman"/>
@@ -197,14 +1247,30 @@
         </w:rPr>
         <w:t>Công nghệ sử dụng</w:t>
       </w:r>
+      <w:bookmarkEnd w:id="2"/>
     </w:p>
     <w:p>
       <w:pPr>
+        <w:keepNext w:val="0"/>
+        <w:keepLines w:val="0"/>
+        <w:pageBreakBefore w:val="0"/>
+        <w:widowControl/>
         <w:numPr>
           <w:ilvl w:val="0"/>
           <w:numId w:val="0"/>
         </w:numPr>
+        <w:kinsoku/>
+        <w:wordWrap/>
+        <w:overflowPunct/>
+        <w:topLinePunct w:val="0"/>
+        <w:autoSpaceDE/>
+        <w:autoSpaceDN/>
+        <w:bidi w:val="0"/>
+        <w:adjustRightInd/>
+        <w:snapToGrid/>
+        <w:spacing w:line="360" w:lineRule="auto"/>
         <w:jc w:val="left"/>
+        <w:textAlignment w:val="auto"/>
         <w:rPr>
           <w:rFonts w:hint="default" w:ascii="Times New Roman" w:hAnsi="Times New Roman" w:cs="Times New Roman"/>
           <w:b w:val="0"/>
@@ -228,11 +1294,26 @@
     </w:p>
     <w:p>
       <w:pPr>
+        <w:keepNext w:val="0"/>
+        <w:keepLines w:val="0"/>
+        <w:pageBreakBefore w:val="0"/>
+        <w:widowControl/>
         <w:numPr>
           <w:ilvl w:val="0"/>
           <w:numId w:val="0"/>
         </w:numPr>
+        <w:kinsoku/>
+        <w:wordWrap/>
+        <w:overflowPunct/>
+        <w:topLinePunct w:val="0"/>
+        <w:autoSpaceDE/>
+        <w:autoSpaceDN/>
+        <w:bidi w:val="0"/>
+        <w:adjustRightInd/>
+        <w:snapToGrid/>
+        <w:spacing w:line="360" w:lineRule="auto"/>
         <w:jc w:val="left"/>
+        <w:textAlignment w:val="auto"/>
         <w:rPr>
           <w:rFonts w:hint="default" w:ascii="Times New Roman" w:hAnsi="Times New Roman" w:cs="Times New Roman"/>
           <w:b w:val="0"/>
@@ -256,11 +1337,26 @@
     </w:p>
     <w:p>
       <w:pPr>
+        <w:keepNext w:val="0"/>
+        <w:keepLines w:val="0"/>
+        <w:pageBreakBefore w:val="0"/>
+        <w:widowControl/>
         <w:numPr>
           <w:ilvl w:val="0"/>
           <w:numId w:val="0"/>
         </w:numPr>
+        <w:kinsoku/>
+        <w:wordWrap/>
+        <w:overflowPunct/>
+        <w:topLinePunct w:val="0"/>
+        <w:autoSpaceDE/>
+        <w:autoSpaceDN/>
+        <w:bidi w:val="0"/>
+        <w:adjustRightInd/>
+        <w:snapToGrid/>
+        <w:spacing w:line="360" w:lineRule="auto"/>
         <w:jc w:val="left"/>
+        <w:textAlignment w:val="auto"/>
         <w:rPr>
           <w:rFonts w:hint="default" w:ascii="Times New Roman" w:hAnsi="Times New Roman" w:cs="Times New Roman"/>
           <w:b w:val="0"/>
@@ -279,16 +1375,31 @@
           <w:szCs w:val="28"/>
           <w:lang w:val="en-US"/>
         </w:rPr>
-        <w:t>-Database: none.</w:t>
+        <w:t>-Database: sqlite.</w:t>
       </w:r>
     </w:p>
     <w:p>
       <w:pPr>
+        <w:keepNext w:val="0"/>
+        <w:keepLines w:val="0"/>
+        <w:pageBreakBefore w:val="0"/>
+        <w:widowControl/>
         <w:numPr>
           <w:ilvl w:val="0"/>
           <w:numId w:val="0"/>
         </w:numPr>
+        <w:kinsoku/>
+        <w:wordWrap/>
+        <w:overflowPunct/>
+        <w:topLinePunct w:val="0"/>
+        <w:autoSpaceDE/>
+        <w:autoSpaceDN/>
+        <w:bidi w:val="0"/>
+        <w:adjustRightInd/>
+        <w:snapToGrid/>
+        <w:spacing w:line="360" w:lineRule="auto"/>
         <w:jc w:val="left"/>
+        <w:textAlignment w:val="auto"/>
         <w:rPr>
           <w:rFonts w:hint="default" w:ascii="Times New Roman" w:hAnsi="Times New Roman" w:cs="Times New Roman"/>
           <w:b w:val="0"/>
@@ -312,11 +1423,28 @@
     </w:p>
     <w:p>
       <w:pPr>
+        <w:keepNext w:val="0"/>
+        <w:keepLines w:val="0"/>
+        <w:pageBreakBefore w:val="0"/>
+        <w:widowControl/>
         <w:numPr>
           <w:ilvl w:val="0"/>
           <w:numId w:val="1"/>
         </w:numPr>
+        <w:kinsoku/>
+        <w:wordWrap/>
+        <w:overflowPunct/>
+        <w:topLinePunct w:val="0"/>
+        <w:autoSpaceDE/>
+        <w:autoSpaceDN/>
+        <w:bidi w:val="0"/>
+        <w:adjustRightInd/>
+        <w:snapToGrid/>
+        <w:spacing w:line="360" w:lineRule="auto"/>
+        <w:ind w:left="0" w:leftChars="0" w:firstLine="0" w:firstLineChars="0"/>
         <w:jc w:val="left"/>
+        <w:textAlignment w:val="auto"/>
+        <w:outlineLvl w:val="0"/>
         <w:rPr>
           <w:rFonts w:hint="default" w:ascii="Times New Roman" w:hAnsi="Times New Roman" w:cs="Times New Roman"/>
           <w:b/>
@@ -326,6 +1454,7 @@
           <w:lang w:val="en-US"/>
         </w:rPr>
       </w:pPr>
+      <w:bookmarkStart w:id="3" w:name="_Toc6983"/>
       <w:r>
         <w:rPr>
           <w:rFonts w:hint="default" w:ascii="Times New Roman" w:hAnsi="Times New Roman" w:cs="Times New Roman"/>
@@ -337,14 +1466,3562 @@
         </w:rPr>
         <w:t>Database</w:t>
       </w:r>
+      <w:bookmarkEnd w:id="3"/>
     </w:p>
     <w:p>
       <w:pPr>
+        <w:keepNext w:val="0"/>
+        <w:keepLines w:val="0"/>
+        <w:pageBreakBefore w:val="0"/>
+        <w:widowControl/>
+        <w:numPr>
+          <w:ilvl w:val="0"/>
+          <w:numId w:val="2"/>
+        </w:numPr>
+        <w:kinsoku/>
+        <w:wordWrap/>
+        <w:overflowPunct/>
+        <w:topLinePunct w:val="0"/>
+        <w:autoSpaceDE/>
+        <w:autoSpaceDN/>
+        <w:bidi w:val="0"/>
+        <w:adjustRightInd/>
+        <w:snapToGrid/>
+        <w:spacing w:line="360" w:lineRule="auto"/>
+        <w:jc w:val="left"/>
+        <w:textAlignment w:val="auto"/>
+        <w:rPr>
+          <w:rFonts w:hint="default" w:ascii="Times New Roman" w:hAnsi="Times New Roman" w:cs="Times New Roman"/>
+          <w:b w:val="0"/>
+          <w:bCs w:val="0"/>
+          <w:sz w:val="28"/>
+          <w:szCs w:val="28"/>
+          <w:lang w:val="en-US"/>
+        </w:rPr>
+      </w:pPr>
+      <w:r>
+        <w:rPr>
+          <w:rFonts w:hint="default" w:ascii="Times New Roman" w:hAnsi="Times New Roman" w:cs="Times New Roman"/>
+          <w:b w:val="0"/>
+          <w:bCs w:val="0"/>
+          <w:sz w:val="28"/>
+          <w:szCs w:val="28"/>
+          <w:lang w:val="en-US"/>
+        </w:rPr>
+        <w:t>Types</w:t>
+      </w:r>
+    </w:p>
+    <w:tbl>
+      <w:tblPr>
+        <w:tblStyle w:val="6"/>
+        <w:tblW w:w="0" w:type="auto"/>
+        <w:tblInd w:w="0" w:type="dxa"/>
+        <w:tblBorders>
+          <w:top w:val="single" w:color="auto" w:sz="4" w:space="0"/>
+          <w:left w:val="single" w:color="auto" w:sz="4" w:space="0"/>
+          <w:bottom w:val="single" w:color="auto" w:sz="4" w:space="0"/>
+          <w:right w:val="single" w:color="auto" w:sz="4" w:space="0"/>
+          <w:insideH w:val="single" w:color="auto" w:sz="4" w:space="0"/>
+          <w:insideV w:val="single" w:color="auto" w:sz="4" w:space="0"/>
+        </w:tblBorders>
+        <w:tblLayout w:type="autofit"/>
+        <w:tblCellMar>
+          <w:left w:w="108" w:type="dxa"/>
+          <w:right w:w="108" w:type="dxa"/>
+        </w:tblCellMar>
+      </w:tblPr>
+      <w:tblGrid>
+        <w:gridCol w:w="2840"/>
+        <w:gridCol w:w="2841"/>
+        <w:gridCol w:w="2841"/>
+      </w:tblGrid>
+      <w:tr>
+        <w:tblPrEx>
+          <w:tblBorders>
+            <w:top w:val="single" w:color="auto" w:sz="4" w:space="0"/>
+            <w:left w:val="single" w:color="auto" w:sz="4" w:space="0"/>
+            <w:bottom w:val="single" w:color="auto" w:sz="4" w:space="0"/>
+            <w:right w:val="single" w:color="auto" w:sz="4" w:space="0"/>
+            <w:insideH w:val="single" w:color="auto" w:sz="4" w:space="0"/>
+            <w:insideV w:val="single" w:color="auto" w:sz="4" w:space="0"/>
+          </w:tblBorders>
+          <w:tblCellMar>
+            <w:left w:w="108" w:type="dxa"/>
+            <w:right w:w="108" w:type="dxa"/>
+          </w:tblCellMar>
+        </w:tblPrEx>
+        <w:tc>
+          <w:tcPr>
+            <w:tcW w:w="2840" w:type="dxa"/>
+            <w:shd w:val="clear" w:color="auto" w:fill="5B9BD5" w:themeFill="accent1"/>
+          </w:tcPr>
+          <w:p>
+            <w:pPr>
+              <w:keepNext w:val="0"/>
+              <w:keepLines w:val="0"/>
+              <w:pageBreakBefore w:val="0"/>
+              <w:widowControl/>
+              <w:numPr>
+                <w:numId w:val="0"/>
+              </w:numPr>
+              <w:kinsoku/>
+              <w:wordWrap/>
+              <w:overflowPunct/>
+              <w:topLinePunct w:val="0"/>
+              <w:autoSpaceDE/>
+              <w:autoSpaceDN/>
+              <w:bidi w:val="0"/>
+              <w:adjustRightInd/>
+              <w:snapToGrid/>
+              <w:spacing w:line="360" w:lineRule="auto"/>
+              <w:jc w:val="center"/>
+              <w:textAlignment w:val="auto"/>
+              <w:rPr>
+                <w:rFonts w:hint="default" w:ascii="Times New Roman" w:hAnsi="Times New Roman" w:cs="Times New Roman"/>
+                <w:b/>
+                <w:bCs/>
+                <w:color w:val="auto"/>
+                <w:sz w:val="28"/>
+                <w:szCs w:val="28"/>
+                <w:highlight w:val="none"/>
+                <w:vertAlign w:val="baseline"/>
+                <w:lang w:val="en-US"/>
+              </w:rPr>
+            </w:pPr>
+            <w:r>
+              <w:rPr>
+                <w:rFonts w:hint="default" w:ascii="Times New Roman" w:hAnsi="Times New Roman" w:cs="Times New Roman"/>
+                <w:b/>
+                <w:bCs/>
+                <w:color w:val="auto"/>
+                <w:sz w:val="28"/>
+                <w:szCs w:val="28"/>
+                <w:highlight w:val="none"/>
+                <w:vertAlign w:val="baseline"/>
+                <w:lang w:val="en-US"/>
+              </w:rPr>
+              <w:t>Tên</w:t>
+            </w:r>
+          </w:p>
+        </w:tc>
+        <w:tc>
+          <w:tcPr>
+            <w:tcW w:w="2841" w:type="dxa"/>
+            <w:shd w:val="clear" w:color="auto" w:fill="5B9BD5" w:themeFill="accent1"/>
+          </w:tcPr>
+          <w:p>
+            <w:pPr>
+              <w:keepNext w:val="0"/>
+              <w:keepLines w:val="0"/>
+              <w:pageBreakBefore w:val="0"/>
+              <w:widowControl/>
+              <w:numPr>
+                <w:numId w:val="0"/>
+              </w:numPr>
+              <w:kinsoku/>
+              <w:wordWrap/>
+              <w:overflowPunct/>
+              <w:topLinePunct w:val="0"/>
+              <w:autoSpaceDE/>
+              <w:autoSpaceDN/>
+              <w:bidi w:val="0"/>
+              <w:adjustRightInd/>
+              <w:snapToGrid/>
+              <w:spacing w:line="360" w:lineRule="auto"/>
+              <w:jc w:val="center"/>
+              <w:textAlignment w:val="auto"/>
+              <w:rPr>
+                <w:rFonts w:hint="default" w:ascii="Times New Roman" w:hAnsi="Times New Roman" w:cs="Times New Roman"/>
+                <w:b/>
+                <w:bCs/>
+                <w:color w:val="auto"/>
+                <w:sz w:val="28"/>
+                <w:szCs w:val="28"/>
+                <w:highlight w:val="none"/>
+                <w:vertAlign w:val="baseline"/>
+                <w:lang w:val="en-US"/>
+              </w:rPr>
+            </w:pPr>
+            <w:r>
+              <w:rPr>
+                <w:rFonts w:hint="default" w:ascii="Times New Roman" w:hAnsi="Times New Roman" w:cs="Times New Roman"/>
+                <w:b/>
+                <w:bCs/>
+                <w:color w:val="auto"/>
+                <w:sz w:val="28"/>
+                <w:szCs w:val="28"/>
+                <w:highlight w:val="none"/>
+                <w:vertAlign w:val="baseline"/>
+                <w:lang w:val="en-US"/>
+              </w:rPr>
+              <w:t>Loại</w:t>
+            </w:r>
+          </w:p>
+        </w:tc>
+        <w:tc>
+          <w:tcPr>
+            <w:tcW w:w="2841" w:type="dxa"/>
+            <w:shd w:val="clear" w:color="auto" w:fill="5B9BD5" w:themeFill="accent1"/>
+          </w:tcPr>
+          <w:p>
+            <w:pPr>
+              <w:keepNext w:val="0"/>
+              <w:keepLines w:val="0"/>
+              <w:pageBreakBefore w:val="0"/>
+              <w:widowControl/>
+              <w:numPr>
+                <w:numId w:val="0"/>
+              </w:numPr>
+              <w:kinsoku/>
+              <w:wordWrap/>
+              <w:overflowPunct/>
+              <w:topLinePunct w:val="0"/>
+              <w:autoSpaceDE/>
+              <w:autoSpaceDN/>
+              <w:bidi w:val="0"/>
+              <w:adjustRightInd/>
+              <w:snapToGrid/>
+              <w:spacing w:line="360" w:lineRule="auto"/>
+              <w:jc w:val="center"/>
+              <w:textAlignment w:val="auto"/>
+              <w:rPr>
+                <w:rFonts w:hint="default" w:ascii="Times New Roman" w:hAnsi="Times New Roman" w:cs="Times New Roman"/>
+                <w:b/>
+                <w:bCs/>
+                <w:color w:val="auto"/>
+                <w:sz w:val="28"/>
+                <w:szCs w:val="28"/>
+                <w:highlight w:val="none"/>
+                <w:vertAlign w:val="baseline"/>
+                <w:lang w:val="en-US"/>
+              </w:rPr>
+            </w:pPr>
+            <w:r>
+              <w:rPr>
+                <w:rFonts w:hint="default" w:ascii="Times New Roman" w:hAnsi="Times New Roman" w:cs="Times New Roman"/>
+                <w:b/>
+                <w:bCs/>
+                <w:color w:val="auto"/>
+                <w:sz w:val="28"/>
+                <w:szCs w:val="28"/>
+                <w:highlight w:val="none"/>
+                <w:vertAlign w:val="baseline"/>
+                <w:lang w:val="en-US"/>
+              </w:rPr>
+              <w:t>Ghi chú</w:t>
+            </w:r>
+          </w:p>
+        </w:tc>
+      </w:tr>
+      <w:tr>
+        <w:tblPrEx>
+          <w:tblBorders>
+            <w:top w:val="single" w:color="auto" w:sz="4" w:space="0"/>
+            <w:left w:val="single" w:color="auto" w:sz="4" w:space="0"/>
+            <w:bottom w:val="single" w:color="auto" w:sz="4" w:space="0"/>
+            <w:right w:val="single" w:color="auto" w:sz="4" w:space="0"/>
+            <w:insideH w:val="single" w:color="auto" w:sz="4" w:space="0"/>
+            <w:insideV w:val="single" w:color="auto" w:sz="4" w:space="0"/>
+          </w:tblBorders>
+          <w:tblCellMar>
+            <w:left w:w="108" w:type="dxa"/>
+            <w:right w:w="108" w:type="dxa"/>
+          </w:tblCellMar>
+        </w:tblPrEx>
+        <w:tc>
+          <w:tcPr>
+            <w:tcW w:w="2840" w:type="dxa"/>
+          </w:tcPr>
+          <w:p>
+            <w:pPr>
+              <w:keepNext w:val="0"/>
+              <w:keepLines w:val="0"/>
+              <w:pageBreakBefore w:val="0"/>
+              <w:widowControl/>
+              <w:numPr>
+                <w:numId w:val="0"/>
+              </w:numPr>
+              <w:kinsoku/>
+              <w:wordWrap/>
+              <w:overflowPunct/>
+              <w:topLinePunct w:val="0"/>
+              <w:autoSpaceDE/>
+              <w:autoSpaceDN/>
+              <w:bidi w:val="0"/>
+              <w:adjustRightInd/>
+              <w:snapToGrid/>
+              <w:spacing w:line="360" w:lineRule="auto"/>
+              <w:jc w:val="left"/>
+              <w:textAlignment w:val="auto"/>
+              <w:rPr>
+                <w:rFonts w:hint="default" w:ascii="Times New Roman" w:hAnsi="Times New Roman" w:cs="Times New Roman"/>
+                <w:b w:val="0"/>
+                <w:bCs w:val="0"/>
+                <w:sz w:val="28"/>
+                <w:szCs w:val="28"/>
+                <w:vertAlign w:val="baseline"/>
+                <w:lang w:val="en-US"/>
+              </w:rPr>
+            </w:pPr>
+            <w:r>
+              <w:rPr>
+                <w:rFonts w:hint="default" w:ascii="Times New Roman" w:hAnsi="Times New Roman" w:cs="Times New Roman"/>
+                <w:b w:val="0"/>
+                <w:bCs w:val="0"/>
+                <w:sz w:val="28"/>
+                <w:szCs w:val="28"/>
+                <w:vertAlign w:val="baseline"/>
+                <w:lang w:val="en-US"/>
+              </w:rPr>
+              <w:t>Id</w:t>
+            </w:r>
+          </w:p>
+        </w:tc>
+        <w:tc>
+          <w:tcPr>
+            <w:tcW w:w="2841" w:type="dxa"/>
+          </w:tcPr>
+          <w:p>
+            <w:pPr>
+              <w:keepNext w:val="0"/>
+              <w:keepLines w:val="0"/>
+              <w:pageBreakBefore w:val="0"/>
+              <w:widowControl/>
+              <w:numPr>
+                <w:numId w:val="0"/>
+              </w:numPr>
+              <w:kinsoku/>
+              <w:wordWrap/>
+              <w:overflowPunct/>
+              <w:topLinePunct w:val="0"/>
+              <w:autoSpaceDE/>
+              <w:autoSpaceDN/>
+              <w:bidi w:val="0"/>
+              <w:adjustRightInd/>
+              <w:snapToGrid/>
+              <w:spacing w:line="360" w:lineRule="auto"/>
+              <w:jc w:val="left"/>
+              <w:textAlignment w:val="auto"/>
+              <w:rPr>
+                <w:rFonts w:hint="default" w:ascii="Times New Roman" w:hAnsi="Times New Roman" w:cs="Times New Roman"/>
+                <w:b w:val="0"/>
+                <w:bCs w:val="0"/>
+                <w:sz w:val="28"/>
+                <w:szCs w:val="28"/>
+                <w:vertAlign w:val="baseline"/>
+                <w:lang w:val="en-US"/>
+              </w:rPr>
+            </w:pPr>
+            <w:r>
+              <w:rPr>
+                <w:rFonts w:hint="default" w:ascii="Times New Roman" w:hAnsi="Times New Roman" w:cs="Times New Roman"/>
+                <w:b w:val="0"/>
+                <w:bCs w:val="0"/>
+                <w:sz w:val="28"/>
+                <w:szCs w:val="28"/>
+                <w:vertAlign w:val="baseline"/>
+                <w:lang w:val="en-US"/>
+              </w:rPr>
+              <w:t xml:space="preserve">Primary key, </w:t>
+            </w:r>
+            <w:r>
+              <w:rPr>
+                <w:rFonts w:hint="default" w:ascii="Times New Roman" w:hAnsi="Times New Roman" w:cs="Times New Roman"/>
+                <w:b w:val="0"/>
+                <w:bCs w:val="0"/>
+                <w:sz w:val="28"/>
+                <w:szCs w:val="28"/>
+                <w:vertAlign w:val="baseline"/>
+                <w:lang w:val="en-US"/>
+              </w:rPr>
+              <w:t>Interger, Not null</w:t>
+            </w:r>
+          </w:p>
+        </w:tc>
+        <w:tc>
+          <w:tcPr>
+            <w:tcW w:w="2841" w:type="dxa"/>
+          </w:tcPr>
+          <w:p>
+            <w:pPr>
+              <w:keepNext w:val="0"/>
+              <w:keepLines w:val="0"/>
+              <w:pageBreakBefore w:val="0"/>
+              <w:widowControl/>
+              <w:numPr>
+                <w:numId w:val="0"/>
+              </w:numPr>
+              <w:kinsoku/>
+              <w:wordWrap/>
+              <w:overflowPunct/>
+              <w:topLinePunct w:val="0"/>
+              <w:autoSpaceDE/>
+              <w:autoSpaceDN/>
+              <w:bidi w:val="0"/>
+              <w:adjustRightInd/>
+              <w:snapToGrid/>
+              <w:spacing w:line="360" w:lineRule="auto"/>
+              <w:jc w:val="left"/>
+              <w:textAlignment w:val="auto"/>
+              <w:rPr>
+                <w:rFonts w:hint="default" w:ascii="Times New Roman" w:hAnsi="Times New Roman" w:cs="Times New Roman"/>
+                <w:b w:val="0"/>
+                <w:bCs w:val="0"/>
+                <w:sz w:val="28"/>
+                <w:szCs w:val="28"/>
+                <w:vertAlign w:val="baseline"/>
+                <w:lang w:val="en-US"/>
+              </w:rPr>
+            </w:pPr>
+            <w:r>
+              <w:rPr>
+                <w:rFonts w:hint="default" w:ascii="Times New Roman" w:hAnsi="Times New Roman" w:cs="Times New Roman"/>
+                <w:b w:val="0"/>
+                <w:bCs w:val="0"/>
+                <w:sz w:val="28"/>
+                <w:szCs w:val="28"/>
+                <w:vertAlign w:val="baseline"/>
+                <w:lang w:val="en-US"/>
+              </w:rPr>
+              <w:t>Auto increment</w:t>
+            </w:r>
+          </w:p>
+        </w:tc>
+      </w:tr>
+      <w:tr>
+        <w:tblPrEx>
+          <w:tblBorders>
+            <w:top w:val="single" w:color="auto" w:sz="4" w:space="0"/>
+            <w:left w:val="single" w:color="auto" w:sz="4" w:space="0"/>
+            <w:bottom w:val="single" w:color="auto" w:sz="4" w:space="0"/>
+            <w:right w:val="single" w:color="auto" w:sz="4" w:space="0"/>
+            <w:insideH w:val="single" w:color="auto" w:sz="4" w:space="0"/>
+            <w:insideV w:val="single" w:color="auto" w:sz="4" w:space="0"/>
+          </w:tblBorders>
+          <w:tblCellMar>
+            <w:left w:w="108" w:type="dxa"/>
+            <w:right w:w="108" w:type="dxa"/>
+          </w:tblCellMar>
+        </w:tblPrEx>
+        <w:tc>
+          <w:tcPr>
+            <w:tcW w:w="2840" w:type="dxa"/>
+          </w:tcPr>
+          <w:p>
+            <w:pPr>
+              <w:keepNext w:val="0"/>
+              <w:keepLines w:val="0"/>
+              <w:pageBreakBefore w:val="0"/>
+              <w:widowControl/>
+              <w:numPr>
+                <w:numId w:val="0"/>
+              </w:numPr>
+              <w:kinsoku/>
+              <w:wordWrap/>
+              <w:overflowPunct/>
+              <w:topLinePunct w:val="0"/>
+              <w:autoSpaceDE/>
+              <w:autoSpaceDN/>
+              <w:bidi w:val="0"/>
+              <w:adjustRightInd/>
+              <w:snapToGrid/>
+              <w:spacing w:line="360" w:lineRule="auto"/>
+              <w:jc w:val="left"/>
+              <w:textAlignment w:val="auto"/>
+              <w:rPr>
+                <w:rFonts w:hint="default" w:ascii="Times New Roman" w:hAnsi="Times New Roman" w:cs="Times New Roman"/>
+                <w:b w:val="0"/>
+                <w:bCs w:val="0"/>
+                <w:sz w:val="28"/>
+                <w:szCs w:val="28"/>
+                <w:vertAlign w:val="baseline"/>
+                <w:lang w:val="en-US"/>
+              </w:rPr>
+            </w:pPr>
+            <w:r>
+              <w:rPr>
+                <w:rFonts w:hint="default" w:ascii="Times New Roman" w:hAnsi="Times New Roman" w:cs="Times New Roman"/>
+                <w:b w:val="0"/>
+                <w:bCs w:val="0"/>
+                <w:sz w:val="28"/>
+                <w:szCs w:val="28"/>
+                <w:vertAlign w:val="baseline"/>
+                <w:lang w:val="en-US"/>
+              </w:rPr>
+              <w:t>Name</w:t>
+            </w:r>
+          </w:p>
+        </w:tc>
+        <w:tc>
+          <w:tcPr>
+            <w:tcW w:w="2841" w:type="dxa"/>
+          </w:tcPr>
+          <w:p>
+            <w:pPr>
+              <w:keepNext w:val="0"/>
+              <w:keepLines w:val="0"/>
+              <w:pageBreakBefore w:val="0"/>
+              <w:widowControl/>
+              <w:numPr>
+                <w:numId w:val="0"/>
+              </w:numPr>
+              <w:kinsoku/>
+              <w:wordWrap/>
+              <w:overflowPunct/>
+              <w:topLinePunct w:val="0"/>
+              <w:autoSpaceDE/>
+              <w:autoSpaceDN/>
+              <w:bidi w:val="0"/>
+              <w:adjustRightInd/>
+              <w:snapToGrid/>
+              <w:spacing w:line="360" w:lineRule="auto"/>
+              <w:jc w:val="left"/>
+              <w:textAlignment w:val="auto"/>
+              <w:rPr>
+                <w:rFonts w:hint="default" w:ascii="Times New Roman" w:hAnsi="Times New Roman" w:cs="Times New Roman"/>
+                <w:b w:val="0"/>
+                <w:bCs w:val="0"/>
+                <w:sz w:val="28"/>
+                <w:szCs w:val="28"/>
+                <w:vertAlign w:val="baseline"/>
+                <w:lang w:val="en-US"/>
+              </w:rPr>
+            </w:pPr>
+            <w:r>
+              <w:rPr>
+                <w:rFonts w:hint="default" w:ascii="Times New Roman" w:hAnsi="Times New Roman" w:cs="Times New Roman"/>
+                <w:b w:val="0"/>
+                <w:bCs w:val="0"/>
+                <w:sz w:val="28"/>
+                <w:szCs w:val="28"/>
+                <w:vertAlign w:val="baseline"/>
+                <w:lang w:val="en-US"/>
+              </w:rPr>
+              <w:t>Text, Not null</w:t>
+            </w:r>
+          </w:p>
+        </w:tc>
+        <w:tc>
+          <w:tcPr>
+            <w:tcW w:w="2841" w:type="dxa"/>
+          </w:tcPr>
+          <w:p>
+            <w:pPr>
+              <w:keepNext w:val="0"/>
+              <w:keepLines w:val="0"/>
+              <w:pageBreakBefore w:val="0"/>
+              <w:widowControl/>
+              <w:numPr>
+                <w:numId w:val="0"/>
+              </w:numPr>
+              <w:kinsoku/>
+              <w:wordWrap/>
+              <w:overflowPunct/>
+              <w:topLinePunct w:val="0"/>
+              <w:autoSpaceDE/>
+              <w:autoSpaceDN/>
+              <w:bidi w:val="0"/>
+              <w:adjustRightInd/>
+              <w:snapToGrid/>
+              <w:spacing w:line="360" w:lineRule="auto"/>
+              <w:jc w:val="left"/>
+              <w:textAlignment w:val="auto"/>
+              <w:rPr>
+                <w:rFonts w:hint="default" w:ascii="Times New Roman" w:hAnsi="Times New Roman" w:cs="Times New Roman"/>
+                <w:b w:val="0"/>
+                <w:bCs w:val="0"/>
+                <w:sz w:val="28"/>
+                <w:szCs w:val="28"/>
+                <w:vertAlign w:val="baseline"/>
+                <w:lang w:val="en-US"/>
+              </w:rPr>
+            </w:pPr>
+          </w:p>
+        </w:tc>
+      </w:tr>
+    </w:tbl>
+    <w:p>
+      <w:pPr>
+        <w:keepNext w:val="0"/>
+        <w:keepLines w:val="0"/>
+        <w:pageBreakBefore w:val="0"/>
+        <w:widowControl/>
+        <w:numPr>
+          <w:numId w:val="0"/>
+        </w:numPr>
+        <w:kinsoku/>
+        <w:wordWrap/>
+        <w:overflowPunct/>
+        <w:topLinePunct w:val="0"/>
+        <w:autoSpaceDE/>
+        <w:autoSpaceDN/>
+        <w:bidi w:val="0"/>
+        <w:adjustRightInd/>
+        <w:snapToGrid/>
+        <w:spacing w:line="360" w:lineRule="auto"/>
+        <w:jc w:val="left"/>
+        <w:textAlignment w:val="auto"/>
+        <w:rPr>
+          <w:rFonts w:hint="default" w:ascii="Times New Roman" w:hAnsi="Times New Roman" w:cs="Times New Roman"/>
+          <w:b w:val="0"/>
+          <w:bCs w:val="0"/>
+          <w:sz w:val="28"/>
+          <w:szCs w:val="28"/>
+          <w:lang w:val="en-US"/>
+        </w:rPr>
+      </w:pPr>
+    </w:p>
+    <w:p>
+      <w:pPr>
+        <w:keepNext w:val="0"/>
+        <w:keepLines w:val="0"/>
+        <w:pageBreakBefore w:val="0"/>
+        <w:widowControl/>
+        <w:numPr>
+          <w:ilvl w:val="0"/>
+          <w:numId w:val="2"/>
+        </w:numPr>
+        <w:kinsoku/>
+        <w:wordWrap/>
+        <w:overflowPunct/>
+        <w:topLinePunct w:val="0"/>
+        <w:autoSpaceDE/>
+        <w:autoSpaceDN/>
+        <w:bidi w:val="0"/>
+        <w:adjustRightInd/>
+        <w:snapToGrid/>
+        <w:spacing w:line="360" w:lineRule="auto"/>
+        <w:jc w:val="left"/>
+        <w:textAlignment w:val="auto"/>
+        <w:rPr>
+          <w:rFonts w:hint="default" w:ascii="Times New Roman" w:hAnsi="Times New Roman" w:cs="Times New Roman"/>
+          <w:b w:val="0"/>
+          <w:bCs w:val="0"/>
+          <w:sz w:val="28"/>
+          <w:szCs w:val="28"/>
+          <w:lang w:val="en-US"/>
+        </w:rPr>
+      </w:pPr>
+      <w:r>
+        <w:rPr>
+          <w:rFonts w:hint="default" w:ascii="Times New Roman" w:hAnsi="Times New Roman" w:cs="Times New Roman"/>
+          <w:b w:val="0"/>
+          <w:bCs w:val="0"/>
+          <w:sz w:val="28"/>
+          <w:szCs w:val="28"/>
+          <w:lang w:val="en-US"/>
+        </w:rPr>
+        <w:t>Bikes</w:t>
+      </w:r>
+    </w:p>
+    <w:tbl>
+      <w:tblPr>
+        <w:tblStyle w:val="6"/>
+        <w:tblW w:w="0" w:type="auto"/>
+        <w:tblInd w:w="0" w:type="dxa"/>
+        <w:tblBorders>
+          <w:top w:val="single" w:color="auto" w:sz="4" w:space="0"/>
+          <w:left w:val="single" w:color="auto" w:sz="4" w:space="0"/>
+          <w:bottom w:val="single" w:color="auto" w:sz="4" w:space="0"/>
+          <w:right w:val="single" w:color="auto" w:sz="4" w:space="0"/>
+          <w:insideH w:val="single" w:color="auto" w:sz="4" w:space="0"/>
+          <w:insideV w:val="single" w:color="auto" w:sz="4" w:space="0"/>
+        </w:tblBorders>
+        <w:tblLayout w:type="autofit"/>
+        <w:tblCellMar>
+          <w:top w:w="0" w:type="dxa"/>
+          <w:left w:w="108" w:type="dxa"/>
+          <w:bottom w:w="0" w:type="dxa"/>
+          <w:right w:w="108" w:type="dxa"/>
+        </w:tblCellMar>
+      </w:tblPr>
+      <w:tblGrid>
+        <w:gridCol w:w="2840"/>
+        <w:gridCol w:w="2841"/>
+        <w:gridCol w:w="2841"/>
+      </w:tblGrid>
+      <w:tr>
+        <w:tblPrEx>
+          <w:tblBorders>
+            <w:top w:val="single" w:color="auto" w:sz="4" w:space="0"/>
+            <w:left w:val="single" w:color="auto" w:sz="4" w:space="0"/>
+            <w:bottom w:val="single" w:color="auto" w:sz="4" w:space="0"/>
+            <w:right w:val="single" w:color="auto" w:sz="4" w:space="0"/>
+            <w:insideH w:val="single" w:color="auto" w:sz="4" w:space="0"/>
+            <w:insideV w:val="single" w:color="auto" w:sz="4" w:space="0"/>
+          </w:tblBorders>
+          <w:tblCellMar>
+            <w:top w:w="0" w:type="dxa"/>
+            <w:left w:w="108" w:type="dxa"/>
+            <w:bottom w:w="0" w:type="dxa"/>
+            <w:right w:w="108" w:type="dxa"/>
+          </w:tblCellMar>
+        </w:tblPrEx>
+        <w:tc>
+          <w:tcPr>
+            <w:tcW w:w="2840" w:type="dxa"/>
+            <w:shd w:val="clear" w:color="auto" w:fill="5B9BD5" w:themeFill="accent1"/>
+          </w:tcPr>
+          <w:p>
+            <w:pPr>
+              <w:keepNext w:val="0"/>
+              <w:keepLines w:val="0"/>
+              <w:pageBreakBefore w:val="0"/>
+              <w:widowControl/>
+              <w:numPr>
+                <w:ilvl w:val="0"/>
+                <w:numId w:val="0"/>
+              </w:numPr>
+              <w:kinsoku/>
+              <w:wordWrap/>
+              <w:overflowPunct/>
+              <w:topLinePunct w:val="0"/>
+              <w:autoSpaceDE/>
+              <w:autoSpaceDN/>
+              <w:bidi w:val="0"/>
+              <w:adjustRightInd/>
+              <w:snapToGrid/>
+              <w:spacing w:line="360" w:lineRule="auto"/>
+              <w:jc w:val="center"/>
+              <w:textAlignment w:val="auto"/>
+              <w:rPr>
+                <w:rFonts w:hint="default" w:ascii="Times New Roman" w:hAnsi="Times New Roman" w:cs="Times New Roman"/>
+                <w:b/>
+                <w:bCs/>
+                <w:color w:val="auto"/>
+                <w:sz w:val="28"/>
+                <w:szCs w:val="28"/>
+                <w:highlight w:val="none"/>
+                <w:vertAlign w:val="baseline"/>
+                <w:lang w:val="en-US"/>
+              </w:rPr>
+            </w:pPr>
+            <w:r>
+              <w:rPr>
+                <w:rFonts w:hint="default" w:ascii="Times New Roman" w:hAnsi="Times New Roman" w:cs="Times New Roman"/>
+                <w:b/>
+                <w:bCs/>
+                <w:color w:val="auto"/>
+                <w:sz w:val="28"/>
+                <w:szCs w:val="28"/>
+                <w:highlight w:val="none"/>
+                <w:vertAlign w:val="baseline"/>
+                <w:lang w:val="en-US"/>
+              </w:rPr>
+              <w:t>Tên</w:t>
+            </w:r>
+          </w:p>
+        </w:tc>
+        <w:tc>
+          <w:tcPr>
+            <w:tcW w:w="2841" w:type="dxa"/>
+            <w:shd w:val="clear" w:color="auto" w:fill="5B9BD5" w:themeFill="accent1"/>
+          </w:tcPr>
+          <w:p>
+            <w:pPr>
+              <w:keepNext w:val="0"/>
+              <w:keepLines w:val="0"/>
+              <w:pageBreakBefore w:val="0"/>
+              <w:widowControl/>
+              <w:numPr>
+                <w:ilvl w:val="0"/>
+                <w:numId w:val="0"/>
+              </w:numPr>
+              <w:kinsoku/>
+              <w:wordWrap/>
+              <w:overflowPunct/>
+              <w:topLinePunct w:val="0"/>
+              <w:autoSpaceDE/>
+              <w:autoSpaceDN/>
+              <w:bidi w:val="0"/>
+              <w:adjustRightInd/>
+              <w:snapToGrid/>
+              <w:spacing w:line="360" w:lineRule="auto"/>
+              <w:jc w:val="center"/>
+              <w:textAlignment w:val="auto"/>
+              <w:rPr>
+                <w:rFonts w:hint="default" w:ascii="Times New Roman" w:hAnsi="Times New Roman" w:cs="Times New Roman"/>
+                <w:b/>
+                <w:bCs/>
+                <w:color w:val="auto"/>
+                <w:sz w:val="28"/>
+                <w:szCs w:val="28"/>
+                <w:highlight w:val="none"/>
+                <w:vertAlign w:val="baseline"/>
+                <w:lang w:val="en-US"/>
+              </w:rPr>
+            </w:pPr>
+            <w:r>
+              <w:rPr>
+                <w:rFonts w:hint="default" w:ascii="Times New Roman" w:hAnsi="Times New Roman" w:cs="Times New Roman"/>
+                <w:b/>
+                <w:bCs/>
+                <w:color w:val="auto"/>
+                <w:sz w:val="28"/>
+                <w:szCs w:val="28"/>
+                <w:highlight w:val="none"/>
+                <w:vertAlign w:val="baseline"/>
+                <w:lang w:val="en-US"/>
+              </w:rPr>
+              <w:t>Loại</w:t>
+            </w:r>
+          </w:p>
+        </w:tc>
+        <w:tc>
+          <w:tcPr>
+            <w:tcW w:w="2841" w:type="dxa"/>
+            <w:shd w:val="clear" w:color="auto" w:fill="5B9BD5" w:themeFill="accent1"/>
+          </w:tcPr>
+          <w:p>
+            <w:pPr>
+              <w:keepNext w:val="0"/>
+              <w:keepLines w:val="0"/>
+              <w:pageBreakBefore w:val="0"/>
+              <w:widowControl/>
+              <w:numPr>
+                <w:ilvl w:val="0"/>
+                <w:numId w:val="0"/>
+              </w:numPr>
+              <w:kinsoku/>
+              <w:wordWrap/>
+              <w:overflowPunct/>
+              <w:topLinePunct w:val="0"/>
+              <w:autoSpaceDE/>
+              <w:autoSpaceDN/>
+              <w:bidi w:val="0"/>
+              <w:adjustRightInd/>
+              <w:snapToGrid/>
+              <w:spacing w:line="360" w:lineRule="auto"/>
+              <w:jc w:val="center"/>
+              <w:textAlignment w:val="auto"/>
+              <w:rPr>
+                <w:rFonts w:hint="default" w:ascii="Times New Roman" w:hAnsi="Times New Roman" w:cs="Times New Roman"/>
+                <w:b/>
+                <w:bCs/>
+                <w:color w:val="auto"/>
+                <w:sz w:val="28"/>
+                <w:szCs w:val="28"/>
+                <w:highlight w:val="none"/>
+                <w:vertAlign w:val="baseline"/>
+                <w:lang w:val="en-US"/>
+              </w:rPr>
+            </w:pPr>
+            <w:r>
+              <w:rPr>
+                <w:rFonts w:hint="default" w:ascii="Times New Roman" w:hAnsi="Times New Roman" w:cs="Times New Roman"/>
+                <w:b/>
+                <w:bCs/>
+                <w:color w:val="auto"/>
+                <w:sz w:val="28"/>
+                <w:szCs w:val="28"/>
+                <w:highlight w:val="none"/>
+                <w:vertAlign w:val="baseline"/>
+                <w:lang w:val="en-US"/>
+              </w:rPr>
+              <w:t>Ghi chú</w:t>
+            </w:r>
+          </w:p>
+        </w:tc>
+      </w:tr>
+      <w:tr>
+        <w:tblPrEx>
+          <w:tblBorders>
+            <w:top w:val="single" w:color="auto" w:sz="4" w:space="0"/>
+            <w:left w:val="single" w:color="auto" w:sz="4" w:space="0"/>
+            <w:bottom w:val="single" w:color="auto" w:sz="4" w:space="0"/>
+            <w:right w:val="single" w:color="auto" w:sz="4" w:space="0"/>
+            <w:insideH w:val="single" w:color="auto" w:sz="4" w:space="0"/>
+            <w:insideV w:val="single" w:color="auto" w:sz="4" w:space="0"/>
+          </w:tblBorders>
+          <w:tblCellMar>
+            <w:top w:w="0" w:type="dxa"/>
+            <w:left w:w="108" w:type="dxa"/>
+            <w:bottom w:w="0" w:type="dxa"/>
+            <w:right w:w="108" w:type="dxa"/>
+          </w:tblCellMar>
+        </w:tblPrEx>
+        <w:tc>
+          <w:tcPr>
+            <w:tcW w:w="2840" w:type="dxa"/>
+          </w:tcPr>
+          <w:p>
+            <w:pPr>
+              <w:keepNext w:val="0"/>
+              <w:keepLines w:val="0"/>
+              <w:pageBreakBefore w:val="0"/>
+              <w:widowControl/>
+              <w:numPr>
+                <w:ilvl w:val="0"/>
+                <w:numId w:val="0"/>
+              </w:numPr>
+              <w:kinsoku/>
+              <w:wordWrap/>
+              <w:overflowPunct/>
+              <w:topLinePunct w:val="0"/>
+              <w:autoSpaceDE/>
+              <w:autoSpaceDN/>
+              <w:bidi w:val="0"/>
+              <w:adjustRightInd/>
+              <w:snapToGrid/>
+              <w:spacing w:line="360" w:lineRule="auto"/>
+              <w:jc w:val="left"/>
+              <w:textAlignment w:val="auto"/>
+              <w:rPr>
+                <w:rFonts w:hint="default" w:ascii="Times New Roman" w:hAnsi="Times New Roman" w:cs="Times New Roman"/>
+                <w:b w:val="0"/>
+                <w:bCs w:val="0"/>
+                <w:sz w:val="28"/>
+                <w:szCs w:val="28"/>
+                <w:vertAlign w:val="baseline"/>
+                <w:lang w:val="en-US"/>
+              </w:rPr>
+            </w:pPr>
+            <w:r>
+              <w:rPr>
+                <w:rFonts w:hint="default" w:ascii="Times New Roman" w:hAnsi="Times New Roman" w:cs="Times New Roman"/>
+                <w:b w:val="0"/>
+                <w:bCs w:val="0"/>
+                <w:sz w:val="28"/>
+                <w:szCs w:val="28"/>
+                <w:vertAlign w:val="baseline"/>
+                <w:lang w:val="en-US"/>
+              </w:rPr>
+              <w:t>Id</w:t>
+            </w:r>
+          </w:p>
+        </w:tc>
+        <w:tc>
+          <w:tcPr>
+            <w:tcW w:w="2841" w:type="dxa"/>
+          </w:tcPr>
+          <w:p>
+            <w:pPr>
+              <w:keepNext w:val="0"/>
+              <w:keepLines w:val="0"/>
+              <w:pageBreakBefore w:val="0"/>
+              <w:widowControl/>
+              <w:numPr>
+                <w:ilvl w:val="0"/>
+                <w:numId w:val="0"/>
+              </w:numPr>
+              <w:kinsoku/>
+              <w:wordWrap/>
+              <w:overflowPunct/>
+              <w:topLinePunct w:val="0"/>
+              <w:autoSpaceDE/>
+              <w:autoSpaceDN/>
+              <w:bidi w:val="0"/>
+              <w:adjustRightInd/>
+              <w:snapToGrid/>
+              <w:spacing w:line="360" w:lineRule="auto"/>
+              <w:jc w:val="left"/>
+              <w:textAlignment w:val="auto"/>
+              <w:rPr>
+                <w:rFonts w:hint="default" w:ascii="Times New Roman" w:hAnsi="Times New Roman" w:cs="Times New Roman"/>
+                <w:b w:val="0"/>
+                <w:bCs w:val="0"/>
+                <w:sz w:val="28"/>
+                <w:szCs w:val="28"/>
+                <w:vertAlign w:val="baseline"/>
+                <w:lang w:val="en-US"/>
+              </w:rPr>
+            </w:pPr>
+            <w:r>
+              <w:rPr>
+                <w:rFonts w:hint="default" w:ascii="Times New Roman" w:hAnsi="Times New Roman" w:cs="Times New Roman"/>
+                <w:b w:val="0"/>
+                <w:bCs w:val="0"/>
+                <w:sz w:val="28"/>
+                <w:szCs w:val="28"/>
+                <w:vertAlign w:val="baseline"/>
+                <w:lang w:val="en-US"/>
+              </w:rPr>
+              <w:t>Primary key, Interger, Not null</w:t>
+            </w:r>
+          </w:p>
+        </w:tc>
+        <w:tc>
+          <w:tcPr>
+            <w:tcW w:w="2841" w:type="dxa"/>
+          </w:tcPr>
+          <w:p>
+            <w:pPr>
+              <w:keepNext w:val="0"/>
+              <w:keepLines w:val="0"/>
+              <w:pageBreakBefore w:val="0"/>
+              <w:widowControl/>
+              <w:numPr>
+                <w:ilvl w:val="0"/>
+                <w:numId w:val="0"/>
+              </w:numPr>
+              <w:kinsoku/>
+              <w:wordWrap/>
+              <w:overflowPunct/>
+              <w:topLinePunct w:val="0"/>
+              <w:autoSpaceDE/>
+              <w:autoSpaceDN/>
+              <w:bidi w:val="0"/>
+              <w:adjustRightInd/>
+              <w:snapToGrid/>
+              <w:spacing w:line="360" w:lineRule="auto"/>
+              <w:jc w:val="left"/>
+              <w:textAlignment w:val="auto"/>
+              <w:rPr>
+                <w:rFonts w:hint="default" w:ascii="Times New Roman" w:hAnsi="Times New Roman" w:cs="Times New Roman"/>
+                <w:b w:val="0"/>
+                <w:bCs w:val="0"/>
+                <w:sz w:val="28"/>
+                <w:szCs w:val="28"/>
+                <w:vertAlign w:val="baseline"/>
+                <w:lang w:val="en-US"/>
+              </w:rPr>
+            </w:pPr>
+            <w:r>
+              <w:rPr>
+                <w:rFonts w:hint="default" w:ascii="Times New Roman" w:hAnsi="Times New Roman" w:cs="Times New Roman"/>
+                <w:b w:val="0"/>
+                <w:bCs w:val="0"/>
+                <w:sz w:val="28"/>
+                <w:szCs w:val="28"/>
+                <w:vertAlign w:val="baseline"/>
+                <w:lang w:val="en-US"/>
+              </w:rPr>
+              <w:t>Auto increment</w:t>
+            </w:r>
+          </w:p>
+        </w:tc>
+      </w:tr>
+      <w:tr>
+        <w:tblPrEx>
+          <w:tblBorders>
+            <w:top w:val="single" w:color="auto" w:sz="4" w:space="0"/>
+            <w:left w:val="single" w:color="auto" w:sz="4" w:space="0"/>
+            <w:bottom w:val="single" w:color="auto" w:sz="4" w:space="0"/>
+            <w:right w:val="single" w:color="auto" w:sz="4" w:space="0"/>
+            <w:insideH w:val="single" w:color="auto" w:sz="4" w:space="0"/>
+            <w:insideV w:val="single" w:color="auto" w:sz="4" w:space="0"/>
+          </w:tblBorders>
+          <w:tblCellMar>
+            <w:top w:w="0" w:type="dxa"/>
+            <w:left w:w="108" w:type="dxa"/>
+            <w:bottom w:w="0" w:type="dxa"/>
+            <w:right w:w="108" w:type="dxa"/>
+          </w:tblCellMar>
+        </w:tblPrEx>
+        <w:tc>
+          <w:tcPr>
+            <w:tcW w:w="2840" w:type="dxa"/>
+          </w:tcPr>
+          <w:p>
+            <w:pPr>
+              <w:keepNext w:val="0"/>
+              <w:keepLines w:val="0"/>
+              <w:pageBreakBefore w:val="0"/>
+              <w:widowControl/>
+              <w:numPr>
+                <w:ilvl w:val="0"/>
+                <w:numId w:val="0"/>
+              </w:numPr>
+              <w:kinsoku/>
+              <w:wordWrap/>
+              <w:overflowPunct/>
+              <w:topLinePunct w:val="0"/>
+              <w:autoSpaceDE/>
+              <w:autoSpaceDN/>
+              <w:bidi w:val="0"/>
+              <w:adjustRightInd/>
+              <w:snapToGrid/>
+              <w:spacing w:line="360" w:lineRule="auto"/>
+              <w:jc w:val="left"/>
+              <w:textAlignment w:val="auto"/>
+              <w:rPr>
+                <w:rFonts w:hint="default" w:ascii="Times New Roman" w:hAnsi="Times New Roman" w:cs="Times New Roman"/>
+                <w:b w:val="0"/>
+                <w:bCs w:val="0"/>
+                <w:sz w:val="28"/>
+                <w:szCs w:val="28"/>
+                <w:vertAlign w:val="baseline"/>
+                <w:lang w:val="en-US"/>
+              </w:rPr>
+            </w:pPr>
+            <w:r>
+              <w:rPr>
+                <w:rFonts w:hint="default" w:ascii="Times New Roman" w:hAnsi="Times New Roman" w:cs="Times New Roman"/>
+                <w:b w:val="0"/>
+                <w:bCs w:val="0"/>
+                <w:sz w:val="28"/>
+                <w:szCs w:val="28"/>
+                <w:vertAlign w:val="baseline"/>
+                <w:lang w:val="en-US"/>
+              </w:rPr>
+              <w:t>Name</w:t>
+            </w:r>
+          </w:p>
+        </w:tc>
+        <w:tc>
+          <w:tcPr>
+            <w:tcW w:w="2841" w:type="dxa"/>
+          </w:tcPr>
+          <w:p>
+            <w:pPr>
+              <w:keepNext w:val="0"/>
+              <w:keepLines w:val="0"/>
+              <w:pageBreakBefore w:val="0"/>
+              <w:widowControl/>
+              <w:numPr>
+                <w:ilvl w:val="0"/>
+                <w:numId w:val="0"/>
+              </w:numPr>
+              <w:kinsoku/>
+              <w:wordWrap/>
+              <w:overflowPunct/>
+              <w:topLinePunct w:val="0"/>
+              <w:autoSpaceDE/>
+              <w:autoSpaceDN/>
+              <w:bidi w:val="0"/>
+              <w:adjustRightInd/>
+              <w:snapToGrid/>
+              <w:spacing w:line="360" w:lineRule="auto"/>
+              <w:jc w:val="left"/>
+              <w:textAlignment w:val="auto"/>
+              <w:rPr>
+                <w:rFonts w:hint="default" w:ascii="Times New Roman" w:hAnsi="Times New Roman" w:cs="Times New Roman"/>
+                <w:b w:val="0"/>
+                <w:bCs w:val="0"/>
+                <w:sz w:val="28"/>
+                <w:szCs w:val="28"/>
+                <w:vertAlign w:val="baseline"/>
+                <w:lang w:val="en-US"/>
+              </w:rPr>
+            </w:pPr>
+            <w:r>
+              <w:rPr>
+                <w:rFonts w:hint="default" w:ascii="Times New Roman" w:hAnsi="Times New Roman" w:cs="Times New Roman"/>
+                <w:b w:val="0"/>
+                <w:bCs w:val="0"/>
+                <w:sz w:val="28"/>
+                <w:szCs w:val="28"/>
+                <w:vertAlign w:val="baseline"/>
+                <w:lang w:val="en-US"/>
+              </w:rPr>
+              <w:t>Text, Not null</w:t>
+            </w:r>
+          </w:p>
+        </w:tc>
+        <w:tc>
+          <w:tcPr>
+            <w:tcW w:w="2841" w:type="dxa"/>
+            <w:shd w:val="clear"/>
+            <w:vAlign w:val="top"/>
+          </w:tcPr>
+          <w:p>
+            <w:pPr>
+              <w:keepNext w:val="0"/>
+              <w:keepLines w:val="0"/>
+              <w:pageBreakBefore w:val="0"/>
+              <w:widowControl/>
+              <w:numPr>
+                <w:ilvl w:val="0"/>
+                <w:numId w:val="0"/>
+              </w:numPr>
+              <w:kinsoku/>
+              <w:wordWrap/>
+              <w:overflowPunct/>
+              <w:topLinePunct w:val="0"/>
+              <w:autoSpaceDE/>
+              <w:autoSpaceDN/>
+              <w:bidi w:val="0"/>
+              <w:adjustRightInd/>
+              <w:snapToGrid/>
+              <w:spacing w:line="360" w:lineRule="auto"/>
+              <w:ind w:left="0" w:leftChars="0" w:firstLine="0" w:firstLineChars="0"/>
+              <w:jc w:val="left"/>
+              <w:textAlignment w:val="auto"/>
+              <w:rPr>
+                <w:rFonts w:hint="default" w:ascii="Times New Roman" w:hAnsi="Times New Roman" w:cs="Times New Roman"/>
+                <w:b w:val="0"/>
+                <w:bCs w:val="0"/>
+                <w:sz w:val="28"/>
+                <w:szCs w:val="28"/>
+                <w:vertAlign w:val="baseline"/>
+                <w:lang w:val="en-US"/>
+              </w:rPr>
+            </w:pPr>
+          </w:p>
+        </w:tc>
+      </w:tr>
+      <w:tr>
+        <w:tblPrEx>
+          <w:tblBorders>
+            <w:top w:val="single" w:color="auto" w:sz="4" w:space="0"/>
+            <w:left w:val="single" w:color="auto" w:sz="4" w:space="0"/>
+            <w:bottom w:val="single" w:color="auto" w:sz="4" w:space="0"/>
+            <w:right w:val="single" w:color="auto" w:sz="4" w:space="0"/>
+            <w:insideH w:val="single" w:color="auto" w:sz="4" w:space="0"/>
+            <w:insideV w:val="single" w:color="auto" w:sz="4" w:space="0"/>
+          </w:tblBorders>
+          <w:tblCellMar>
+            <w:top w:w="0" w:type="dxa"/>
+            <w:left w:w="108" w:type="dxa"/>
+            <w:bottom w:w="0" w:type="dxa"/>
+            <w:right w:w="108" w:type="dxa"/>
+          </w:tblCellMar>
+        </w:tblPrEx>
+        <w:tc>
+          <w:tcPr>
+            <w:tcW w:w="2840" w:type="dxa"/>
+          </w:tcPr>
+          <w:p>
+            <w:pPr>
+              <w:keepNext w:val="0"/>
+              <w:keepLines w:val="0"/>
+              <w:pageBreakBefore w:val="0"/>
+              <w:widowControl/>
+              <w:numPr>
+                <w:ilvl w:val="0"/>
+                <w:numId w:val="0"/>
+              </w:numPr>
+              <w:kinsoku/>
+              <w:wordWrap/>
+              <w:overflowPunct/>
+              <w:topLinePunct w:val="0"/>
+              <w:autoSpaceDE/>
+              <w:autoSpaceDN/>
+              <w:bidi w:val="0"/>
+              <w:adjustRightInd/>
+              <w:snapToGrid/>
+              <w:spacing w:line="360" w:lineRule="auto"/>
+              <w:jc w:val="left"/>
+              <w:textAlignment w:val="auto"/>
+              <w:rPr>
+                <w:rFonts w:hint="default" w:ascii="Times New Roman" w:hAnsi="Times New Roman" w:cs="Times New Roman"/>
+                <w:b w:val="0"/>
+                <w:bCs w:val="0"/>
+                <w:sz w:val="28"/>
+                <w:szCs w:val="28"/>
+                <w:vertAlign w:val="baseline"/>
+                <w:lang w:val="en-US"/>
+              </w:rPr>
+            </w:pPr>
+            <w:r>
+              <w:rPr>
+                <w:rFonts w:hint="default" w:ascii="Times New Roman" w:hAnsi="Times New Roman" w:cs="Times New Roman"/>
+                <w:b w:val="0"/>
+                <w:bCs w:val="0"/>
+                <w:sz w:val="28"/>
+                <w:szCs w:val="28"/>
+                <w:vertAlign w:val="baseline"/>
+                <w:lang w:val="en-US"/>
+              </w:rPr>
+              <w:t>Image</w:t>
+            </w:r>
+          </w:p>
+        </w:tc>
+        <w:tc>
+          <w:tcPr>
+            <w:tcW w:w="2841" w:type="dxa"/>
+          </w:tcPr>
+          <w:p>
+            <w:pPr>
+              <w:keepNext w:val="0"/>
+              <w:keepLines w:val="0"/>
+              <w:pageBreakBefore w:val="0"/>
+              <w:widowControl/>
+              <w:numPr>
+                <w:ilvl w:val="0"/>
+                <w:numId w:val="0"/>
+              </w:numPr>
+              <w:kinsoku/>
+              <w:wordWrap/>
+              <w:overflowPunct/>
+              <w:topLinePunct w:val="0"/>
+              <w:autoSpaceDE/>
+              <w:autoSpaceDN/>
+              <w:bidi w:val="0"/>
+              <w:adjustRightInd/>
+              <w:snapToGrid/>
+              <w:spacing w:line="360" w:lineRule="auto"/>
+              <w:jc w:val="left"/>
+              <w:textAlignment w:val="auto"/>
+              <w:rPr>
+                <w:rFonts w:hint="default" w:ascii="Times New Roman" w:hAnsi="Times New Roman" w:cs="Times New Roman"/>
+                <w:b w:val="0"/>
+                <w:bCs w:val="0"/>
+                <w:sz w:val="28"/>
+                <w:szCs w:val="28"/>
+                <w:vertAlign w:val="baseline"/>
+                <w:lang w:val="en-US"/>
+              </w:rPr>
+            </w:pPr>
+            <w:r>
+              <w:rPr>
+                <w:rFonts w:hint="default" w:ascii="Times New Roman" w:hAnsi="Times New Roman" w:cs="Times New Roman"/>
+                <w:b w:val="0"/>
+                <w:bCs w:val="0"/>
+                <w:sz w:val="28"/>
+                <w:szCs w:val="28"/>
+                <w:vertAlign w:val="baseline"/>
+                <w:lang w:val="en-US"/>
+              </w:rPr>
+              <w:t>Text, Not null</w:t>
+            </w:r>
+          </w:p>
+        </w:tc>
+        <w:tc>
+          <w:tcPr>
+            <w:tcW w:w="2841" w:type="dxa"/>
+            <w:shd w:val="clear"/>
+            <w:vAlign w:val="top"/>
+          </w:tcPr>
+          <w:p>
+            <w:pPr>
+              <w:keepNext w:val="0"/>
+              <w:keepLines w:val="0"/>
+              <w:pageBreakBefore w:val="0"/>
+              <w:widowControl/>
+              <w:numPr>
+                <w:ilvl w:val="0"/>
+                <w:numId w:val="0"/>
+              </w:numPr>
+              <w:kinsoku/>
+              <w:wordWrap/>
+              <w:overflowPunct/>
+              <w:topLinePunct w:val="0"/>
+              <w:autoSpaceDE/>
+              <w:autoSpaceDN/>
+              <w:bidi w:val="0"/>
+              <w:adjustRightInd/>
+              <w:snapToGrid/>
+              <w:spacing w:line="360" w:lineRule="auto"/>
+              <w:ind w:left="0" w:leftChars="0" w:firstLine="0" w:firstLineChars="0"/>
+              <w:jc w:val="left"/>
+              <w:textAlignment w:val="auto"/>
+              <w:rPr>
+                <w:rFonts w:hint="default" w:ascii="Times New Roman" w:hAnsi="Times New Roman" w:cs="Times New Roman" w:eastAsiaTheme="minorEastAsia"/>
+                <w:b w:val="0"/>
+                <w:bCs w:val="0"/>
+                <w:sz w:val="28"/>
+                <w:szCs w:val="28"/>
+                <w:vertAlign w:val="baseline"/>
+                <w:lang w:val="en-US" w:eastAsia="zh-CN" w:bidi="ar-SA"/>
+              </w:rPr>
+            </w:pPr>
+            <w:r>
+              <w:rPr>
+                <w:rFonts w:hint="default" w:ascii="Times New Roman" w:hAnsi="Times New Roman" w:cs="Times New Roman"/>
+                <w:b w:val="0"/>
+                <w:bCs w:val="0"/>
+                <w:sz w:val="28"/>
+                <w:szCs w:val="28"/>
+                <w:vertAlign w:val="baseline"/>
+                <w:lang w:val="en-US"/>
+              </w:rPr>
+              <w:t>Base64 string</w:t>
+            </w:r>
+          </w:p>
+        </w:tc>
+      </w:tr>
+      <w:tr>
+        <w:tblPrEx>
+          <w:tblBorders>
+            <w:top w:val="single" w:color="auto" w:sz="4" w:space="0"/>
+            <w:left w:val="single" w:color="auto" w:sz="4" w:space="0"/>
+            <w:bottom w:val="single" w:color="auto" w:sz="4" w:space="0"/>
+            <w:right w:val="single" w:color="auto" w:sz="4" w:space="0"/>
+            <w:insideH w:val="single" w:color="auto" w:sz="4" w:space="0"/>
+            <w:insideV w:val="single" w:color="auto" w:sz="4" w:space="0"/>
+          </w:tblBorders>
+          <w:tblCellMar>
+            <w:top w:w="0" w:type="dxa"/>
+            <w:left w:w="108" w:type="dxa"/>
+            <w:bottom w:w="0" w:type="dxa"/>
+            <w:right w:w="108" w:type="dxa"/>
+          </w:tblCellMar>
+        </w:tblPrEx>
+        <w:tc>
+          <w:tcPr>
+            <w:tcW w:w="2840" w:type="dxa"/>
+          </w:tcPr>
+          <w:p>
+            <w:pPr>
+              <w:keepNext w:val="0"/>
+              <w:keepLines w:val="0"/>
+              <w:pageBreakBefore w:val="0"/>
+              <w:widowControl/>
+              <w:numPr>
+                <w:ilvl w:val="0"/>
+                <w:numId w:val="0"/>
+              </w:numPr>
+              <w:kinsoku/>
+              <w:wordWrap/>
+              <w:overflowPunct/>
+              <w:topLinePunct w:val="0"/>
+              <w:autoSpaceDE/>
+              <w:autoSpaceDN/>
+              <w:bidi w:val="0"/>
+              <w:adjustRightInd/>
+              <w:snapToGrid/>
+              <w:spacing w:line="360" w:lineRule="auto"/>
+              <w:jc w:val="left"/>
+              <w:textAlignment w:val="auto"/>
+              <w:rPr>
+                <w:rFonts w:hint="default" w:ascii="Times New Roman" w:hAnsi="Times New Roman" w:cs="Times New Roman"/>
+                <w:b w:val="0"/>
+                <w:bCs w:val="0"/>
+                <w:sz w:val="28"/>
+                <w:szCs w:val="28"/>
+                <w:vertAlign w:val="baseline"/>
+                <w:lang w:val="en-US"/>
+              </w:rPr>
+            </w:pPr>
+            <w:r>
+              <w:rPr>
+                <w:rFonts w:hint="default" w:ascii="Times New Roman" w:hAnsi="Times New Roman" w:cs="Times New Roman"/>
+                <w:b w:val="0"/>
+                <w:bCs w:val="0"/>
+                <w:sz w:val="28"/>
+                <w:szCs w:val="28"/>
+                <w:vertAlign w:val="baseline"/>
+                <w:lang w:val="en-US"/>
+              </w:rPr>
+              <w:t>Price</w:t>
+            </w:r>
+          </w:p>
+        </w:tc>
+        <w:tc>
+          <w:tcPr>
+            <w:tcW w:w="2841" w:type="dxa"/>
+          </w:tcPr>
+          <w:p>
+            <w:pPr>
+              <w:keepNext w:val="0"/>
+              <w:keepLines w:val="0"/>
+              <w:pageBreakBefore w:val="0"/>
+              <w:widowControl/>
+              <w:numPr>
+                <w:ilvl w:val="0"/>
+                <w:numId w:val="0"/>
+              </w:numPr>
+              <w:kinsoku/>
+              <w:wordWrap/>
+              <w:overflowPunct/>
+              <w:topLinePunct w:val="0"/>
+              <w:autoSpaceDE/>
+              <w:autoSpaceDN/>
+              <w:bidi w:val="0"/>
+              <w:adjustRightInd/>
+              <w:snapToGrid/>
+              <w:spacing w:line="360" w:lineRule="auto"/>
+              <w:jc w:val="left"/>
+              <w:textAlignment w:val="auto"/>
+              <w:rPr>
+                <w:rFonts w:hint="default" w:ascii="Times New Roman" w:hAnsi="Times New Roman" w:cs="Times New Roman"/>
+                <w:b w:val="0"/>
+                <w:bCs w:val="0"/>
+                <w:sz w:val="28"/>
+                <w:szCs w:val="28"/>
+                <w:vertAlign w:val="baseline"/>
+                <w:lang w:val="en-US"/>
+              </w:rPr>
+            </w:pPr>
+            <w:r>
+              <w:rPr>
+                <w:rFonts w:hint="default" w:ascii="Times New Roman" w:hAnsi="Times New Roman" w:cs="Times New Roman"/>
+                <w:b w:val="0"/>
+                <w:bCs w:val="0"/>
+                <w:sz w:val="28"/>
+                <w:szCs w:val="28"/>
+                <w:vertAlign w:val="baseline"/>
+                <w:lang w:val="en-US"/>
+              </w:rPr>
+              <w:t>Text, Not null</w:t>
+            </w:r>
+          </w:p>
+        </w:tc>
+        <w:tc>
+          <w:tcPr>
+            <w:tcW w:w="2841" w:type="dxa"/>
+          </w:tcPr>
+          <w:p>
+            <w:pPr>
+              <w:keepNext w:val="0"/>
+              <w:keepLines w:val="0"/>
+              <w:pageBreakBefore w:val="0"/>
+              <w:widowControl/>
+              <w:numPr>
+                <w:ilvl w:val="0"/>
+                <w:numId w:val="0"/>
+              </w:numPr>
+              <w:kinsoku/>
+              <w:wordWrap/>
+              <w:overflowPunct/>
+              <w:topLinePunct w:val="0"/>
+              <w:autoSpaceDE/>
+              <w:autoSpaceDN/>
+              <w:bidi w:val="0"/>
+              <w:adjustRightInd/>
+              <w:snapToGrid/>
+              <w:spacing w:line="360" w:lineRule="auto"/>
+              <w:jc w:val="left"/>
+              <w:textAlignment w:val="auto"/>
+              <w:rPr>
+                <w:rFonts w:hint="default" w:ascii="Times New Roman" w:hAnsi="Times New Roman" w:cs="Times New Roman"/>
+                <w:b w:val="0"/>
+                <w:bCs w:val="0"/>
+                <w:sz w:val="28"/>
+                <w:szCs w:val="28"/>
+                <w:vertAlign w:val="baseline"/>
+                <w:lang w:val="en-US"/>
+              </w:rPr>
+            </w:pPr>
+          </w:p>
+        </w:tc>
+      </w:tr>
+      <w:tr>
+        <w:tblPrEx>
+          <w:tblBorders>
+            <w:top w:val="single" w:color="auto" w:sz="4" w:space="0"/>
+            <w:left w:val="single" w:color="auto" w:sz="4" w:space="0"/>
+            <w:bottom w:val="single" w:color="auto" w:sz="4" w:space="0"/>
+            <w:right w:val="single" w:color="auto" w:sz="4" w:space="0"/>
+            <w:insideH w:val="single" w:color="auto" w:sz="4" w:space="0"/>
+            <w:insideV w:val="single" w:color="auto" w:sz="4" w:space="0"/>
+          </w:tblBorders>
+          <w:tblCellMar>
+            <w:top w:w="0" w:type="dxa"/>
+            <w:left w:w="108" w:type="dxa"/>
+            <w:bottom w:w="0" w:type="dxa"/>
+            <w:right w:w="108" w:type="dxa"/>
+          </w:tblCellMar>
+        </w:tblPrEx>
+        <w:tc>
+          <w:tcPr>
+            <w:tcW w:w="2840" w:type="dxa"/>
+          </w:tcPr>
+          <w:p>
+            <w:pPr>
+              <w:keepNext w:val="0"/>
+              <w:keepLines w:val="0"/>
+              <w:pageBreakBefore w:val="0"/>
+              <w:widowControl/>
+              <w:numPr>
+                <w:ilvl w:val="0"/>
+                <w:numId w:val="0"/>
+              </w:numPr>
+              <w:kinsoku/>
+              <w:wordWrap/>
+              <w:overflowPunct/>
+              <w:topLinePunct w:val="0"/>
+              <w:autoSpaceDE/>
+              <w:autoSpaceDN/>
+              <w:bidi w:val="0"/>
+              <w:adjustRightInd/>
+              <w:snapToGrid/>
+              <w:spacing w:line="360" w:lineRule="auto"/>
+              <w:jc w:val="left"/>
+              <w:textAlignment w:val="auto"/>
+              <w:rPr>
+                <w:rFonts w:hint="default" w:ascii="Times New Roman" w:hAnsi="Times New Roman" w:cs="Times New Roman"/>
+                <w:b w:val="0"/>
+                <w:bCs w:val="0"/>
+                <w:sz w:val="28"/>
+                <w:szCs w:val="28"/>
+                <w:vertAlign w:val="baseline"/>
+                <w:lang w:val="en-US"/>
+              </w:rPr>
+            </w:pPr>
+            <w:r>
+              <w:rPr>
+                <w:rFonts w:hint="default" w:ascii="Times New Roman" w:hAnsi="Times New Roman" w:cs="Times New Roman"/>
+                <w:b w:val="0"/>
+                <w:bCs w:val="0"/>
+                <w:sz w:val="28"/>
+                <w:szCs w:val="28"/>
+                <w:vertAlign w:val="baseline"/>
+                <w:lang w:val="en-US"/>
+              </w:rPr>
+              <w:t>TypeId</w:t>
+            </w:r>
+          </w:p>
+        </w:tc>
+        <w:tc>
+          <w:tcPr>
+            <w:tcW w:w="2841" w:type="dxa"/>
+          </w:tcPr>
+          <w:p>
+            <w:pPr>
+              <w:keepNext w:val="0"/>
+              <w:keepLines w:val="0"/>
+              <w:pageBreakBefore w:val="0"/>
+              <w:widowControl/>
+              <w:numPr>
+                <w:ilvl w:val="0"/>
+                <w:numId w:val="0"/>
+              </w:numPr>
+              <w:kinsoku/>
+              <w:wordWrap/>
+              <w:overflowPunct/>
+              <w:topLinePunct w:val="0"/>
+              <w:autoSpaceDE/>
+              <w:autoSpaceDN/>
+              <w:bidi w:val="0"/>
+              <w:adjustRightInd/>
+              <w:snapToGrid/>
+              <w:spacing w:line="360" w:lineRule="auto"/>
+              <w:jc w:val="left"/>
+              <w:textAlignment w:val="auto"/>
+              <w:rPr>
+                <w:rFonts w:hint="default" w:ascii="Times New Roman" w:hAnsi="Times New Roman" w:cs="Times New Roman"/>
+                <w:b w:val="0"/>
+                <w:bCs w:val="0"/>
+                <w:sz w:val="28"/>
+                <w:szCs w:val="28"/>
+                <w:vertAlign w:val="baseline"/>
+                <w:lang w:val="en-US"/>
+              </w:rPr>
+            </w:pPr>
+            <w:r>
+              <w:rPr>
+                <w:rFonts w:hint="default" w:ascii="Times New Roman" w:hAnsi="Times New Roman" w:cs="Times New Roman"/>
+                <w:b w:val="0"/>
+                <w:bCs w:val="0"/>
+                <w:sz w:val="28"/>
+                <w:szCs w:val="28"/>
+                <w:vertAlign w:val="baseline"/>
+                <w:lang w:val="en-US"/>
+              </w:rPr>
+              <w:t>Foreign key, Interger, Not null</w:t>
+            </w:r>
+          </w:p>
+        </w:tc>
+        <w:tc>
+          <w:tcPr>
+            <w:tcW w:w="2841" w:type="dxa"/>
+          </w:tcPr>
+          <w:p>
+            <w:pPr>
+              <w:keepNext w:val="0"/>
+              <w:keepLines w:val="0"/>
+              <w:pageBreakBefore w:val="0"/>
+              <w:widowControl/>
+              <w:numPr>
+                <w:ilvl w:val="0"/>
+                <w:numId w:val="0"/>
+              </w:numPr>
+              <w:kinsoku/>
+              <w:wordWrap/>
+              <w:overflowPunct/>
+              <w:topLinePunct w:val="0"/>
+              <w:autoSpaceDE/>
+              <w:autoSpaceDN/>
+              <w:bidi w:val="0"/>
+              <w:adjustRightInd/>
+              <w:snapToGrid/>
+              <w:spacing w:line="360" w:lineRule="auto"/>
+              <w:jc w:val="left"/>
+              <w:textAlignment w:val="auto"/>
+              <w:rPr>
+                <w:rFonts w:hint="default" w:ascii="Times New Roman" w:hAnsi="Times New Roman" w:cs="Times New Roman"/>
+                <w:b w:val="0"/>
+                <w:bCs w:val="0"/>
+                <w:sz w:val="28"/>
+                <w:szCs w:val="28"/>
+                <w:vertAlign w:val="baseline"/>
+                <w:lang w:val="en-US"/>
+              </w:rPr>
+            </w:pPr>
+          </w:p>
+        </w:tc>
+      </w:tr>
+      <w:tr>
+        <w:tblPrEx>
+          <w:tblBorders>
+            <w:top w:val="single" w:color="auto" w:sz="4" w:space="0"/>
+            <w:left w:val="single" w:color="auto" w:sz="4" w:space="0"/>
+            <w:bottom w:val="single" w:color="auto" w:sz="4" w:space="0"/>
+            <w:right w:val="single" w:color="auto" w:sz="4" w:space="0"/>
+            <w:insideH w:val="single" w:color="auto" w:sz="4" w:space="0"/>
+            <w:insideV w:val="single" w:color="auto" w:sz="4" w:space="0"/>
+          </w:tblBorders>
+          <w:tblCellMar>
+            <w:top w:w="0" w:type="dxa"/>
+            <w:left w:w="108" w:type="dxa"/>
+            <w:bottom w:w="0" w:type="dxa"/>
+            <w:right w:w="108" w:type="dxa"/>
+          </w:tblCellMar>
+        </w:tblPrEx>
+        <w:tc>
+          <w:tcPr>
+            <w:tcW w:w="2840" w:type="dxa"/>
+          </w:tcPr>
+          <w:p>
+            <w:pPr>
+              <w:keepNext w:val="0"/>
+              <w:keepLines w:val="0"/>
+              <w:pageBreakBefore w:val="0"/>
+              <w:widowControl/>
+              <w:numPr>
+                <w:ilvl w:val="0"/>
+                <w:numId w:val="0"/>
+              </w:numPr>
+              <w:kinsoku/>
+              <w:wordWrap/>
+              <w:overflowPunct/>
+              <w:topLinePunct w:val="0"/>
+              <w:autoSpaceDE/>
+              <w:autoSpaceDN/>
+              <w:bidi w:val="0"/>
+              <w:adjustRightInd/>
+              <w:snapToGrid/>
+              <w:spacing w:line="360" w:lineRule="auto"/>
+              <w:jc w:val="left"/>
+              <w:textAlignment w:val="auto"/>
+              <w:rPr>
+                <w:rFonts w:hint="default" w:ascii="Times New Roman" w:hAnsi="Times New Roman" w:cs="Times New Roman"/>
+                <w:b w:val="0"/>
+                <w:bCs w:val="0"/>
+                <w:sz w:val="28"/>
+                <w:szCs w:val="28"/>
+                <w:vertAlign w:val="baseline"/>
+                <w:lang w:val="en-US"/>
+              </w:rPr>
+            </w:pPr>
+            <w:r>
+              <w:rPr>
+                <w:rFonts w:hint="default" w:ascii="Times New Roman" w:hAnsi="Times New Roman" w:cs="Times New Roman"/>
+                <w:b w:val="0"/>
+                <w:bCs w:val="0"/>
+                <w:sz w:val="28"/>
+                <w:szCs w:val="28"/>
+                <w:vertAlign w:val="baseline"/>
+                <w:lang w:val="en-US"/>
+              </w:rPr>
+              <w:t>FirmId</w:t>
+            </w:r>
+          </w:p>
+        </w:tc>
+        <w:tc>
+          <w:tcPr>
+            <w:tcW w:w="2841" w:type="dxa"/>
+          </w:tcPr>
+          <w:p>
+            <w:pPr>
+              <w:keepNext w:val="0"/>
+              <w:keepLines w:val="0"/>
+              <w:pageBreakBefore w:val="0"/>
+              <w:widowControl/>
+              <w:numPr>
+                <w:ilvl w:val="0"/>
+                <w:numId w:val="0"/>
+              </w:numPr>
+              <w:kinsoku/>
+              <w:wordWrap/>
+              <w:overflowPunct/>
+              <w:topLinePunct w:val="0"/>
+              <w:autoSpaceDE/>
+              <w:autoSpaceDN/>
+              <w:bidi w:val="0"/>
+              <w:adjustRightInd/>
+              <w:snapToGrid/>
+              <w:spacing w:line="360" w:lineRule="auto"/>
+              <w:jc w:val="left"/>
+              <w:textAlignment w:val="auto"/>
+              <w:rPr>
+                <w:rFonts w:hint="default" w:ascii="Times New Roman" w:hAnsi="Times New Roman" w:cs="Times New Roman"/>
+                <w:b w:val="0"/>
+                <w:bCs w:val="0"/>
+                <w:sz w:val="28"/>
+                <w:szCs w:val="28"/>
+                <w:vertAlign w:val="baseline"/>
+                <w:lang w:val="en-US"/>
+              </w:rPr>
+            </w:pPr>
+            <w:r>
+              <w:rPr>
+                <w:rFonts w:hint="default" w:ascii="Times New Roman" w:hAnsi="Times New Roman" w:cs="Times New Roman"/>
+                <w:b w:val="0"/>
+                <w:bCs w:val="0"/>
+                <w:sz w:val="28"/>
+                <w:szCs w:val="28"/>
+                <w:vertAlign w:val="baseline"/>
+                <w:lang w:val="en-US"/>
+              </w:rPr>
+              <w:t>Foreign key, Interger, Not null</w:t>
+            </w:r>
+          </w:p>
+        </w:tc>
+        <w:tc>
+          <w:tcPr>
+            <w:tcW w:w="2841" w:type="dxa"/>
+          </w:tcPr>
+          <w:p>
+            <w:pPr>
+              <w:keepNext w:val="0"/>
+              <w:keepLines w:val="0"/>
+              <w:pageBreakBefore w:val="0"/>
+              <w:widowControl/>
+              <w:numPr>
+                <w:ilvl w:val="0"/>
+                <w:numId w:val="0"/>
+              </w:numPr>
+              <w:kinsoku/>
+              <w:wordWrap/>
+              <w:overflowPunct/>
+              <w:topLinePunct w:val="0"/>
+              <w:autoSpaceDE/>
+              <w:autoSpaceDN/>
+              <w:bidi w:val="0"/>
+              <w:adjustRightInd/>
+              <w:snapToGrid/>
+              <w:spacing w:line="360" w:lineRule="auto"/>
+              <w:jc w:val="left"/>
+              <w:textAlignment w:val="auto"/>
+              <w:rPr>
+                <w:rFonts w:hint="default" w:ascii="Times New Roman" w:hAnsi="Times New Roman" w:cs="Times New Roman"/>
+                <w:b w:val="0"/>
+                <w:bCs w:val="0"/>
+                <w:sz w:val="28"/>
+                <w:szCs w:val="28"/>
+                <w:vertAlign w:val="baseline"/>
+                <w:lang w:val="en-US"/>
+              </w:rPr>
+            </w:pPr>
+          </w:p>
+        </w:tc>
+      </w:tr>
+    </w:tbl>
+    <w:p>
+      <w:pPr>
+        <w:keepNext w:val="0"/>
+        <w:keepLines w:val="0"/>
+        <w:pageBreakBefore w:val="0"/>
+        <w:widowControl/>
+        <w:numPr>
+          <w:numId w:val="0"/>
+        </w:numPr>
+        <w:kinsoku/>
+        <w:wordWrap/>
+        <w:overflowPunct/>
+        <w:topLinePunct w:val="0"/>
+        <w:autoSpaceDE/>
+        <w:autoSpaceDN/>
+        <w:bidi w:val="0"/>
+        <w:adjustRightInd/>
+        <w:snapToGrid/>
+        <w:spacing w:line="360" w:lineRule="auto"/>
+        <w:jc w:val="left"/>
+        <w:textAlignment w:val="auto"/>
+        <w:rPr>
+          <w:rFonts w:hint="default" w:ascii="Times New Roman" w:hAnsi="Times New Roman" w:cs="Times New Roman"/>
+          <w:b w:val="0"/>
+          <w:bCs w:val="0"/>
+          <w:sz w:val="28"/>
+          <w:szCs w:val="28"/>
+          <w:lang w:val="en-US"/>
+        </w:rPr>
+      </w:pPr>
+    </w:p>
+    <w:p>
+      <w:pPr>
+        <w:keepNext w:val="0"/>
+        <w:keepLines w:val="0"/>
+        <w:pageBreakBefore w:val="0"/>
+        <w:widowControl/>
+        <w:numPr>
+          <w:ilvl w:val="0"/>
+          <w:numId w:val="2"/>
+        </w:numPr>
+        <w:kinsoku/>
+        <w:wordWrap/>
+        <w:overflowPunct/>
+        <w:topLinePunct w:val="0"/>
+        <w:autoSpaceDE/>
+        <w:autoSpaceDN/>
+        <w:bidi w:val="0"/>
+        <w:adjustRightInd/>
+        <w:snapToGrid/>
+        <w:spacing w:line="360" w:lineRule="auto"/>
+        <w:jc w:val="left"/>
+        <w:textAlignment w:val="auto"/>
+        <w:rPr>
+          <w:rFonts w:hint="default" w:ascii="Times New Roman" w:hAnsi="Times New Roman" w:cs="Times New Roman"/>
+          <w:b w:val="0"/>
+          <w:bCs w:val="0"/>
+          <w:sz w:val="28"/>
+          <w:szCs w:val="28"/>
+          <w:lang w:val="en-US"/>
+        </w:rPr>
+      </w:pPr>
+      <w:r>
+        <w:rPr>
+          <w:rFonts w:hint="default" w:ascii="Times New Roman" w:hAnsi="Times New Roman" w:cs="Times New Roman"/>
+          <w:b w:val="0"/>
+          <w:bCs w:val="0"/>
+          <w:sz w:val="28"/>
+          <w:szCs w:val="28"/>
+          <w:lang w:val="en-US"/>
+        </w:rPr>
+        <w:t>Firm</w:t>
+      </w:r>
+    </w:p>
+    <w:tbl>
+      <w:tblPr>
+        <w:tblStyle w:val="6"/>
+        <w:tblW w:w="0" w:type="auto"/>
+        <w:tblInd w:w="0" w:type="dxa"/>
+        <w:tblBorders>
+          <w:top w:val="single" w:color="auto" w:sz="4" w:space="0"/>
+          <w:left w:val="single" w:color="auto" w:sz="4" w:space="0"/>
+          <w:bottom w:val="single" w:color="auto" w:sz="4" w:space="0"/>
+          <w:right w:val="single" w:color="auto" w:sz="4" w:space="0"/>
+          <w:insideH w:val="single" w:color="auto" w:sz="4" w:space="0"/>
+          <w:insideV w:val="single" w:color="auto" w:sz="4" w:space="0"/>
+        </w:tblBorders>
+        <w:tblLayout w:type="autofit"/>
+        <w:tblCellMar>
+          <w:top w:w="0" w:type="dxa"/>
+          <w:left w:w="108" w:type="dxa"/>
+          <w:bottom w:w="0" w:type="dxa"/>
+          <w:right w:w="108" w:type="dxa"/>
+        </w:tblCellMar>
+      </w:tblPr>
+      <w:tblGrid>
+        <w:gridCol w:w="2840"/>
+        <w:gridCol w:w="2841"/>
+        <w:gridCol w:w="2841"/>
+      </w:tblGrid>
+      <w:tr>
+        <w:tblPrEx>
+          <w:tblBorders>
+            <w:top w:val="single" w:color="auto" w:sz="4" w:space="0"/>
+            <w:left w:val="single" w:color="auto" w:sz="4" w:space="0"/>
+            <w:bottom w:val="single" w:color="auto" w:sz="4" w:space="0"/>
+            <w:right w:val="single" w:color="auto" w:sz="4" w:space="0"/>
+            <w:insideH w:val="single" w:color="auto" w:sz="4" w:space="0"/>
+            <w:insideV w:val="single" w:color="auto" w:sz="4" w:space="0"/>
+          </w:tblBorders>
+          <w:tblCellMar>
+            <w:top w:w="0" w:type="dxa"/>
+            <w:left w:w="108" w:type="dxa"/>
+            <w:bottom w:w="0" w:type="dxa"/>
+            <w:right w:w="108" w:type="dxa"/>
+          </w:tblCellMar>
+        </w:tblPrEx>
+        <w:tc>
+          <w:tcPr>
+            <w:tcW w:w="2840" w:type="dxa"/>
+            <w:shd w:val="clear" w:color="auto" w:fill="5B9BD5" w:themeFill="accent1"/>
+          </w:tcPr>
+          <w:p>
+            <w:pPr>
+              <w:keepNext w:val="0"/>
+              <w:keepLines w:val="0"/>
+              <w:pageBreakBefore w:val="0"/>
+              <w:widowControl/>
+              <w:numPr>
+                <w:ilvl w:val="0"/>
+                <w:numId w:val="0"/>
+              </w:numPr>
+              <w:kinsoku/>
+              <w:wordWrap/>
+              <w:overflowPunct/>
+              <w:topLinePunct w:val="0"/>
+              <w:autoSpaceDE/>
+              <w:autoSpaceDN/>
+              <w:bidi w:val="0"/>
+              <w:adjustRightInd/>
+              <w:snapToGrid/>
+              <w:spacing w:line="360" w:lineRule="auto"/>
+              <w:jc w:val="center"/>
+              <w:textAlignment w:val="auto"/>
+              <w:rPr>
+                <w:rFonts w:hint="default" w:ascii="Times New Roman" w:hAnsi="Times New Roman" w:cs="Times New Roman"/>
+                <w:b/>
+                <w:bCs/>
+                <w:color w:val="auto"/>
+                <w:sz w:val="28"/>
+                <w:szCs w:val="28"/>
+                <w:highlight w:val="none"/>
+                <w:vertAlign w:val="baseline"/>
+                <w:lang w:val="en-US"/>
+              </w:rPr>
+            </w:pPr>
+            <w:r>
+              <w:rPr>
+                <w:rFonts w:hint="default" w:ascii="Times New Roman" w:hAnsi="Times New Roman" w:cs="Times New Roman"/>
+                <w:b/>
+                <w:bCs/>
+                <w:color w:val="auto"/>
+                <w:sz w:val="28"/>
+                <w:szCs w:val="28"/>
+                <w:highlight w:val="none"/>
+                <w:vertAlign w:val="baseline"/>
+                <w:lang w:val="en-US"/>
+              </w:rPr>
+              <w:t>Tên</w:t>
+            </w:r>
+          </w:p>
+        </w:tc>
+        <w:tc>
+          <w:tcPr>
+            <w:tcW w:w="2841" w:type="dxa"/>
+            <w:shd w:val="clear" w:color="auto" w:fill="5B9BD5" w:themeFill="accent1"/>
+          </w:tcPr>
+          <w:p>
+            <w:pPr>
+              <w:keepNext w:val="0"/>
+              <w:keepLines w:val="0"/>
+              <w:pageBreakBefore w:val="0"/>
+              <w:widowControl/>
+              <w:numPr>
+                <w:ilvl w:val="0"/>
+                <w:numId w:val="0"/>
+              </w:numPr>
+              <w:kinsoku/>
+              <w:wordWrap/>
+              <w:overflowPunct/>
+              <w:topLinePunct w:val="0"/>
+              <w:autoSpaceDE/>
+              <w:autoSpaceDN/>
+              <w:bidi w:val="0"/>
+              <w:adjustRightInd/>
+              <w:snapToGrid/>
+              <w:spacing w:line="360" w:lineRule="auto"/>
+              <w:jc w:val="center"/>
+              <w:textAlignment w:val="auto"/>
+              <w:rPr>
+                <w:rFonts w:hint="default" w:ascii="Times New Roman" w:hAnsi="Times New Roman" w:cs="Times New Roman"/>
+                <w:b/>
+                <w:bCs/>
+                <w:color w:val="auto"/>
+                <w:sz w:val="28"/>
+                <w:szCs w:val="28"/>
+                <w:highlight w:val="none"/>
+                <w:vertAlign w:val="baseline"/>
+                <w:lang w:val="en-US"/>
+              </w:rPr>
+            </w:pPr>
+            <w:r>
+              <w:rPr>
+                <w:rFonts w:hint="default" w:ascii="Times New Roman" w:hAnsi="Times New Roman" w:cs="Times New Roman"/>
+                <w:b/>
+                <w:bCs/>
+                <w:color w:val="auto"/>
+                <w:sz w:val="28"/>
+                <w:szCs w:val="28"/>
+                <w:highlight w:val="none"/>
+                <w:vertAlign w:val="baseline"/>
+                <w:lang w:val="en-US"/>
+              </w:rPr>
+              <w:t>Loại</w:t>
+            </w:r>
+          </w:p>
+        </w:tc>
+        <w:tc>
+          <w:tcPr>
+            <w:tcW w:w="2841" w:type="dxa"/>
+            <w:shd w:val="clear" w:color="auto" w:fill="5B9BD5" w:themeFill="accent1"/>
+          </w:tcPr>
+          <w:p>
+            <w:pPr>
+              <w:keepNext w:val="0"/>
+              <w:keepLines w:val="0"/>
+              <w:pageBreakBefore w:val="0"/>
+              <w:widowControl/>
+              <w:numPr>
+                <w:ilvl w:val="0"/>
+                <w:numId w:val="0"/>
+              </w:numPr>
+              <w:kinsoku/>
+              <w:wordWrap/>
+              <w:overflowPunct/>
+              <w:topLinePunct w:val="0"/>
+              <w:autoSpaceDE/>
+              <w:autoSpaceDN/>
+              <w:bidi w:val="0"/>
+              <w:adjustRightInd/>
+              <w:snapToGrid/>
+              <w:spacing w:line="360" w:lineRule="auto"/>
+              <w:jc w:val="center"/>
+              <w:textAlignment w:val="auto"/>
+              <w:rPr>
+                <w:rFonts w:hint="default" w:ascii="Times New Roman" w:hAnsi="Times New Roman" w:cs="Times New Roman"/>
+                <w:b/>
+                <w:bCs/>
+                <w:color w:val="auto"/>
+                <w:sz w:val="28"/>
+                <w:szCs w:val="28"/>
+                <w:highlight w:val="none"/>
+                <w:vertAlign w:val="baseline"/>
+                <w:lang w:val="en-US"/>
+              </w:rPr>
+            </w:pPr>
+            <w:r>
+              <w:rPr>
+                <w:rFonts w:hint="default" w:ascii="Times New Roman" w:hAnsi="Times New Roman" w:cs="Times New Roman"/>
+                <w:b/>
+                <w:bCs/>
+                <w:color w:val="auto"/>
+                <w:sz w:val="28"/>
+                <w:szCs w:val="28"/>
+                <w:highlight w:val="none"/>
+                <w:vertAlign w:val="baseline"/>
+                <w:lang w:val="en-US"/>
+              </w:rPr>
+              <w:t>Ghi chú</w:t>
+            </w:r>
+          </w:p>
+        </w:tc>
+      </w:tr>
+      <w:tr>
+        <w:tblPrEx>
+          <w:tblBorders>
+            <w:top w:val="single" w:color="auto" w:sz="4" w:space="0"/>
+            <w:left w:val="single" w:color="auto" w:sz="4" w:space="0"/>
+            <w:bottom w:val="single" w:color="auto" w:sz="4" w:space="0"/>
+            <w:right w:val="single" w:color="auto" w:sz="4" w:space="0"/>
+            <w:insideH w:val="single" w:color="auto" w:sz="4" w:space="0"/>
+            <w:insideV w:val="single" w:color="auto" w:sz="4" w:space="0"/>
+          </w:tblBorders>
+          <w:tblCellMar>
+            <w:top w:w="0" w:type="dxa"/>
+            <w:left w:w="108" w:type="dxa"/>
+            <w:bottom w:w="0" w:type="dxa"/>
+            <w:right w:w="108" w:type="dxa"/>
+          </w:tblCellMar>
+        </w:tblPrEx>
+        <w:tc>
+          <w:tcPr>
+            <w:tcW w:w="2840" w:type="dxa"/>
+          </w:tcPr>
+          <w:p>
+            <w:pPr>
+              <w:keepNext w:val="0"/>
+              <w:keepLines w:val="0"/>
+              <w:pageBreakBefore w:val="0"/>
+              <w:widowControl/>
+              <w:numPr>
+                <w:ilvl w:val="0"/>
+                <w:numId w:val="0"/>
+              </w:numPr>
+              <w:kinsoku/>
+              <w:wordWrap/>
+              <w:overflowPunct/>
+              <w:topLinePunct w:val="0"/>
+              <w:autoSpaceDE/>
+              <w:autoSpaceDN/>
+              <w:bidi w:val="0"/>
+              <w:adjustRightInd/>
+              <w:snapToGrid/>
+              <w:spacing w:line="360" w:lineRule="auto"/>
+              <w:jc w:val="left"/>
+              <w:textAlignment w:val="auto"/>
+              <w:rPr>
+                <w:rFonts w:hint="default" w:ascii="Times New Roman" w:hAnsi="Times New Roman" w:cs="Times New Roman"/>
+                <w:b w:val="0"/>
+                <w:bCs w:val="0"/>
+                <w:sz w:val="28"/>
+                <w:szCs w:val="28"/>
+                <w:vertAlign w:val="baseline"/>
+                <w:lang w:val="en-US"/>
+              </w:rPr>
+            </w:pPr>
+            <w:r>
+              <w:rPr>
+                <w:rFonts w:hint="default" w:ascii="Times New Roman" w:hAnsi="Times New Roman" w:cs="Times New Roman"/>
+                <w:b w:val="0"/>
+                <w:bCs w:val="0"/>
+                <w:sz w:val="28"/>
+                <w:szCs w:val="28"/>
+                <w:vertAlign w:val="baseline"/>
+                <w:lang w:val="en-US"/>
+              </w:rPr>
+              <w:t>Id</w:t>
+            </w:r>
+          </w:p>
+        </w:tc>
+        <w:tc>
+          <w:tcPr>
+            <w:tcW w:w="2841" w:type="dxa"/>
+          </w:tcPr>
+          <w:p>
+            <w:pPr>
+              <w:keepNext w:val="0"/>
+              <w:keepLines w:val="0"/>
+              <w:pageBreakBefore w:val="0"/>
+              <w:widowControl/>
+              <w:numPr>
+                <w:ilvl w:val="0"/>
+                <w:numId w:val="0"/>
+              </w:numPr>
+              <w:kinsoku/>
+              <w:wordWrap/>
+              <w:overflowPunct/>
+              <w:topLinePunct w:val="0"/>
+              <w:autoSpaceDE/>
+              <w:autoSpaceDN/>
+              <w:bidi w:val="0"/>
+              <w:adjustRightInd/>
+              <w:snapToGrid/>
+              <w:spacing w:line="360" w:lineRule="auto"/>
+              <w:jc w:val="left"/>
+              <w:textAlignment w:val="auto"/>
+              <w:rPr>
+                <w:rFonts w:hint="default" w:ascii="Times New Roman" w:hAnsi="Times New Roman" w:cs="Times New Roman"/>
+                <w:b w:val="0"/>
+                <w:bCs w:val="0"/>
+                <w:sz w:val="28"/>
+                <w:szCs w:val="28"/>
+                <w:vertAlign w:val="baseline"/>
+                <w:lang w:val="en-US"/>
+              </w:rPr>
+            </w:pPr>
+            <w:r>
+              <w:rPr>
+                <w:rFonts w:hint="default" w:ascii="Times New Roman" w:hAnsi="Times New Roman" w:cs="Times New Roman"/>
+                <w:b w:val="0"/>
+                <w:bCs w:val="0"/>
+                <w:sz w:val="28"/>
+                <w:szCs w:val="28"/>
+                <w:vertAlign w:val="baseline"/>
+                <w:lang w:val="en-US"/>
+              </w:rPr>
+              <w:t>Primary key, Interger, Not null</w:t>
+            </w:r>
+          </w:p>
+        </w:tc>
+        <w:tc>
+          <w:tcPr>
+            <w:tcW w:w="2841" w:type="dxa"/>
+          </w:tcPr>
+          <w:p>
+            <w:pPr>
+              <w:keepNext w:val="0"/>
+              <w:keepLines w:val="0"/>
+              <w:pageBreakBefore w:val="0"/>
+              <w:widowControl/>
+              <w:numPr>
+                <w:ilvl w:val="0"/>
+                <w:numId w:val="0"/>
+              </w:numPr>
+              <w:kinsoku/>
+              <w:wordWrap/>
+              <w:overflowPunct/>
+              <w:topLinePunct w:val="0"/>
+              <w:autoSpaceDE/>
+              <w:autoSpaceDN/>
+              <w:bidi w:val="0"/>
+              <w:adjustRightInd/>
+              <w:snapToGrid/>
+              <w:spacing w:line="360" w:lineRule="auto"/>
+              <w:jc w:val="left"/>
+              <w:textAlignment w:val="auto"/>
+              <w:rPr>
+                <w:rFonts w:hint="default" w:ascii="Times New Roman" w:hAnsi="Times New Roman" w:cs="Times New Roman"/>
+                <w:b w:val="0"/>
+                <w:bCs w:val="0"/>
+                <w:sz w:val="28"/>
+                <w:szCs w:val="28"/>
+                <w:vertAlign w:val="baseline"/>
+                <w:lang w:val="en-US"/>
+              </w:rPr>
+            </w:pPr>
+            <w:r>
+              <w:rPr>
+                <w:rFonts w:hint="default" w:ascii="Times New Roman" w:hAnsi="Times New Roman" w:cs="Times New Roman"/>
+                <w:b w:val="0"/>
+                <w:bCs w:val="0"/>
+                <w:sz w:val="28"/>
+                <w:szCs w:val="28"/>
+                <w:vertAlign w:val="baseline"/>
+                <w:lang w:val="en-US"/>
+              </w:rPr>
+              <w:t>Auto increment</w:t>
+            </w:r>
+          </w:p>
+        </w:tc>
+      </w:tr>
+      <w:tr>
+        <w:tblPrEx>
+          <w:tblBorders>
+            <w:top w:val="single" w:color="auto" w:sz="4" w:space="0"/>
+            <w:left w:val="single" w:color="auto" w:sz="4" w:space="0"/>
+            <w:bottom w:val="single" w:color="auto" w:sz="4" w:space="0"/>
+            <w:right w:val="single" w:color="auto" w:sz="4" w:space="0"/>
+            <w:insideH w:val="single" w:color="auto" w:sz="4" w:space="0"/>
+            <w:insideV w:val="single" w:color="auto" w:sz="4" w:space="0"/>
+          </w:tblBorders>
+          <w:tblCellMar>
+            <w:top w:w="0" w:type="dxa"/>
+            <w:left w:w="108" w:type="dxa"/>
+            <w:bottom w:w="0" w:type="dxa"/>
+            <w:right w:w="108" w:type="dxa"/>
+          </w:tblCellMar>
+        </w:tblPrEx>
+        <w:tc>
+          <w:tcPr>
+            <w:tcW w:w="2840" w:type="dxa"/>
+          </w:tcPr>
+          <w:p>
+            <w:pPr>
+              <w:keepNext w:val="0"/>
+              <w:keepLines w:val="0"/>
+              <w:pageBreakBefore w:val="0"/>
+              <w:widowControl/>
+              <w:numPr>
+                <w:ilvl w:val="0"/>
+                <w:numId w:val="0"/>
+              </w:numPr>
+              <w:kinsoku/>
+              <w:wordWrap/>
+              <w:overflowPunct/>
+              <w:topLinePunct w:val="0"/>
+              <w:autoSpaceDE/>
+              <w:autoSpaceDN/>
+              <w:bidi w:val="0"/>
+              <w:adjustRightInd/>
+              <w:snapToGrid/>
+              <w:spacing w:line="360" w:lineRule="auto"/>
+              <w:jc w:val="left"/>
+              <w:textAlignment w:val="auto"/>
+              <w:rPr>
+                <w:rFonts w:hint="default" w:ascii="Times New Roman" w:hAnsi="Times New Roman" w:cs="Times New Roman"/>
+                <w:b w:val="0"/>
+                <w:bCs w:val="0"/>
+                <w:sz w:val="28"/>
+                <w:szCs w:val="28"/>
+                <w:vertAlign w:val="baseline"/>
+                <w:lang w:val="en-US"/>
+              </w:rPr>
+            </w:pPr>
+            <w:r>
+              <w:rPr>
+                <w:rFonts w:hint="default" w:ascii="Times New Roman" w:hAnsi="Times New Roman" w:cs="Times New Roman"/>
+                <w:b w:val="0"/>
+                <w:bCs w:val="0"/>
+                <w:sz w:val="28"/>
+                <w:szCs w:val="28"/>
+                <w:vertAlign w:val="baseline"/>
+                <w:lang w:val="en-US"/>
+              </w:rPr>
+              <w:t>Name</w:t>
+            </w:r>
+          </w:p>
+        </w:tc>
+        <w:tc>
+          <w:tcPr>
+            <w:tcW w:w="2841" w:type="dxa"/>
+          </w:tcPr>
+          <w:p>
+            <w:pPr>
+              <w:keepNext w:val="0"/>
+              <w:keepLines w:val="0"/>
+              <w:pageBreakBefore w:val="0"/>
+              <w:widowControl/>
+              <w:numPr>
+                <w:ilvl w:val="0"/>
+                <w:numId w:val="0"/>
+              </w:numPr>
+              <w:kinsoku/>
+              <w:wordWrap/>
+              <w:overflowPunct/>
+              <w:topLinePunct w:val="0"/>
+              <w:autoSpaceDE/>
+              <w:autoSpaceDN/>
+              <w:bidi w:val="0"/>
+              <w:adjustRightInd/>
+              <w:snapToGrid/>
+              <w:spacing w:line="360" w:lineRule="auto"/>
+              <w:jc w:val="left"/>
+              <w:textAlignment w:val="auto"/>
+              <w:rPr>
+                <w:rFonts w:hint="default" w:ascii="Times New Roman" w:hAnsi="Times New Roman" w:cs="Times New Roman"/>
+                <w:b w:val="0"/>
+                <w:bCs w:val="0"/>
+                <w:sz w:val="28"/>
+                <w:szCs w:val="28"/>
+                <w:vertAlign w:val="baseline"/>
+                <w:lang w:val="en-US"/>
+              </w:rPr>
+            </w:pPr>
+            <w:r>
+              <w:rPr>
+                <w:rFonts w:hint="default" w:ascii="Times New Roman" w:hAnsi="Times New Roman" w:cs="Times New Roman"/>
+                <w:b w:val="0"/>
+                <w:bCs w:val="0"/>
+                <w:sz w:val="28"/>
+                <w:szCs w:val="28"/>
+                <w:vertAlign w:val="baseline"/>
+                <w:lang w:val="en-US"/>
+              </w:rPr>
+              <w:t>Text, Not null</w:t>
+            </w:r>
+          </w:p>
+        </w:tc>
+        <w:tc>
+          <w:tcPr>
+            <w:tcW w:w="2841" w:type="dxa"/>
+          </w:tcPr>
+          <w:p>
+            <w:pPr>
+              <w:keepNext w:val="0"/>
+              <w:keepLines w:val="0"/>
+              <w:pageBreakBefore w:val="0"/>
+              <w:widowControl/>
+              <w:numPr>
+                <w:ilvl w:val="0"/>
+                <w:numId w:val="0"/>
+              </w:numPr>
+              <w:kinsoku/>
+              <w:wordWrap/>
+              <w:overflowPunct/>
+              <w:topLinePunct w:val="0"/>
+              <w:autoSpaceDE/>
+              <w:autoSpaceDN/>
+              <w:bidi w:val="0"/>
+              <w:adjustRightInd/>
+              <w:snapToGrid/>
+              <w:spacing w:line="360" w:lineRule="auto"/>
+              <w:jc w:val="left"/>
+              <w:textAlignment w:val="auto"/>
+              <w:rPr>
+                <w:rFonts w:hint="default" w:ascii="Times New Roman" w:hAnsi="Times New Roman" w:cs="Times New Roman"/>
+                <w:b w:val="0"/>
+                <w:bCs w:val="0"/>
+                <w:sz w:val="28"/>
+                <w:szCs w:val="28"/>
+                <w:vertAlign w:val="baseline"/>
+                <w:lang w:val="en-US"/>
+              </w:rPr>
+            </w:pPr>
+          </w:p>
+        </w:tc>
+      </w:tr>
+      <w:tr>
+        <w:tblPrEx>
+          <w:tblBorders>
+            <w:top w:val="single" w:color="auto" w:sz="4" w:space="0"/>
+            <w:left w:val="single" w:color="auto" w:sz="4" w:space="0"/>
+            <w:bottom w:val="single" w:color="auto" w:sz="4" w:space="0"/>
+            <w:right w:val="single" w:color="auto" w:sz="4" w:space="0"/>
+            <w:insideH w:val="single" w:color="auto" w:sz="4" w:space="0"/>
+            <w:insideV w:val="single" w:color="auto" w:sz="4" w:space="0"/>
+          </w:tblBorders>
+          <w:tblCellMar>
+            <w:top w:w="0" w:type="dxa"/>
+            <w:left w:w="108" w:type="dxa"/>
+            <w:bottom w:w="0" w:type="dxa"/>
+            <w:right w:w="108" w:type="dxa"/>
+          </w:tblCellMar>
+        </w:tblPrEx>
+        <w:tc>
+          <w:tcPr>
+            <w:tcW w:w="2840" w:type="dxa"/>
+          </w:tcPr>
+          <w:p>
+            <w:pPr>
+              <w:keepNext w:val="0"/>
+              <w:keepLines w:val="0"/>
+              <w:pageBreakBefore w:val="0"/>
+              <w:widowControl/>
+              <w:numPr>
+                <w:ilvl w:val="0"/>
+                <w:numId w:val="0"/>
+              </w:numPr>
+              <w:kinsoku/>
+              <w:wordWrap/>
+              <w:overflowPunct/>
+              <w:topLinePunct w:val="0"/>
+              <w:autoSpaceDE/>
+              <w:autoSpaceDN/>
+              <w:bidi w:val="0"/>
+              <w:adjustRightInd/>
+              <w:snapToGrid/>
+              <w:spacing w:line="360" w:lineRule="auto"/>
+              <w:jc w:val="left"/>
+              <w:textAlignment w:val="auto"/>
+              <w:rPr>
+                <w:rFonts w:hint="default" w:ascii="Times New Roman" w:hAnsi="Times New Roman" w:cs="Times New Roman"/>
+                <w:b w:val="0"/>
+                <w:bCs w:val="0"/>
+                <w:sz w:val="28"/>
+                <w:szCs w:val="28"/>
+                <w:vertAlign w:val="baseline"/>
+                <w:lang w:val="en-US"/>
+              </w:rPr>
+            </w:pPr>
+            <w:r>
+              <w:rPr>
+                <w:rFonts w:hint="default" w:ascii="Times New Roman" w:hAnsi="Times New Roman" w:cs="Times New Roman"/>
+                <w:b w:val="0"/>
+                <w:bCs w:val="0"/>
+                <w:sz w:val="28"/>
+                <w:szCs w:val="28"/>
+                <w:vertAlign w:val="baseline"/>
+                <w:lang w:val="en-US"/>
+              </w:rPr>
+              <w:t>Logo</w:t>
+            </w:r>
+          </w:p>
+        </w:tc>
+        <w:tc>
+          <w:tcPr>
+            <w:tcW w:w="2841" w:type="dxa"/>
+          </w:tcPr>
+          <w:p>
+            <w:pPr>
+              <w:keepNext w:val="0"/>
+              <w:keepLines w:val="0"/>
+              <w:pageBreakBefore w:val="0"/>
+              <w:widowControl/>
+              <w:numPr>
+                <w:ilvl w:val="0"/>
+                <w:numId w:val="0"/>
+              </w:numPr>
+              <w:kinsoku/>
+              <w:wordWrap/>
+              <w:overflowPunct/>
+              <w:topLinePunct w:val="0"/>
+              <w:autoSpaceDE/>
+              <w:autoSpaceDN/>
+              <w:bidi w:val="0"/>
+              <w:adjustRightInd/>
+              <w:snapToGrid/>
+              <w:spacing w:line="360" w:lineRule="auto"/>
+              <w:jc w:val="left"/>
+              <w:textAlignment w:val="auto"/>
+              <w:rPr>
+                <w:rFonts w:hint="default" w:ascii="Times New Roman" w:hAnsi="Times New Roman" w:cs="Times New Roman"/>
+                <w:b w:val="0"/>
+                <w:bCs w:val="0"/>
+                <w:sz w:val="28"/>
+                <w:szCs w:val="28"/>
+                <w:vertAlign w:val="baseline"/>
+                <w:lang w:val="en-US"/>
+              </w:rPr>
+            </w:pPr>
+            <w:r>
+              <w:rPr>
+                <w:rFonts w:hint="default" w:ascii="Times New Roman" w:hAnsi="Times New Roman" w:cs="Times New Roman"/>
+                <w:b w:val="0"/>
+                <w:bCs w:val="0"/>
+                <w:sz w:val="28"/>
+                <w:szCs w:val="28"/>
+                <w:vertAlign w:val="baseline"/>
+                <w:lang w:val="en-US"/>
+              </w:rPr>
+              <w:t>Text, Not null</w:t>
+            </w:r>
+          </w:p>
+        </w:tc>
+        <w:tc>
+          <w:tcPr>
+            <w:tcW w:w="2841" w:type="dxa"/>
+          </w:tcPr>
+          <w:p>
+            <w:pPr>
+              <w:keepNext w:val="0"/>
+              <w:keepLines w:val="0"/>
+              <w:pageBreakBefore w:val="0"/>
+              <w:widowControl/>
+              <w:numPr>
+                <w:ilvl w:val="0"/>
+                <w:numId w:val="0"/>
+              </w:numPr>
+              <w:kinsoku/>
+              <w:wordWrap/>
+              <w:overflowPunct/>
+              <w:topLinePunct w:val="0"/>
+              <w:autoSpaceDE/>
+              <w:autoSpaceDN/>
+              <w:bidi w:val="0"/>
+              <w:adjustRightInd/>
+              <w:snapToGrid/>
+              <w:spacing w:line="360" w:lineRule="auto"/>
+              <w:jc w:val="left"/>
+              <w:textAlignment w:val="auto"/>
+              <w:rPr>
+                <w:rFonts w:hint="default" w:ascii="Times New Roman" w:hAnsi="Times New Roman" w:cs="Times New Roman"/>
+                <w:b w:val="0"/>
+                <w:bCs w:val="0"/>
+                <w:sz w:val="28"/>
+                <w:szCs w:val="28"/>
+                <w:vertAlign w:val="baseline"/>
+                <w:lang w:val="en-US"/>
+              </w:rPr>
+            </w:pPr>
+            <w:r>
+              <w:rPr>
+                <w:rFonts w:hint="default" w:ascii="Times New Roman" w:hAnsi="Times New Roman" w:cs="Times New Roman"/>
+                <w:b w:val="0"/>
+                <w:bCs w:val="0"/>
+                <w:sz w:val="28"/>
+                <w:szCs w:val="28"/>
+                <w:vertAlign w:val="baseline"/>
+                <w:lang w:val="en-US"/>
+              </w:rPr>
+              <w:t>Base64 string</w:t>
+            </w:r>
+          </w:p>
+        </w:tc>
+      </w:tr>
+    </w:tbl>
+    <w:p>
+      <w:pPr>
+        <w:keepNext w:val="0"/>
+        <w:keepLines w:val="0"/>
+        <w:pageBreakBefore w:val="0"/>
+        <w:widowControl/>
+        <w:numPr>
+          <w:ilvl w:val="0"/>
+          <w:numId w:val="2"/>
+        </w:numPr>
+        <w:kinsoku/>
+        <w:wordWrap/>
+        <w:overflowPunct/>
+        <w:topLinePunct w:val="0"/>
+        <w:autoSpaceDE/>
+        <w:autoSpaceDN/>
+        <w:bidi w:val="0"/>
+        <w:adjustRightInd/>
+        <w:snapToGrid/>
+        <w:spacing w:line="360" w:lineRule="auto"/>
+        <w:jc w:val="left"/>
+        <w:textAlignment w:val="auto"/>
+        <w:rPr>
+          <w:rFonts w:hint="default" w:ascii="Times New Roman" w:hAnsi="Times New Roman" w:cs="Times New Roman"/>
+          <w:b w:val="0"/>
+          <w:bCs w:val="0"/>
+          <w:sz w:val="28"/>
+          <w:szCs w:val="28"/>
+          <w:lang w:val="en-US"/>
+        </w:rPr>
+      </w:pPr>
+      <w:r>
+        <w:rPr>
+          <w:rFonts w:hint="default" w:ascii="Times New Roman" w:hAnsi="Times New Roman" w:cs="Times New Roman"/>
+          <w:b w:val="0"/>
+          <w:bCs w:val="0"/>
+          <w:sz w:val="28"/>
+          <w:szCs w:val="28"/>
+          <w:lang w:val="en-US"/>
+        </w:rPr>
+        <w:t>BikeDetails</w:t>
+      </w:r>
+    </w:p>
+    <w:tbl>
+      <w:tblPr>
+        <w:tblStyle w:val="6"/>
+        <w:tblW w:w="0" w:type="auto"/>
+        <w:tblInd w:w="0" w:type="dxa"/>
+        <w:tblBorders>
+          <w:top w:val="single" w:color="auto" w:sz="4" w:space="0"/>
+          <w:left w:val="single" w:color="auto" w:sz="4" w:space="0"/>
+          <w:bottom w:val="single" w:color="auto" w:sz="4" w:space="0"/>
+          <w:right w:val="single" w:color="auto" w:sz="4" w:space="0"/>
+          <w:insideH w:val="single" w:color="auto" w:sz="4" w:space="0"/>
+          <w:insideV w:val="single" w:color="auto" w:sz="4" w:space="0"/>
+        </w:tblBorders>
+        <w:tblLayout w:type="autofit"/>
+        <w:tblCellMar>
+          <w:top w:w="0" w:type="dxa"/>
+          <w:left w:w="108" w:type="dxa"/>
+          <w:bottom w:w="0" w:type="dxa"/>
+          <w:right w:w="108" w:type="dxa"/>
+        </w:tblCellMar>
+      </w:tblPr>
+      <w:tblGrid>
+        <w:gridCol w:w="2840"/>
+        <w:gridCol w:w="2841"/>
+        <w:gridCol w:w="2841"/>
+      </w:tblGrid>
+      <w:tr>
+        <w:tblPrEx>
+          <w:tblBorders>
+            <w:top w:val="single" w:color="auto" w:sz="4" w:space="0"/>
+            <w:left w:val="single" w:color="auto" w:sz="4" w:space="0"/>
+            <w:bottom w:val="single" w:color="auto" w:sz="4" w:space="0"/>
+            <w:right w:val="single" w:color="auto" w:sz="4" w:space="0"/>
+            <w:insideH w:val="single" w:color="auto" w:sz="4" w:space="0"/>
+            <w:insideV w:val="single" w:color="auto" w:sz="4" w:space="0"/>
+          </w:tblBorders>
+          <w:tblCellMar>
+            <w:top w:w="0" w:type="dxa"/>
+            <w:left w:w="108" w:type="dxa"/>
+            <w:bottom w:w="0" w:type="dxa"/>
+            <w:right w:w="108" w:type="dxa"/>
+          </w:tblCellMar>
+        </w:tblPrEx>
+        <w:tc>
+          <w:tcPr>
+            <w:tcW w:w="2840" w:type="dxa"/>
+            <w:shd w:val="clear" w:color="auto" w:fill="5B9BD5" w:themeFill="accent1"/>
+          </w:tcPr>
+          <w:p>
+            <w:pPr>
+              <w:keepNext w:val="0"/>
+              <w:keepLines w:val="0"/>
+              <w:pageBreakBefore w:val="0"/>
+              <w:widowControl/>
+              <w:numPr>
+                <w:ilvl w:val="0"/>
+                <w:numId w:val="0"/>
+              </w:numPr>
+              <w:kinsoku/>
+              <w:wordWrap/>
+              <w:overflowPunct/>
+              <w:topLinePunct w:val="0"/>
+              <w:autoSpaceDE/>
+              <w:autoSpaceDN/>
+              <w:bidi w:val="0"/>
+              <w:adjustRightInd/>
+              <w:snapToGrid/>
+              <w:spacing w:line="360" w:lineRule="auto"/>
+              <w:jc w:val="center"/>
+              <w:textAlignment w:val="auto"/>
+              <w:rPr>
+                <w:rFonts w:hint="default" w:ascii="Times New Roman" w:hAnsi="Times New Roman" w:cs="Times New Roman"/>
+                <w:b/>
+                <w:bCs/>
+                <w:color w:val="auto"/>
+                <w:sz w:val="28"/>
+                <w:szCs w:val="28"/>
+                <w:highlight w:val="none"/>
+                <w:vertAlign w:val="baseline"/>
+                <w:lang w:val="en-US"/>
+              </w:rPr>
+            </w:pPr>
+            <w:r>
+              <w:rPr>
+                <w:rFonts w:hint="default" w:ascii="Times New Roman" w:hAnsi="Times New Roman" w:cs="Times New Roman"/>
+                <w:b/>
+                <w:bCs/>
+                <w:color w:val="auto"/>
+                <w:sz w:val="28"/>
+                <w:szCs w:val="28"/>
+                <w:highlight w:val="none"/>
+                <w:vertAlign w:val="baseline"/>
+                <w:lang w:val="en-US"/>
+              </w:rPr>
+              <w:t>Tên</w:t>
+            </w:r>
+          </w:p>
+        </w:tc>
+        <w:tc>
+          <w:tcPr>
+            <w:tcW w:w="2841" w:type="dxa"/>
+            <w:shd w:val="clear" w:color="auto" w:fill="5B9BD5" w:themeFill="accent1"/>
+          </w:tcPr>
+          <w:p>
+            <w:pPr>
+              <w:keepNext w:val="0"/>
+              <w:keepLines w:val="0"/>
+              <w:pageBreakBefore w:val="0"/>
+              <w:widowControl/>
+              <w:numPr>
+                <w:ilvl w:val="0"/>
+                <w:numId w:val="0"/>
+              </w:numPr>
+              <w:kinsoku/>
+              <w:wordWrap/>
+              <w:overflowPunct/>
+              <w:topLinePunct w:val="0"/>
+              <w:autoSpaceDE/>
+              <w:autoSpaceDN/>
+              <w:bidi w:val="0"/>
+              <w:adjustRightInd/>
+              <w:snapToGrid/>
+              <w:spacing w:line="360" w:lineRule="auto"/>
+              <w:jc w:val="center"/>
+              <w:textAlignment w:val="auto"/>
+              <w:rPr>
+                <w:rFonts w:hint="default" w:ascii="Times New Roman" w:hAnsi="Times New Roman" w:cs="Times New Roman"/>
+                <w:b/>
+                <w:bCs/>
+                <w:color w:val="auto"/>
+                <w:sz w:val="28"/>
+                <w:szCs w:val="28"/>
+                <w:highlight w:val="none"/>
+                <w:vertAlign w:val="baseline"/>
+                <w:lang w:val="en-US"/>
+              </w:rPr>
+            </w:pPr>
+            <w:r>
+              <w:rPr>
+                <w:rFonts w:hint="default" w:ascii="Times New Roman" w:hAnsi="Times New Roman" w:cs="Times New Roman"/>
+                <w:b/>
+                <w:bCs/>
+                <w:color w:val="auto"/>
+                <w:sz w:val="28"/>
+                <w:szCs w:val="28"/>
+                <w:highlight w:val="none"/>
+                <w:vertAlign w:val="baseline"/>
+                <w:lang w:val="en-US"/>
+              </w:rPr>
+              <w:t>Loại</w:t>
+            </w:r>
+          </w:p>
+        </w:tc>
+        <w:tc>
+          <w:tcPr>
+            <w:tcW w:w="2841" w:type="dxa"/>
+            <w:shd w:val="clear" w:color="auto" w:fill="5B9BD5" w:themeFill="accent1"/>
+          </w:tcPr>
+          <w:p>
+            <w:pPr>
+              <w:keepNext w:val="0"/>
+              <w:keepLines w:val="0"/>
+              <w:pageBreakBefore w:val="0"/>
+              <w:widowControl/>
+              <w:numPr>
+                <w:ilvl w:val="0"/>
+                <w:numId w:val="0"/>
+              </w:numPr>
+              <w:kinsoku/>
+              <w:wordWrap/>
+              <w:overflowPunct/>
+              <w:topLinePunct w:val="0"/>
+              <w:autoSpaceDE/>
+              <w:autoSpaceDN/>
+              <w:bidi w:val="0"/>
+              <w:adjustRightInd/>
+              <w:snapToGrid/>
+              <w:spacing w:line="360" w:lineRule="auto"/>
+              <w:jc w:val="center"/>
+              <w:textAlignment w:val="auto"/>
+              <w:rPr>
+                <w:rFonts w:hint="default" w:ascii="Times New Roman" w:hAnsi="Times New Roman" w:cs="Times New Roman"/>
+                <w:b/>
+                <w:bCs/>
+                <w:color w:val="auto"/>
+                <w:sz w:val="28"/>
+                <w:szCs w:val="28"/>
+                <w:highlight w:val="none"/>
+                <w:vertAlign w:val="baseline"/>
+                <w:lang w:val="en-US"/>
+              </w:rPr>
+            </w:pPr>
+            <w:r>
+              <w:rPr>
+                <w:rFonts w:hint="default" w:ascii="Times New Roman" w:hAnsi="Times New Roman" w:cs="Times New Roman"/>
+                <w:b/>
+                <w:bCs/>
+                <w:color w:val="auto"/>
+                <w:sz w:val="28"/>
+                <w:szCs w:val="28"/>
+                <w:highlight w:val="none"/>
+                <w:vertAlign w:val="baseline"/>
+                <w:lang w:val="en-US"/>
+              </w:rPr>
+              <w:t>Ghi chú</w:t>
+            </w:r>
+          </w:p>
+        </w:tc>
+      </w:tr>
+      <w:tr>
+        <w:tblPrEx>
+          <w:tblBorders>
+            <w:top w:val="single" w:color="auto" w:sz="4" w:space="0"/>
+            <w:left w:val="single" w:color="auto" w:sz="4" w:space="0"/>
+            <w:bottom w:val="single" w:color="auto" w:sz="4" w:space="0"/>
+            <w:right w:val="single" w:color="auto" w:sz="4" w:space="0"/>
+            <w:insideH w:val="single" w:color="auto" w:sz="4" w:space="0"/>
+            <w:insideV w:val="single" w:color="auto" w:sz="4" w:space="0"/>
+          </w:tblBorders>
+          <w:tblCellMar>
+            <w:top w:w="0" w:type="dxa"/>
+            <w:left w:w="108" w:type="dxa"/>
+            <w:bottom w:w="0" w:type="dxa"/>
+            <w:right w:w="108" w:type="dxa"/>
+          </w:tblCellMar>
+        </w:tblPrEx>
+        <w:tc>
+          <w:tcPr>
+            <w:tcW w:w="2840" w:type="dxa"/>
+          </w:tcPr>
+          <w:p>
+            <w:pPr>
+              <w:keepNext w:val="0"/>
+              <w:keepLines w:val="0"/>
+              <w:pageBreakBefore w:val="0"/>
+              <w:widowControl/>
+              <w:numPr>
+                <w:ilvl w:val="0"/>
+                <w:numId w:val="0"/>
+              </w:numPr>
+              <w:kinsoku/>
+              <w:wordWrap/>
+              <w:overflowPunct/>
+              <w:topLinePunct w:val="0"/>
+              <w:autoSpaceDE/>
+              <w:autoSpaceDN/>
+              <w:bidi w:val="0"/>
+              <w:adjustRightInd/>
+              <w:snapToGrid/>
+              <w:spacing w:line="360" w:lineRule="auto"/>
+              <w:jc w:val="left"/>
+              <w:textAlignment w:val="auto"/>
+              <w:rPr>
+                <w:rFonts w:hint="default" w:ascii="Times New Roman" w:hAnsi="Times New Roman" w:cs="Times New Roman"/>
+                <w:b w:val="0"/>
+                <w:bCs w:val="0"/>
+                <w:sz w:val="28"/>
+                <w:szCs w:val="28"/>
+                <w:vertAlign w:val="baseline"/>
+                <w:lang w:val="en-US"/>
+              </w:rPr>
+            </w:pPr>
+            <w:r>
+              <w:rPr>
+                <w:rFonts w:hint="default" w:ascii="Times New Roman" w:hAnsi="Times New Roman" w:cs="Times New Roman"/>
+                <w:b w:val="0"/>
+                <w:bCs w:val="0"/>
+                <w:sz w:val="28"/>
+                <w:szCs w:val="28"/>
+                <w:vertAlign w:val="baseline"/>
+                <w:lang w:val="en-US"/>
+              </w:rPr>
+              <w:t>Id</w:t>
+            </w:r>
+          </w:p>
+        </w:tc>
+        <w:tc>
+          <w:tcPr>
+            <w:tcW w:w="2841" w:type="dxa"/>
+          </w:tcPr>
+          <w:p>
+            <w:pPr>
+              <w:keepNext w:val="0"/>
+              <w:keepLines w:val="0"/>
+              <w:pageBreakBefore w:val="0"/>
+              <w:widowControl/>
+              <w:numPr>
+                <w:ilvl w:val="0"/>
+                <w:numId w:val="0"/>
+              </w:numPr>
+              <w:kinsoku/>
+              <w:wordWrap/>
+              <w:overflowPunct/>
+              <w:topLinePunct w:val="0"/>
+              <w:autoSpaceDE/>
+              <w:autoSpaceDN/>
+              <w:bidi w:val="0"/>
+              <w:adjustRightInd/>
+              <w:snapToGrid/>
+              <w:spacing w:line="360" w:lineRule="auto"/>
+              <w:jc w:val="left"/>
+              <w:textAlignment w:val="auto"/>
+              <w:rPr>
+                <w:rFonts w:hint="default" w:ascii="Times New Roman" w:hAnsi="Times New Roman" w:cs="Times New Roman"/>
+                <w:b w:val="0"/>
+                <w:bCs w:val="0"/>
+                <w:sz w:val="28"/>
+                <w:szCs w:val="28"/>
+                <w:vertAlign w:val="baseline"/>
+                <w:lang w:val="en-US"/>
+              </w:rPr>
+            </w:pPr>
+            <w:r>
+              <w:rPr>
+                <w:rFonts w:hint="default" w:ascii="Times New Roman" w:hAnsi="Times New Roman" w:cs="Times New Roman"/>
+                <w:b w:val="0"/>
+                <w:bCs w:val="0"/>
+                <w:sz w:val="28"/>
+                <w:szCs w:val="28"/>
+                <w:vertAlign w:val="baseline"/>
+                <w:lang w:val="en-US"/>
+              </w:rPr>
+              <w:t>Primary key, Interger, Not null</w:t>
+            </w:r>
+          </w:p>
+        </w:tc>
+        <w:tc>
+          <w:tcPr>
+            <w:tcW w:w="2841" w:type="dxa"/>
+          </w:tcPr>
+          <w:p>
+            <w:pPr>
+              <w:keepNext w:val="0"/>
+              <w:keepLines w:val="0"/>
+              <w:pageBreakBefore w:val="0"/>
+              <w:widowControl/>
+              <w:numPr>
+                <w:ilvl w:val="0"/>
+                <w:numId w:val="0"/>
+              </w:numPr>
+              <w:kinsoku/>
+              <w:wordWrap/>
+              <w:overflowPunct/>
+              <w:topLinePunct w:val="0"/>
+              <w:autoSpaceDE/>
+              <w:autoSpaceDN/>
+              <w:bidi w:val="0"/>
+              <w:adjustRightInd/>
+              <w:snapToGrid/>
+              <w:spacing w:line="360" w:lineRule="auto"/>
+              <w:jc w:val="left"/>
+              <w:textAlignment w:val="auto"/>
+              <w:rPr>
+                <w:rFonts w:hint="default" w:ascii="Times New Roman" w:hAnsi="Times New Roman" w:cs="Times New Roman"/>
+                <w:b w:val="0"/>
+                <w:bCs w:val="0"/>
+                <w:sz w:val="28"/>
+                <w:szCs w:val="28"/>
+                <w:vertAlign w:val="baseline"/>
+                <w:lang w:val="en-US"/>
+              </w:rPr>
+            </w:pPr>
+            <w:r>
+              <w:rPr>
+                <w:rFonts w:hint="default" w:ascii="Times New Roman" w:hAnsi="Times New Roman" w:cs="Times New Roman"/>
+                <w:b w:val="0"/>
+                <w:bCs w:val="0"/>
+                <w:sz w:val="28"/>
+                <w:szCs w:val="28"/>
+                <w:vertAlign w:val="baseline"/>
+                <w:lang w:val="en-US"/>
+              </w:rPr>
+              <w:t>Auto increment</w:t>
+            </w:r>
+          </w:p>
+        </w:tc>
+      </w:tr>
+      <w:tr>
+        <w:tblPrEx>
+          <w:tblBorders>
+            <w:top w:val="single" w:color="auto" w:sz="4" w:space="0"/>
+            <w:left w:val="single" w:color="auto" w:sz="4" w:space="0"/>
+            <w:bottom w:val="single" w:color="auto" w:sz="4" w:space="0"/>
+            <w:right w:val="single" w:color="auto" w:sz="4" w:space="0"/>
+            <w:insideH w:val="single" w:color="auto" w:sz="4" w:space="0"/>
+            <w:insideV w:val="single" w:color="auto" w:sz="4" w:space="0"/>
+          </w:tblBorders>
+          <w:tblCellMar>
+            <w:top w:w="0" w:type="dxa"/>
+            <w:left w:w="108" w:type="dxa"/>
+            <w:bottom w:w="0" w:type="dxa"/>
+            <w:right w:w="108" w:type="dxa"/>
+          </w:tblCellMar>
+        </w:tblPrEx>
+        <w:tc>
+          <w:tcPr>
+            <w:tcW w:w="2840" w:type="dxa"/>
+          </w:tcPr>
+          <w:p>
+            <w:pPr>
+              <w:keepNext w:val="0"/>
+              <w:keepLines w:val="0"/>
+              <w:pageBreakBefore w:val="0"/>
+              <w:widowControl/>
+              <w:numPr>
+                <w:ilvl w:val="0"/>
+                <w:numId w:val="0"/>
+              </w:numPr>
+              <w:kinsoku/>
+              <w:wordWrap/>
+              <w:overflowPunct/>
+              <w:topLinePunct w:val="0"/>
+              <w:autoSpaceDE/>
+              <w:autoSpaceDN/>
+              <w:bidi w:val="0"/>
+              <w:adjustRightInd/>
+              <w:snapToGrid/>
+              <w:spacing w:line="360" w:lineRule="auto"/>
+              <w:jc w:val="left"/>
+              <w:textAlignment w:val="auto"/>
+              <w:rPr>
+                <w:rFonts w:hint="default" w:ascii="Times New Roman" w:hAnsi="Times New Roman" w:cs="Times New Roman"/>
+                <w:b w:val="0"/>
+                <w:bCs w:val="0"/>
+                <w:sz w:val="28"/>
+                <w:szCs w:val="28"/>
+                <w:vertAlign w:val="baseline"/>
+                <w:lang w:val="en-US"/>
+              </w:rPr>
+            </w:pPr>
+            <w:r>
+              <w:rPr>
+                <w:rFonts w:hint="default" w:ascii="Times New Roman" w:hAnsi="Times New Roman" w:cs="Times New Roman"/>
+                <w:b w:val="0"/>
+                <w:bCs w:val="0"/>
+                <w:sz w:val="28"/>
+                <w:szCs w:val="28"/>
+                <w:vertAlign w:val="baseline"/>
+                <w:lang w:val="en-US"/>
+              </w:rPr>
+              <w:t>Review</w:t>
+            </w:r>
+          </w:p>
+        </w:tc>
+        <w:tc>
+          <w:tcPr>
+            <w:tcW w:w="2841" w:type="dxa"/>
+          </w:tcPr>
+          <w:p>
+            <w:pPr>
+              <w:keepNext w:val="0"/>
+              <w:keepLines w:val="0"/>
+              <w:pageBreakBefore w:val="0"/>
+              <w:widowControl/>
+              <w:numPr>
+                <w:ilvl w:val="0"/>
+                <w:numId w:val="0"/>
+              </w:numPr>
+              <w:kinsoku/>
+              <w:wordWrap/>
+              <w:overflowPunct/>
+              <w:topLinePunct w:val="0"/>
+              <w:autoSpaceDE/>
+              <w:autoSpaceDN/>
+              <w:bidi w:val="0"/>
+              <w:adjustRightInd/>
+              <w:snapToGrid/>
+              <w:spacing w:line="360" w:lineRule="auto"/>
+              <w:jc w:val="left"/>
+              <w:textAlignment w:val="auto"/>
+              <w:rPr>
+                <w:rFonts w:hint="default" w:ascii="Times New Roman" w:hAnsi="Times New Roman" w:cs="Times New Roman"/>
+                <w:b w:val="0"/>
+                <w:bCs w:val="0"/>
+                <w:sz w:val="28"/>
+                <w:szCs w:val="28"/>
+                <w:vertAlign w:val="baseline"/>
+                <w:lang w:val="en-US"/>
+              </w:rPr>
+            </w:pPr>
+            <w:r>
+              <w:rPr>
+                <w:rFonts w:hint="default" w:ascii="Times New Roman" w:hAnsi="Times New Roman" w:cs="Times New Roman"/>
+                <w:b w:val="0"/>
+                <w:bCs w:val="0"/>
+                <w:sz w:val="28"/>
+                <w:szCs w:val="28"/>
+                <w:vertAlign w:val="baseline"/>
+                <w:lang w:val="en-US"/>
+              </w:rPr>
+              <w:t>Text, Not null</w:t>
+            </w:r>
+          </w:p>
+        </w:tc>
+        <w:tc>
+          <w:tcPr>
+            <w:tcW w:w="2841" w:type="dxa"/>
+          </w:tcPr>
+          <w:p>
+            <w:pPr>
+              <w:keepNext w:val="0"/>
+              <w:keepLines w:val="0"/>
+              <w:pageBreakBefore w:val="0"/>
+              <w:widowControl/>
+              <w:numPr>
+                <w:ilvl w:val="0"/>
+                <w:numId w:val="0"/>
+              </w:numPr>
+              <w:kinsoku/>
+              <w:wordWrap/>
+              <w:overflowPunct/>
+              <w:topLinePunct w:val="0"/>
+              <w:autoSpaceDE/>
+              <w:autoSpaceDN/>
+              <w:bidi w:val="0"/>
+              <w:adjustRightInd/>
+              <w:snapToGrid/>
+              <w:spacing w:line="360" w:lineRule="auto"/>
+              <w:jc w:val="left"/>
+              <w:textAlignment w:val="auto"/>
+              <w:rPr>
+                <w:rFonts w:hint="default" w:ascii="Times New Roman" w:hAnsi="Times New Roman" w:cs="Times New Roman"/>
+                <w:b w:val="0"/>
+                <w:bCs w:val="0"/>
+                <w:sz w:val="28"/>
+                <w:szCs w:val="28"/>
+                <w:vertAlign w:val="baseline"/>
+                <w:lang w:val="en-US"/>
+              </w:rPr>
+            </w:pPr>
+          </w:p>
+        </w:tc>
+      </w:tr>
+      <w:tr>
+        <w:tblPrEx>
+          <w:tblBorders>
+            <w:top w:val="single" w:color="auto" w:sz="4" w:space="0"/>
+            <w:left w:val="single" w:color="auto" w:sz="4" w:space="0"/>
+            <w:bottom w:val="single" w:color="auto" w:sz="4" w:space="0"/>
+            <w:right w:val="single" w:color="auto" w:sz="4" w:space="0"/>
+            <w:insideH w:val="single" w:color="auto" w:sz="4" w:space="0"/>
+            <w:insideV w:val="single" w:color="auto" w:sz="4" w:space="0"/>
+          </w:tblBorders>
+          <w:tblCellMar>
+            <w:top w:w="0" w:type="dxa"/>
+            <w:left w:w="108" w:type="dxa"/>
+            <w:bottom w:w="0" w:type="dxa"/>
+            <w:right w:w="108" w:type="dxa"/>
+          </w:tblCellMar>
+        </w:tblPrEx>
+        <w:tc>
+          <w:tcPr>
+            <w:tcW w:w="2840" w:type="dxa"/>
+          </w:tcPr>
+          <w:p>
+            <w:pPr>
+              <w:keepNext w:val="0"/>
+              <w:keepLines w:val="0"/>
+              <w:pageBreakBefore w:val="0"/>
+              <w:widowControl/>
+              <w:numPr>
+                <w:ilvl w:val="0"/>
+                <w:numId w:val="0"/>
+              </w:numPr>
+              <w:kinsoku/>
+              <w:wordWrap/>
+              <w:overflowPunct/>
+              <w:topLinePunct w:val="0"/>
+              <w:autoSpaceDE/>
+              <w:autoSpaceDN/>
+              <w:bidi w:val="0"/>
+              <w:adjustRightInd/>
+              <w:snapToGrid/>
+              <w:spacing w:line="360" w:lineRule="auto"/>
+              <w:jc w:val="left"/>
+              <w:textAlignment w:val="auto"/>
+              <w:rPr>
+                <w:rFonts w:hint="default" w:ascii="Times New Roman" w:hAnsi="Times New Roman" w:cs="Times New Roman"/>
+                <w:b w:val="0"/>
+                <w:bCs w:val="0"/>
+                <w:sz w:val="28"/>
+                <w:szCs w:val="28"/>
+                <w:vertAlign w:val="baseline"/>
+                <w:lang w:val="en-US"/>
+              </w:rPr>
+            </w:pPr>
+            <w:r>
+              <w:rPr>
+                <w:rFonts w:hint="default" w:ascii="Times New Roman" w:hAnsi="Times New Roman" w:cs="Times New Roman"/>
+                <w:b w:val="0"/>
+                <w:bCs w:val="0"/>
+                <w:sz w:val="28"/>
+                <w:szCs w:val="28"/>
+                <w:vertAlign w:val="baseline"/>
+                <w:lang w:val="en-US"/>
+              </w:rPr>
+              <w:t>Technical</w:t>
+            </w:r>
+          </w:p>
+        </w:tc>
+        <w:tc>
+          <w:tcPr>
+            <w:tcW w:w="2841" w:type="dxa"/>
+          </w:tcPr>
+          <w:p>
+            <w:pPr>
+              <w:keepNext w:val="0"/>
+              <w:keepLines w:val="0"/>
+              <w:pageBreakBefore w:val="0"/>
+              <w:widowControl/>
+              <w:numPr>
+                <w:ilvl w:val="0"/>
+                <w:numId w:val="0"/>
+              </w:numPr>
+              <w:kinsoku/>
+              <w:wordWrap/>
+              <w:overflowPunct/>
+              <w:topLinePunct w:val="0"/>
+              <w:autoSpaceDE/>
+              <w:autoSpaceDN/>
+              <w:bidi w:val="0"/>
+              <w:adjustRightInd/>
+              <w:snapToGrid/>
+              <w:spacing w:line="360" w:lineRule="auto"/>
+              <w:jc w:val="left"/>
+              <w:textAlignment w:val="auto"/>
+              <w:rPr>
+                <w:rFonts w:hint="default" w:ascii="Times New Roman" w:hAnsi="Times New Roman" w:cs="Times New Roman"/>
+                <w:b w:val="0"/>
+                <w:bCs w:val="0"/>
+                <w:sz w:val="28"/>
+                <w:szCs w:val="28"/>
+                <w:vertAlign w:val="baseline"/>
+                <w:lang w:val="en-US"/>
+              </w:rPr>
+            </w:pPr>
+            <w:r>
+              <w:rPr>
+                <w:rFonts w:hint="default" w:ascii="Times New Roman" w:hAnsi="Times New Roman" w:cs="Times New Roman"/>
+                <w:b w:val="0"/>
+                <w:bCs w:val="0"/>
+                <w:sz w:val="28"/>
+                <w:szCs w:val="28"/>
+                <w:vertAlign w:val="baseline"/>
+                <w:lang w:val="en-US"/>
+              </w:rPr>
+              <w:t>Text, Not null</w:t>
+            </w:r>
+          </w:p>
+        </w:tc>
+        <w:tc>
+          <w:tcPr>
+            <w:tcW w:w="2841" w:type="dxa"/>
+          </w:tcPr>
+          <w:p>
+            <w:pPr>
+              <w:keepNext w:val="0"/>
+              <w:keepLines w:val="0"/>
+              <w:pageBreakBefore w:val="0"/>
+              <w:widowControl/>
+              <w:numPr>
+                <w:ilvl w:val="0"/>
+                <w:numId w:val="0"/>
+              </w:numPr>
+              <w:kinsoku/>
+              <w:wordWrap/>
+              <w:overflowPunct/>
+              <w:topLinePunct w:val="0"/>
+              <w:autoSpaceDE/>
+              <w:autoSpaceDN/>
+              <w:bidi w:val="0"/>
+              <w:adjustRightInd/>
+              <w:snapToGrid/>
+              <w:spacing w:line="360" w:lineRule="auto"/>
+              <w:jc w:val="left"/>
+              <w:textAlignment w:val="auto"/>
+              <w:rPr>
+                <w:rFonts w:hint="default" w:ascii="Times New Roman" w:hAnsi="Times New Roman" w:cs="Times New Roman"/>
+                <w:b w:val="0"/>
+                <w:bCs w:val="0"/>
+                <w:sz w:val="28"/>
+                <w:szCs w:val="28"/>
+                <w:vertAlign w:val="baseline"/>
+                <w:lang w:val="en-US"/>
+              </w:rPr>
+            </w:pPr>
+            <w:r>
+              <w:rPr>
+                <w:rFonts w:hint="default" w:ascii="Times New Roman" w:hAnsi="Times New Roman" w:cs="Times New Roman"/>
+                <w:b w:val="0"/>
+                <w:bCs w:val="0"/>
+                <w:sz w:val="28"/>
+                <w:szCs w:val="28"/>
+                <w:vertAlign w:val="baseline"/>
+                <w:lang w:val="en-US"/>
+              </w:rPr>
+              <w:t>Json string</w:t>
+            </w:r>
+          </w:p>
+        </w:tc>
+      </w:tr>
+      <w:tr>
+        <w:tblPrEx>
+          <w:tblBorders>
+            <w:top w:val="single" w:color="auto" w:sz="4" w:space="0"/>
+            <w:left w:val="single" w:color="auto" w:sz="4" w:space="0"/>
+            <w:bottom w:val="single" w:color="auto" w:sz="4" w:space="0"/>
+            <w:right w:val="single" w:color="auto" w:sz="4" w:space="0"/>
+            <w:insideH w:val="single" w:color="auto" w:sz="4" w:space="0"/>
+            <w:insideV w:val="single" w:color="auto" w:sz="4" w:space="0"/>
+          </w:tblBorders>
+          <w:tblCellMar>
+            <w:top w:w="0" w:type="dxa"/>
+            <w:left w:w="108" w:type="dxa"/>
+            <w:bottom w:w="0" w:type="dxa"/>
+            <w:right w:w="108" w:type="dxa"/>
+          </w:tblCellMar>
+        </w:tblPrEx>
+        <w:tc>
+          <w:tcPr>
+            <w:tcW w:w="2840" w:type="dxa"/>
+          </w:tcPr>
+          <w:p>
+            <w:pPr>
+              <w:keepNext w:val="0"/>
+              <w:keepLines w:val="0"/>
+              <w:pageBreakBefore w:val="0"/>
+              <w:widowControl/>
+              <w:numPr>
+                <w:ilvl w:val="0"/>
+                <w:numId w:val="0"/>
+              </w:numPr>
+              <w:kinsoku/>
+              <w:wordWrap/>
+              <w:overflowPunct/>
+              <w:topLinePunct w:val="0"/>
+              <w:autoSpaceDE/>
+              <w:autoSpaceDN/>
+              <w:bidi w:val="0"/>
+              <w:adjustRightInd/>
+              <w:snapToGrid/>
+              <w:spacing w:line="360" w:lineRule="auto"/>
+              <w:jc w:val="left"/>
+              <w:textAlignment w:val="auto"/>
+              <w:rPr>
+                <w:rFonts w:hint="default" w:ascii="Times New Roman" w:hAnsi="Times New Roman" w:cs="Times New Roman"/>
+                <w:b w:val="0"/>
+                <w:bCs w:val="0"/>
+                <w:sz w:val="28"/>
+                <w:szCs w:val="28"/>
+                <w:vertAlign w:val="baseline"/>
+                <w:lang w:val="en-US"/>
+              </w:rPr>
+            </w:pPr>
+            <w:r>
+              <w:rPr>
+                <w:rFonts w:hint="default" w:ascii="Times New Roman" w:hAnsi="Times New Roman" w:cs="Times New Roman"/>
+                <w:b w:val="0"/>
+                <w:bCs w:val="0"/>
+                <w:sz w:val="28"/>
+                <w:szCs w:val="28"/>
+                <w:vertAlign w:val="baseline"/>
+                <w:lang w:val="en-US"/>
+              </w:rPr>
+              <w:t>BikeId</w:t>
+            </w:r>
+          </w:p>
+        </w:tc>
+        <w:tc>
+          <w:tcPr>
+            <w:tcW w:w="2841" w:type="dxa"/>
+          </w:tcPr>
+          <w:p>
+            <w:pPr>
+              <w:keepNext w:val="0"/>
+              <w:keepLines w:val="0"/>
+              <w:pageBreakBefore w:val="0"/>
+              <w:widowControl/>
+              <w:numPr>
+                <w:ilvl w:val="0"/>
+                <w:numId w:val="0"/>
+              </w:numPr>
+              <w:kinsoku/>
+              <w:wordWrap/>
+              <w:overflowPunct/>
+              <w:topLinePunct w:val="0"/>
+              <w:autoSpaceDE/>
+              <w:autoSpaceDN/>
+              <w:bidi w:val="0"/>
+              <w:adjustRightInd/>
+              <w:snapToGrid/>
+              <w:spacing w:line="360" w:lineRule="auto"/>
+              <w:jc w:val="left"/>
+              <w:textAlignment w:val="auto"/>
+              <w:rPr>
+                <w:rFonts w:hint="default" w:ascii="Times New Roman" w:hAnsi="Times New Roman" w:cs="Times New Roman"/>
+                <w:b w:val="0"/>
+                <w:bCs w:val="0"/>
+                <w:sz w:val="28"/>
+                <w:szCs w:val="28"/>
+                <w:vertAlign w:val="baseline"/>
+                <w:lang w:val="en-US"/>
+              </w:rPr>
+            </w:pPr>
+            <w:r>
+              <w:rPr>
+                <w:rFonts w:hint="default" w:ascii="Times New Roman" w:hAnsi="Times New Roman" w:cs="Times New Roman"/>
+                <w:b w:val="0"/>
+                <w:bCs w:val="0"/>
+                <w:sz w:val="28"/>
+                <w:szCs w:val="28"/>
+                <w:vertAlign w:val="baseline"/>
+                <w:lang w:val="en-US"/>
+              </w:rPr>
+              <w:t>Foreign key, Interger, Not null</w:t>
+            </w:r>
+          </w:p>
+        </w:tc>
+        <w:tc>
+          <w:tcPr>
+            <w:tcW w:w="2841" w:type="dxa"/>
+          </w:tcPr>
+          <w:p>
+            <w:pPr>
+              <w:keepNext w:val="0"/>
+              <w:keepLines w:val="0"/>
+              <w:pageBreakBefore w:val="0"/>
+              <w:widowControl/>
+              <w:numPr>
+                <w:ilvl w:val="0"/>
+                <w:numId w:val="0"/>
+              </w:numPr>
+              <w:kinsoku/>
+              <w:wordWrap/>
+              <w:overflowPunct/>
+              <w:topLinePunct w:val="0"/>
+              <w:autoSpaceDE/>
+              <w:autoSpaceDN/>
+              <w:bidi w:val="0"/>
+              <w:adjustRightInd/>
+              <w:snapToGrid/>
+              <w:spacing w:line="360" w:lineRule="auto"/>
+              <w:jc w:val="left"/>
+              <w:textAlignment w:val="auto"/>
+              <w:rPr>
+                <w:rFonts w:hint="default" w:ascii="Times New Roman" w:hAnsi="Times New Roman" w:cs="Times New Roman"/>
+                <w:b w:val="0"/>
+                <w:bCs w:val="0"/>
+                <w:sz w:val="28"/>
+                <w:szCs w:val="28"/>
+                <w:vertAlign w:val="baseline"/>
+                <w:lang w:val="en-US"/>
+              </w:rPr>
+            </w:pPr>
+          </w:p>
+        </w:tc>
+      </w:tr>
+    </w:tbl>
+    <w:p>
+      <w:pPr>
+        <w:keepNext w:val="0"/>
+        <w:keepLines w:val="0"/>
+        <w:pageBreakBefore w:val="0"/>
+        <w:widowControl/>
+        <w:numPr>
+          <w:numId w:val="0"/>
+        </w:numPr>
+        <w:kinsoku/>
+        <w:wordWrap/>
+        <w:overflowPunct/>
+        <w:topLinePunct w:val="0"/>
+        <w:autoSpaceDE/>
+        <w:autoSpaceDN/>
+        <w:bidi w:val="0"/>
+        <w:adjustRightInd/>
+        <w:snapToGrid/>
+        <w:spacing w:line="360" w:lineRule="auto"/>
+        <w:jc w:val="left"/>
+        <w:textAlignment w:val="auto"/>
+        <w:rPr>
+          <w:rFonts w:hint="default" w:ascii="Times New Roman" w:hAnsi="Times New Roman" w:cs="Times New Roman"/>
+          <w:b w:val="0"/>
+          <w:bCs w:val="0"/>
+          <w:sz w:val="28"/>
+          <w:szCs w:val="28"/>
+          <w:lang w:val="en-US"/>
+        </w:rPr>
+      </w:pPr>
+    </w:p>
+    <w:p>
+      <w:pPr>
+        <w:keepNext w:val="0"/>
+        <w:keepLines w:val="0"/>
+        <w:pageBreakBefore w:val="0"/>
+        <w:widowControl/>
         <w:numPr>
           <w:ilvl w:val="0"/>
           <w:numId w:val="1"/>
         </w:numPr>
+        <w:kinsoku/>
+        <w:wordWrap/>
+        <w:overflowPunct/>
+        <w:topLinePunct w:val="0"/>
+        <w:autoSpaceDE/>
+        <w:autoSpaceDN/>
+        <w:bidi w:val="0"/>
+        <w:adjustRightInd/>
+        <w:snapToGrid/>
+        <w:spacing w:line="360" w:lineRule="auto"/>
+        <w:ind w:left="0" w:leftChars="0" w:firstLine="0" w:firstLineChars="0"/>
         <w:jc w:val="left"/>
+        <w:textAlignment w:val="auto"/>
+        <w:outlineLvl w:val="0"/>
         <w:rPr>
           <w:rFonts w:hint="default" w:ascii="Times New Roman" w:hAnsi="Times New Roman" w:cs="Times New Roman"/>
           <w:b/>
@@ -354,6 +5031,7 @@
           <w:lang w:val="en-US"/>
         </w:rPr>
       </w:pPr>
+      <w:bookmarkStart w:id="4" w:name="_Toc12075"/>
       <w:r>
         <w:rPr>
           <w:rFonts w:hint="default" w:ascii="Times New Roman" w:hAnsi="Times New Roman" w:cs="Times New Roman"/>
@@ -365,31 +5043,38 @@
         </w:rPr>
         <w:t>Giao diện</w:t>
       </w:r>
-      <w:bookmarkStart w:id="0" w:name="_GoBack"/>
-      <w:bookmarkEnd w:id="0"/>
+      <w:bookmarkEnd w:id="4"/>
     </w:p>
     <w:p>
       <w:pPr>
+        <w:keepNext w:val="0"/>
+        <w:keepLines w:val="0"/>
+        <w:pageBreakBefore w:val="0"/>
+        <w:widowControl/>
         <w:numPr>
+          <w:ilvl w:val="0"/>
           <w:numId w:val="0"/>
         </w:numPr>
+        <w:kinsoku/>
+        <w:wordWrap/>
+        <w:overflowPunct/>
+        <w:topLinePunct w:val="0"/>
+        <w:autoSpaceDE/>
+        <w:autoSpaceDN/>
+        <w:bidi w:val="0"/>
+        <w:adjustRightInd/>
+        <w:snapToGrid/>
+        <w:spacing w:line="360" w:lineRule="auto"/>
         <w:jc w:val="left"/>
+        <w:textAlignment w:val="auto"/>
         <w:rPr>
           <w:rFonts w:hint="default" w:ascii="Times New Roman" w:hAnsi="Times New Roman" w:cs="Times New Roman"/>
-          <w:b w:val="0"/>
-          <w:bCs w:val="0"/>
-          <w:color w:val="0000FF"/>
+          <w:b/>
+          <w:bCs/>
           <w:sz w:val="28"/>
           <w:szCs w:val="28"/>
           <w:lang w:val="en-US"/>
         </w:rPr>
-        <w:sectPr>
-          <w:footerReference r:id="rId3" w:type="default"/>
-          <w:pgSz w:w="11906" w:h="16838"/>
-          <w:pgMar w:top="1440" w:right="1800" w:bottom="1440" w:left="1800" w:header="720" w:footer="720" w:gutter="0"/>
-          <w:cols w:space="720" w:num="1"/>
-          <w:docGrid w:linePitch="360" w:charSpace="0"/>
-        </w:sectPr>
       </w:pPr>
       <w:r>
         <w:rPr>
@@ -415,24 +5100,8 @@
         <w:t>https://www.figma.com/design/cNjfcJyJQnHLLyECPDplqa/CarShop?node-id=0-1&amp;t=lxl4M5gVqvQAANtn-1</w:t>
       </w:r>
     </w:p>
-    <w:p>
-      <w:pPr>
-        <w:numPr>
-          <w:ilvl w:val="0"/>
-          <w:numId w:val="0"/>
-        </w:numPr>
-        <w:jc w:val="left"/>
-        <w:rPr>
-          <w:rFonts w:hint="default" w:ascii="Times New Roman" w:hAnsi="Times New Roman" w:cs="Times New Roman"/>
-          <w:b/>
-          <w:bCs/>
-          <w:sz w:val="28"/>
-          <w:szCs w:val="28"/>
-          <w:lang w:val="en-US"/>
-        </w:rPr>
-      </w:pPr>
-    </w:p>
     <w:sectPr>
+      <w:footerReference r:id="rId3" w:type="default"/>
       <w:pgSz w:w="11906" w:h="16838"/>
       <w:pgMar w:top="1440" w:right="1800" w:bottom="1440" w:left="1800" w:header="720" w:footer="720" w:gutter="0"/>
       <w:cols w:space="720" w:num="1"/>
@@ -575,9 +5244,9 @@
 <file path=word/numbering.xml><?xml version="1.0" encoding="utf-8"?>
 <w:numbering xmlns:wpc="http://schemas.microsoft.com/office/word/2010/wordprocessingCanvas" xmlns:mc="http://schemas.openxmlformats.org/markup-compatibility/2006" xmlns:o="urn:schemas-microsoft-com:office:office" xmlns:r="http://schemas.openxmlformats.org/officeDocument/2006/relationships" xmlns:m="http://schemas.openxmlformats.org/officeDocument/2006/math" xmlns:v="urn:schemas-microsoft-com:vml" xmlns:wp14="http://schemas.microsoft.com/office/word/2010/wordprocessingDrawing" xmlns:wp="http://schemas.openxmlformats.org/drawingml/2006/wordprocessingDrawing" xmlns:w10="urn:schemas-microsoft-com:office:word" xmlns:w="http://schemas.openxmlformats.org/wordprocessingml/2006/main" xmlns:w14="http://schemas.microsoft.com/office/word/2010/wordml" xmlns:wpg="http://schemas.microsoft.com/office/word/2010/wordprocessingGroup" xmlns:wpi="http://schemas.microsoft.com/office/word/2010/wordprocessingInk" xmlns:wne="http://schemas.microsoft.com/office/word/2006/wordml" xmlns:wps="http://schemas.microsoft.com/office/word/2010/wordprocessingShape" xmlns:wpsCustomData="http://www.wps.cn/officeDocument/2013/wpsCustomData" mc:Ignorable="w14 wp14">
   <w:abstractNum w:abstractNumId="0">
-    <w:nsid w:val="32F53F37"/>
+    <w:nsid w:val="9D68091A"/>
     <w:multiLevelType w:val="singleLevel"/>
-    <w:tmpl w:val="32F53F37"/>
+    <w:tmpl w:val="9D68091A"/>
     <w:lvl w:ilvl="0" w:tentative="0">
       <w:start w:val="1"/>
       <w:numFmt w:val="upperRoman"/>
@@ -586,8 +5255,23 @@
       <w:lvlJc w:val="left"/>
     </w:lvl>
   </w:abstractNum>
+  <w:abstractNum w:abstractNumId="1">
+    <w:nsid w:val="DFEBFD4F"/>
+    <w:multiLevelType w:val="singleLevel"/>
+    <w:tmpl w:val="DFEBFD4F"/>
+    <w:lvl w:ilvl="0" w:tentative="0">
+      <w:start w:val="1"/>
+      <w:numFmt w:val="decimal"/>
+      <w:suff w:val="space"/>
+      <w:lvlText w:val="%1."/>
+      <w:lvlJc w:val="left"/>
+    </w:lvl>
+  </w:abstractNum>
   <w:num w:numId="1">
     <w:abstractNumId w:val="0"/>
+  </w:num>
+  <w:num w:numId="2">
+    <w:abstractNumId w:val="1"/>
   </w:num>
 </w:numbering>
 </file>
@@ -915,6 +5599,36 @@
       <w:szCs w:val="18"/>
     </w:rPr>
   </w:style>
+  <w:style w:type="table" w:styleId="6">
+    <w:name w:val="Table Grid"/>
+    <w:basedOn w:val="3"/>
+    <w:uiPriority w:val="0"/>
+    <w:pPr>
+      <w:widowControl w:val="0"/>
+      <w:jc w:val="both"/>
+    </w:pPr>
+    <w:tblPr>
+      <w:tblBorders>
+        <w:top w:val="single" w:color="auto" w:sz="4" w:space="0"/>
+        <w:left w:val="single" w:color="auto" w:sz="4" w:space="0"/>
+        <w:bottom w:val="single" w:color="auto" w:sz="4" w:space="0"/>
+        <w:right w:val="single" w:color="auto" w:sz="4" w:space="0"/>
+        <w:insideH w:val="single" w:color="auto" w:sz="4" w:space="0"/>
+        <w:insideV w:val="single" w:color="auto" w:sz="4" w:space="0"/>
+      </w:tblBorders>
+    </w:tblPr>
+  </w:style>
+  <w:style w:type="paragraph" w:customStyle="1" w:styleId="7">
+    <w:name w:val="WPSOffice手动目录 1"/>
+    <w:uiPriority w:val="0"/>
+    <w:pPr>
+      <w:ind w:leftChars="0"/>
+    </w:pPr>
+    <w:rPr>
+      <w:sz w:val="20"/>
+      <w:szCs w:val="20"/>
+    </w:rPr>
+  </w:style>
 </w:styles>
 </file>
 
@@ -1175,9 +5889,7 @@
 
 <file path=customXml/item1.xml><?xml version="1.0" encoding="utf-8"?>
 <s:customData xmlns="http://www.wps.cn/officeDocument/2013/wpsCustomData" xmlns:s="http://www.wps.cn/officeDocument/2013/wpsCustomData">
-  <customSectProps>
-    <customSectPr/>
-  </customSectProps>
+  <customSectProps/>
   <customShpExts>
     <customShpInfo spid="_x0000_s1026" textRotate="1"/>
   </customShpExts>

--- a/Document.docx
+++ b/Document.docx
@@ -116,8 +116,6 @@
           <w:lang w:val="en-US"/>
         </w:rPr>
       </w:pPr>
-      <w:bookmarkStart w:id="5" w:name="_GoBack"/>
-      <w:bookmarkEnd w:id="5"/>
     </w:p>
     <w:p>
       <w:pPr>
@@ -151,7 +149,9 @@
       <w:sdtEndPr>
         <w:rPr>
           <w:rFonts w:hint="default" w:ascii="Times New Roman" w:hAnsi="Times New Roman" w:cs="Times New Roman" w:eastAsiaTheme="minorEastAsia"/>
+          <w:b/>
           <w:bCs/>
+          <w:sz w:val="21"/>
           <w:szCs w:val="44"/>
           <w:lang w:val="en-US" w:eastAsia="zh-CN" w:bidi="ar-SA"/>
         </w:rPr>
@@ -977,6 +977,7 @@
     <w:p>
       <w:pPr>
         <w:numPr>
+          <w:ilvl w:val="0"/>
           <w:numId w:val="0"/>
         </w:numPr>
         <w:jc w:val="left"/>
@@ -1526,7 +1527,9 @@
         </w:tblBorders>
         <w:tblLayout w:type="autofit"/>
         <w:tblCellMar>
+          <w:top w:w="0" w:type="dxa"/>
           <w:left w:w="108" w:type="dxa"/>
+          <w:bottom w:w="0" w:type="dxa"/>
           <w:right w:w="108" w:type="dxa"/>
         </w:tblCellMar>
       </w:tblPr>
@@ -1546,7 +1549,9 @@
             <w:insideV w:val="single" w:color="auto" w:sz="4" w:space="0"/>
           </w:tblBorders>
           <w:tblCellMar>
+            <w:top w:w="0" w:type="dxa"/>
             <w:left w:w="108" w:type="dxa"/>
+            <w:bottom w:w="0" w:type="dxa"/>
             <w:right w:w="108" w:type="dxa"/>
           </w:tblCellMar>
         </w:tblPrEx>
@@ -1562,6 +1567,7 @@
               <w:pageBreakBefore w:val="0"/>
               <w:widowControl/>
               <w:numPr>
+                <w:ilvl w:val="0"/>
                 <w:numId w:val="0"/>
               </w:numPr>
               <w:kinsoku/>
@@ -1616,6 +1622,7 @@
               <w:pageBreakBefore w:val="0"/>
               <w:widowControl/>
               <w:numPr>
+                <w:ilvl w:val="0"/>
                 <w:numId w:val="0"/>
               </w:numPr>
               <w:kinsoku/>
@@ -1670,6 +1677,7 @@
               <w:pageBreakBefore w:val="0"/>
               <w:widowControl/>
               <w:numPr>
+                <w:ilvl w:val="0"/>
                 <w:numId w:val="0"/>
               </w:numPr>
               <w:kinsoku/>
@@ -1724,7 +1732,9 @@
             <w:insideV w:val="single" w:color="auto" w:sz="4" w:space="0"/>
           </w:tblBorders>
           <w:tblCellMar>
+            <w:top w:w="0" w:type="dxa"/>
             <w:left w:w="108" w:type="dxa"/>
+            <w:bottom w:w="0" w:type="dxa"/>
             <w:right w:w="108" w:type="dxa"/>
           </w:tblCellMar>
         </w:tblPrEx>
@@ -1739,6 +1749,7 @@
               <w:pageBreakBefore w:val="0"/>
               <w:widowControl/>
               <w:numPr>
+                <w:ilvl w:val="0"/>
                 <w:numId w:val="0"/>
               </w:numPr>
               <w:kinsoku/>
@@ -1788,6 +1799,7 @@
               <w:pageBreakBefore w:val="0"/>
               <w:widowControl/>
               <w:numPr>
+                <w:ilvl w:val="0"/>
                 <w:numId w:val="0"/>
               </w:numPr>
               <w:kinsoku/>
@@ -1822,20 +1834,8 @@
                 <w:vertAlign w:val="baseline"/>
                 <w:lang w:val="en-US"/>
               </w:rPr>
-              <w:t xml:space="preserve">Primary key, </w:t>
+              <w:t>Primary key, Interger, Not null</w:t>
             </w:r>
-            <w:r>
-              <w:rPr>
-                <w:rFonts w:hint="default" w:ascii="Times New Roman" w:hAnsi="Times New Roman" w:cs="Times New Roman"/>
-                <w:b w:val="0"/>
-                <w:bCs w:val="0"/>
-                <w:sz w:val="28"/>
-                <w:szCs w:val="28"/>
-                <w:vertAlign w:val="baseline"/>
-                <w:lang w:val="en-US"/>
-              </w:rPr>
-              <w:t>Interger, Not null</w:t>
-            </w:r>
           </w:p>
         </w:tc>
         <w:tc>
@@ -1849,6 +1849,7 @@
               <w:pageBreakBefore w:val="0"/>
               <w:widowControl/>
               <w:numPr>
+                <w:ilvl w:val="0"/>
                 <w:numId w:val="0"/>
               </w:numPr>
               <w:kinsoku/>
@@ -1899,7 +1900,9 @@
             <w:insideV w:val="single" w:color="auto" w:sz="4" w:space="0"/>
           </w:tblBorders>
           <w:tblCellMar>
+            <w:top w:w="0" w:type="dxa"/>
             <w:left w:w="108" w:type="dxa"/>
+            <w:bottom w:w="0" w:type="dxa"/>
             <w:right w:w="108" w:type="dxa"/>
           </w:tblCellMar>
         </w:tblPrEx>
@@ -1914,6 +1917,7 @@
               <w:pageBreakBefore w:val="0"/>
               <w:widowControl/>
               <w:numPr>
+                <w:ilvl w:val="0"/>
                 <w:numId w:val="0"/>
               </w:numPr>
               <w:kinsoku/>
@@ -1963,6 +1967,7 @@
               <w:pageBreakBefore w:val="0"/>
               <w:widowControl/>
               <w:numPr>
+                <w:ilvl w:val="0"/>
                 <w:numId w:val="0"/>
               </w:numPr>
               <w:kinsoku/>
@@ -2012,6 +2017,7 @@
               <w:pageBreakBefore w:val="0"/>
               <w:widowControl/>
               <w:numPr>
+                <w:ilvl w:val="0"/>
                 <w:numId w:val="0"/>
               </w:numPr>
               <w:kinsoku/>
@@ -2047,6 +2053,7 @@
         <w:pageBreakBefore w:val="0"/>
         <w:widowControl/>
         <w:numPr>
+          <w:ilvl w:val="0"/>
           <w:numId w:val="0"/>
         </w:numPr>
         <w:kinsoku/>
@@ -2611,7 +2618,7 @@
         <w:tc>
           <w:tcPr>
             <w:tcW w:w="2841" w:type="dxa"/>
-            <w:shd w:val="clear"/>
+            <w:shd w:val="clear" w:color="auto" w:fill="auto"/>
             <w:vAlign w:val="top"/>
           </w:tcPr>
           <w:p>
@@ -2770,7 +2777,7 @@
         <w:tc>
           <w:tcPr>
             <w:tcW w:w="2841" w:type="dxa"/>
-            <w:shd w:val="clear"/>
+            <w:shd w:val="clear" w:color="auto" w:fill="auto"/>
             <w:vAlign w:val="top"/>
           </w:tcPr>
           <w:p>
@@ -3297,6 +3304,7 @@
         <w:pageBreakBefore w:val="0"/>
         <w:widowControl/>
         <w:numPr>
+          <w:ilvl w:val="0"/>
           <w:numId w:val="0"/>
         </w:numPr>
         <w:kinsoku/>
@@ -4974,6 +4982,922 @@
         <w:pageBreakBefore w:val="0"/>
         <w:widowControl/>
         <w:numPr>
+          <w:ilvl w:val="0"/>
+          <w:numId w:val="2"/>
+        </w:numPr>
+        <w:kinsoku/>
+        <w:wordWrap/>
+        <w:overflowPunct/>
+        <w:topLinePunct w:val="0"/>
+        <w:autoSpaceDE/>
+        <w:autoSpaceDN/>
+        <w:bidi w:val="0"/>
+        <w:adjustRightInd/>
+        <w:snapToGrid/>
+        <w:spacing w:line="360" w:lineRule="auto"/>
+        <w:jc w:val="left"/>
+        <w:textAlignment w:val="auto"/>
+        <w:rPr>
+          <w:rFonts w:hint="default" w:ascii="Times New Roman" w:hAnsi="Times New Roman" w:cs="Times New Roman"/>
+          <w:b w:val="0"/>
+          <w:bCs w:val="0"/>
+          <w:sz w:val="28"/>
+          <w:szCs w:val="28"/>
+          <w:lang w:val="en-US"/>
+        </w:rPr>
+      </w:pPr>
+      <w:r>
+        <w:rPr>
+          <w:rFonts w:hint="default" w:ascii="Times New Roman" w:hAnsi="Times New Roman" w:cs="Times New Roman"/>
+          <w:b w:val="0"/>
+          <w:bCs w:val="0"/>
+          <w:sz w:val="28"/>
+          <w:szCs w:val="28"/>
+          <w:lang w:val="en-US"/>
+        </w:rPr>
+        <w:t>BikeColors</w:t>
+      </w:r>
+    </w:p>
+    <w:tbl>
+      <w:tblPr>
+        <w:tblStyle w:val="6"/>
+        <w:tblW w:w="0" w:type="auto"/>
+        <w:tblInd w:w="0" w:type="dxa"/>
+        <w:tblBorders>
+          <w:top w:val="single" w:color="auto" w:sz="4" w:space="0"/>
+          <w:left w:val="single" w:color="auto" w:sz="4" w:space="0"/>
+          <w:bottom w:val="single" w:color="auto" w:sz="4" w:space="0"/>
+          <w:right w:val="single" w:color="auto" w:sz="4" w:space="0"/>
+          <w:insideH w:val="single" w:color="auto" w:sz="4" w:space="0"/>
+          <w:insideV w:val="single" w:color="auto" w:sz="4" w:space="0"/>
+        </w:tblBorders>
+        <w:tblLayout w:type="autofit"/>
+        <w:tblCellMar>
+          <w:top w:w="0" w:type="dxa"/>
+          <w:left w:w="108" w:type="dxa"/>
+          <w:bottom w:w="0" w:type="dxa"/>
+          <w:right w:w="108" w:type="dxa"/>
+        </w:tblCellMar>
+      </w:tblPr>
+      <w:tblGrid>
+        <w:gridCol w:w="2840"/>
+        <w:gridCol w:w="2841"/>
+        <w:gridCol w:w="2841"/>
+      </w:tblGrid>
+      <w:tr>
+        <w:tblPrEx>
+          <w:tblBorders>
+            <w:top w:val="single" w:color="auto" w:sz="4" w:space="0"/>
+            <w:left w:val="single" w:color="auto" w:sz="4" w:space="0"/>
+            <w:bottom w:val="single" w:color="auto" w:sz="4" w:space="0"/>
+            <w:right w:val="single" w:color="auto" w:sz="4" w:space="0"/>
+            <w:insideH w:val="single" w:color="auto" w:sz="4" w:space="0"/>
+            <w:insideV w:val="single" w:color="auto" w:sz="4" w:space="0"/>
+          </w:tblBorders>
+          <w:tblCellMar>
+            <w:top w:w="0" w:type="dxa"/>
+            <w:left w:w="108" w:type="dxa"/>
+            <w:bottom w:w="0" w:type="dxa"/>
+            <w:right w:w="108" w:type="dxa"/>
+          </w:tblCellMar>
+        </w:tblPrEx>
+        <w:tc>
+          <w:tcPr>
+            <w:tcW w:w="2840" w:type="dxa"/>
+            <w:shd w:val="clear" w:color="auto" w:fill="5B9BD5" w:themeFill="accent1"/>
+          </w:tcPr>
+          <w:p>
+            <w:pPr>
+              <w:keepNext w:val="0"/>
+              <w:keepLines w:val="0"/>
+              <w:pageBreakBefore w:val="0"/>
+              <w:widowControl/>
+              <w:numPr>
+                <w:ilvl w:val="0"/>
+                <w:numId w:val="0"/>
+              </w:numPr>
+              <w:kinsoku/>
+              <w:wordWrap/>
+              <w:overflowPunct/>
+              <w:topLinePunct w:val="0"/>
+              <w:autoSpaceDE/>
+              <w:autoSpaceDN/>
+              <w:bidi w:val="0"/>
+              <w:adjustRightInd/>
+              <w:snapToGrid/>
+              <w:spacing w:line="360" w:lineRule="auto"/>
+              <w:jc w:val="center"/>
+              <w:textAlignment w:val="auto"/>
+              <w:rPr>
+                <w:rFonts w:hint="default" w:ascii="Times New Roman" w:hAnsi="Times New Roman" w:cs="Times New Roman"/>
+                <w:b/>
+                <w:bCs/>
+                <w:color w:val="auto"/>
+                <w:sz w:val="28"/>
+                <w:szCs w:val="28"/>
+                <w:highlight w:val="none"/>
+                <w:vertAlign w:val="baseline"/>
+                <w:lang w:val="en-US"/>
+              </w:rPr>
+            </w:pPr>
+            <w:r>
+              <w:rPr>
+                <w:rFonts w:hint="default" w:ascii="Times New Roman" w:hAnsi="Times New Roman" w:cs="Times New Roman"/>
+                <w:b/>
+                <w:bCs/>
+                <w:color w:val="auto"/>
+                <w:sz w:val="28"/>
+                <w:szCs w:val="28"/>
+                <w:highlight w:val="none"/>
+                <w:vertAlign w:val="baseline"/>
+                <w:lang w:val="en-US"/>
+              </w:rPr>
+              <w:t>Tên</w:t>
+            </w:r>
+          </w:p>
+        </w:tc>
+        <w:tc>
+          <w:tcPr>
+            <w:tcW w:w="2841" w:type="dxa"/>
+            <w:shd w:val="clear" w:color="auto" w:fill="5B9BD5" w:themeFill="accent1"/>
+          </w:tcPr>
+          <w:p>
+            <w:pPr>
+              <w:keepNext w:val="0"/>
+              <w:keepLines w:val="0"/>
+              <w:pageBreakBefore w:val="0"/>
+              <w:widowControl/>
+              <w:numPr>
+                <w:ilvl w:val="0"/>
+                <w:numId w:val="0"/>
+              </w:numPr>
+              <w:kinsoku/>
+              <w:wordWrap/>
+              <w:overflowPunct/>
+              <w:topLinePunct w:val="0"/>
+              <w:autoSpaceDE/>
+              <w:autoSpaceDN/>
+              <w:bidi w:val="0"/>
+              <w:adjustRightInd/>
+              <w:snapToGrid/>
+              <w:spacing w:line="360" w:lineRule="auto"/>
+              <w:jc w:val="center"/>
+              <w:textAlignment w:val="auto"/>
+              <w:rPr>
+                <w:rFonts w:hint="default" w:ascii="Times New Roman" w:hAnsi="Times New Roman" w:cs="Times New Roman"/>
+                <w:b/>
+                <w:bCs/>
+                <w:color w:val="auto"/>
+                <w:sz w:val="28"/>
+                <w:szCs w:val="28"/>
+                <w:highlight w:val="none"/>
+                <w:vertAlign w:val="baseline"/>
+                <w:lang w:val="en-US"/>
+              </w:rPr>
+            </w:pPr>
+            <w:r>
+              <w:rPr>
+                <w:rFonts w:hint="default" w:ascii="Times New Roman" w:hAnsi="Times New Roman" w:cs="Times New Roman"/>
+                <w:b/>
+                <w:bCs/>
+                <w:color w:val="auto"/>
+                <w:sz w:val="28"/>
+                <w:szCs w:val="28"/>
+                <w:highlight w:val="none"/>
+                <w:vertAlign w:val="baseline"/>
+                <w:lang w:val="en-US"/>
+              </w:rPr>
+              <w:t>Loại</w:t>
+            </w:r>
+          </w:p>
+        </w:tc>
+        <w:tc>
+          <w:tcPr>
+            <w:tcW w:w="2841" w:type="dxa"/>
+            <w:shd w:val="clear" w:color="auto" w:fill="5B9BD5" w:themeFill="accent1"/>
+          </w:tcPr>
+          <w:p>
+            <w:pPr>
+              <w:keepNext w:val="0"/>
+              <w:keepLines w:val="0"/>
+              <w:pageBreakBefore w:val="0"/>
+              <w:widowControl/>
+              <w:numPr>
+                <w:ilvl w:val="0"/>
+                <w:numId w:val="0"/>
+              </w:numPr>
+              <w:kinsoku/>
+              <w:wordWrap/>
+              <w:overflowPunct/>
+              <w:topLinePunct w:val="0"/>
+              <w:autoSpaceDE/>
+              <w:autoSpaceDN/>
+              <w:bidi w:val="0"/>
+              <w:adjustRightInd/>
+              <w:snapToGrid/>
+              <w:spacing w:line="360" w:lineRule="auto"/>
+              <w:jc w:val="center"/>
+              <w:textAlignment w:val="auto"/>
+              <w:rPr>
+                <w:rFonts w:hint="default" w:ascii="Times New Roman" w:hAnsi="Times New Roman" w:cs="Times New Roman"/>
+                <w:b/>
+                <w:bCs/>
+                <w:color w:val="auto"/>
+                <w:sz w:val="28"/>
+                <w:szCs w:val="28"/>
+                <w:highlight w:val="none"/>
+                <w:vertAlign w:val="baseline"/>
+                <w:lang w:val="en-US"/>
+              </w:rPr>
+            </w:pPr>
+            <w:r>
+              <w:rPr>
+                <w:rFonts w:hint="default" w:ascii="Times New Roman" w:hAnsi="Times New Roman" w:cs="Times New Roman"/>
+                <w:b/>
+                <w:bCs/>
+                <w:color w:val="auto"/>
+                <w:sz w:val="28"/>
+                <w:szCs w:val="28"/>
+                <w:highlight w:val="none"/>
+                <w:vertAlign w:val="baseline"/>
+                <w:lang w:val="en-US"/>
+              </w:rPr>
+              <w:t>Ghi chú</w:t>
+            </w:r>
+          </w:p>
+        </w:tc>
+      </w:tr>
+      <w:tr>
+        <w:tblPrEx>
+          <w:tblBorders>
+            <w:top w:val="single" w:color="auto" w:sz="4" w:space="0"/>
+            <w:left w:val="single" w:color="auto" w:sz="4" w:space="0"/>
+            <w:bottom w:val="single" w:color="auto" w:sz="4" w:space="0"/>
+            <w:right w:val="single" w:color="auto" w:sz="4" w:space="0"/>
+            <w:insideH w:val="single" w:color="auto" w:sz="4" w:space="0"/>
+            <w:insideV w:val="single" w:color="auto" w:sz="4" w:space="0"/>
+          </w:tblBorders>
+          <w:tblCellMar>
+            <w:top w:w="0" w:type="dxa"/>
+            <w:left w:w="108" w:type="dxa"/>
+            <w:bottom w:w="0" w:type="dxa"/>
+            <w:right w:w="108" w:type="dxa"/>
+          </w:tblCellMar>
+        </w:tblPrEx>
+        <w:tc>
+          <w:tcPr>
+            <w:tcW w:w="2840" w:type="dxa"/>
+          </w:tcPr>
+          <w:p>
+            <w:pPr>
+              <w:keepNext w:val="0"/>
+              <w:keepLines w:val="0"/>
+              <w:pageBreakBefore w:val="0"/>
+              <w:widowControl/>
+              <w:numPr>
+                <w:ilvl w:val="0"/>
+                <w:numId w:val="0"/>
+              </w:numPr>
+              <w:kinsoku/>
+              <w:wordWrap/>
+              <w:overflowPunct/>
+              <w:topLinePunct w:val="0"/>
+              <w:autoSpaceDE/>
+              <w:autoSpaceDN/>
+              <w:bidi w:val="0"/>
+              <w:adjustRightInd/>
+              <w:snapToGrid/>
+              <w:spacing w:line="360" w:lineRule="auto"/>
+              <w:jc w:val="left"/>
+              <w:textAlignment w:val="auto"/>
+              <w:rPr>
+                <w:rFonts w:hint="default" w:ascii="Times New Roman" w:hAnsi="Times New Roman" w:cs="Times New Roman"/>
+                <w:b w:val="0"/>
+                <w:bCs w:val="0"/>
+                <w:sz w:val="28"/>
+                <w:szCs w:val="28"/>
+                <w:vertAlign w:val="baseline"/>
+                <w:lang w:val="en-US"/>
+              </w:rPr>
+            </w:pPr>
+            <w:r>
+              <w:rPr>
+                <w:rFonts w:hint="default" w:ascii="Times New Roman" w:hAnsi="Times New Roman" w:cs="Times New Roman"/>
+                <w:b w:val="0"/>
+                <w:bCs w:val="0"/>
+                <w:sz w:val="28"/>
+                <w:szCs w:val="28"/>
+                <w:vertAlign w:val="baseline"/>
+                <w:lang w:val="en-US"/>
+              </w:rPr>
+              <w:t>Id</w:t>
+            </w:r>
+          </w:p>
+        </w:tc>
+        <w:tc>
+          <w:tcPr>
+            <w:tcW w:w="2841" w:type="dxa"/>
+          </w:tcPr>
+          <w:p>
+            <w:pPr>
+              <w:keepNext w:val="0"/>
+              <w:keepLines w:val="0"/>
+              <w:pageBreakBefore w:val="0"/>
+              <w:widowControl/>
+              <w:numPr>
+                <w:ilvl w:val="0"/>
+                <w:numId w:val="0"/>
+              </w:numPr>
+              <w:kinsoku/>
+              <w:wordWrap/>
+              <w:overflowPunct/>
+              <w:topLinePunct w:val="0"/>
+              <w:autoSpaceDE/>
+              <w:autoSpaceDN/>
+              <w:bidi w:val="0"/>
+              <w:adjustRightInd/>
+              <w:snapToGrid/>
+              <w:spacing w:line="360" w:lineRule="auto"/>
+              <w:jc w:val="left"/>
+              <w:textAlignment w:val="auto"/>
+              <w:rPr>
+                <w:rFonts w:hint="default" w:ascii="Times New Roman" w:hAnsi="Times New Roman" w:cs="Times New Roman"/>
+                <w:b w:val="0"/>
+                <w:bCs w:val="0"/>
+                <w:sz w:val="28"/>
+                <w:szCs w:val="28"/>
+                <w:vertAlign w:val="baseline"/>
+                <w:lang w:val="en-US"/>
+              </w:rPr>
+            </w:pPr>
+            <w:r>
+              <w:rPr>
+                <w:rFonts w:hint="default" w:ascii="Times New Roman" w:hAnsi="Times New Roman" w:cs="Times New Roman"/>
+                <w:b w:val="0"/>
+                <w:bCs w:val="0"/>
+                <w:sz w:val="28"/>
+                <w:szCs w:val="28"/>
+                <w:vertAlign w:val="baseline"/>
+                <w:lang w:val="en-US"/>
+              </w:rPr>
+              <w:t>Primary key, Interger, Not null</w:t>
+            </w:r>
+          </w:p>
+        </w:tc>
+        <w:tc>
+          <w:tcPr>
+            <w:tcW w:w="2841" w:type="dxa"/>
+          </w:tcPr>
+          <w:p>
+            <w:pPr>
+              <w:keepNext w:val="0"/>
+              <w:keepLines w:val="0"/>
+              <w:pageBreakBefore w:val="0"/>
+              <w:widowControl/>
+              <w:numPr>
+                <w:ilvl w:val="0"/>
+                <w:numId w:val="0"/>
+              </w:numPr>
+              <w:kinsoku/>
+              <w:wordWrap/>
+              <w:overflowPunct/>
+              <w:topLinePunct w:val="0"/>
+              <w:autoSpaceDE/>
+              <w:autoSpaceDN/>
+              <w:bidi w:val="0"/>
+              <w:adjustRightInd/>
+              <w:snapToGrid/>
+              <w:spacing w:line="360" w:lineRule="auto"/>
+              <w:jc w:val="left"/>
+              <w:textAlignment w:val="auto"/>
+              <w:rPr>
+                <w:rFonts w:hint="default" w:ascii="Times New Roman" w:hAnsi="Times New Roman" w:cs="Times New Roman"/>
+                <w:b w:val="0"/>
+                <w:bCs w:val="0"/>
+                <w:sz w:val="28"/>
+                <w:szCs w:val="28"/>
+                <w:vertAlign w:val="baseline"/>
+                <w:lang w:val="en-US"/>
+              </w:rPr>
+            </w:pPr>
+            <w:r>
+              <w:rPr>
+                <w:rFonts w:hint="default" w:ascii="Times New Roman" w:hAnsi="Times New Roman" w:cs="Times New Roman"/>
+                <w:b w:val="0"/>
+                <w:bCs w:val="0"/>
+                <w:sz w:val="28"/>
+                <w:szCs w:val="28"/>
+                <w:vertAlign w:val="baseline"/>
+                <w:lang w:val="en-US"/>
+              </w:rPr>
+              <w:t>Auto increment</w:t>
+            </w:r>
+          </w:p>
+        </w:tc>
+      </w:tr>
+      <w:tr>
+        <w:tblPrEx>
+          <w:tblBorders>
+            <w:top w:val="single" w:color="auto" w:sz="4" w:space="0"/>
+            <w:left w:val="single" w:color="auto" w:sz="4" w:space="0"/>
+            <w:bottom w:val="single" w:color="auto" w:sz="4" w:space="0"/>
+            <w:right w:val="single" w:color="auto" w:sz="4" w:space="0"/>
+            <w:insideH w:val="single" w:color="auto" w:sz="4" w:space="0"/>
+            <w:insideV w:val="single" w:color="auto" w:sz="4" w:space="0"/>
+          </w:tblBorders>
+          <w:tblCellMar>
+            <w:top w:w="0" w:type="dxa"/>
+            <w:left w:w="108" w:type="dxa"/>
+            <w:bottom w:w="0" w:type="dxa"/>
+            <w:right w:w="108" w:type="dxa"/>
+          </w:tblCellMar>
+        </w:tblPrEx>
+        <w:tc>
+          <w:tcPr>
+            <w:tcW w:w="2840" w:type="dxa"/>
+          </w:tcPr>
+          <w:p>
+            <w:pPr>
+              <w:keepNext w:val="0"/>
+              <w:keepLines w:val="0"/>
+              <w:pageBreakBefore w:val="0"/>
+              <w:widowControl/>
+              <w:numPr>
+                <w:ilvl w:val="0"/>
+                <w:numId w:val="0"/>
+              </w:numPr>
+              <w:kinsoku/>
+              <w:wordWrap/>
+              <w:overflowPunct/>
+              <w:topLinePunct w:val="0"/>
+              <w:autoSpaceDE/>
+              <w:autoSpaceDN/>
+              <w:bidi w:val="0"/>
+              <w:adjustRightInd/>
+              <w:snapToGrid/>
+              <w:spacing w:line="360" w:lineRule="auto"/>
+              <w:jc w:val="left"/>
+              <w:textAlignment w:val="auto"/>
+              <w:rPr>
+                <w:rFonts w:hint="default" w:ascii="Times New Roman" w:hAnsi="Times New Roman" w:cs="Times New Roman"/>
+                <w:b w:val="0"/>
+                <w:bCs w:val="0"/>
+                <w:sz w:val="28"/>
+                <w:szCs w:val="28"/>
+                <w:vertAlign w:val="baseline"/>
+                <w:lang w:val="en-US"/>
+              </w:rPr>
+            </w:pPr>
+            <w:r>
+              <w:rPr>
+                <w:rFonts w:hint="default" w:ascii="Times New Roman" w:hAnsi="Times New Roman" w:cs="Times New Roman"/>
+                <w:b w:val="0"/>
+                <w:bCs w:val="0"/>
+                <w:sz w:val="28"/>
+                <w:szCs w:val="28"/>
+                <w:vertAlign w:val="baseline"/>
+                <w:lang w:val="en-US"/>
+              </w:rPr>
+              <w:t>Image</w:t>
+            </w:r>
+          </w:p>
+        </w:tc>
+        <w:tc>
+          <w:tcPr>
+            <w:tcW w:w="2841" w:type="dxa"/>
+          </w:tcPr>
+          <w:p>
+            <w:pPr>
+              <w:keepNext w:val="0"/>
+              <w:keepLines w:val="0"/>
+              <w:pageBreakBefore w:val="0"/>
+              <w:widowControl/>
+              <w:numPr>
+                <w:ilvl w:val="0"/>
+                <w:numId w:val="0"/>
+              </w:numPr>
+              <w:kinsoku/>
+              <w:wordWrap/>
+              <w:overflowPunct/>
+              <w:topLinePunct w:val="0"/>
+              <w:autoSpaceDE/>
+              <w:autoSpaceDN/>
+              <w:bidi w:val="0"/>
+              <w:adjustRightInd/>
+              <w:snapToGrid/>
+              <w:spacing w:line="360" w:lineRule="auto"/>
+              <w:jc w:val="left"/>
+              <w:textAlignment w:val="auto"/>
+              <w:rPr>
+                <w:rFonts w:hint="default" w:ascii="Times New Roman" w:hAnsi="Times New Roman" w:cs="Times New Roman"/>
+                <w:b w:val="0"/>
+                <w:bCs w:val="0"/>
+                <w:sz w:val="28"/>
+                <w:szCs w:val="28"/>
+                <w:vertAlign w:val="baseline"/>
+                <w:lang w:val="en-US"/>
+              </w:rPr>
+            </w:pPr>
+            <w:r>
+              <w:rPr>
+                <w:rFonts w:hint="default" w:ascii="Times New Roman" w:hAnsi="Times New Roman" w:cs="Times New Roman"/>
+                <w:b w:val="0"/>
+                <w:bCs w:val="0"/>
+                <w:sz w:val="28"/>
+                <w:szCs w:val="28"/>
+                <w:vertAlign w:val="baseline"/>
+                <w:lang w:val="en-US"/>
+              </w:rPr>
+              <w:t>Text, Not null</w:t>
+            </w:r>
+          </w:p>
+        </w:tc>
+        <w:tc>
+          <w:tcPr>
+            <w:tcW w:w="2841" w:type="dxa"/>
+          </w:tcPr>
+          <w:p>
+            <w:pPr>
+              <w:keepNext w:val="0"/>
+              <w:keepLines w:val="0"/>
+              <w:pageBreakBefore w:val="0"/>
+              <w:widowControl/>
+              <w:numPr>
+                <w:ilvl w:val="0"/>
+                <w:numId w:val="0"/>
+              </w:numPr>
+              <w:kinsoku/>
+              <w:wordWrap/>
+              <w:overflowPunct/>
+              <w:topLinePunct w:val="0"/>
+              <w:autoSpaceDE/>
+              <w:autoSpaceDN/>
+              <w:bidi w:val="0"/>
+              <w:adjustRightInd/>
+              <w:snapToGrid/>
+              <w:spacing w:line="360" w:lineRule="auto"/>
+              <w:jc w:val="left"/>
+              <w:textAlignment w:val="auto"/>
+              <w:rPr>
+                <w:rFonts w:hint="default" w:ascii="Times New Roman" w:hAnsi="Times New Roman" w:cs="Times New Roman"/>
+                <w:b w:val="0"/>
+                <w:bCs w:val="0"/>
+                <w:sz w:val="28"/>
+                <w:szCs w:val="28"/>
+                <w:vertAlign w:val="baseline"/>
+                <w:lang w:val="en-US"/>
+              </w:rPr>
+            </w:pPr>
+            <w:r>
+              <w:rPr>
+                <w:rFonts w:hint="default" w:ascii="Times New Roman" w:hAnsi="Times New Roman" w:cs="Times New Roman"/>
+                <w:b w:val="0"/>
+                <w:bCs w:val="0"/>
+                <w:sz w:val="28"/>
+                <w:szCs w:val="28"/>
+                <w:vertAlign w:val="baseline"/>
+                <w:lang w:val="en-US"/>
+              </w:rPr>
+              <w:t>Base64 string</w:t>
+            </w:r>
+          </w:p>
+        </w:tc>
+      </w:tr>
+      <w:tr>
+        <w:tblPrEx>
+          <w:tblBorders>
+            <w:top w:val="single" w:color="auto" w:sz="4" w:space="0"/>
+            <w:left w:val="single" w:color="auto" w:sz="4" w:space="0"/>
+            <w:bottom w:val="single" w:color="auto" w:sz="4" w:space="0"/>
+            <w:right w:val="single" w:color="auto" w:sz="4" w:space="0"/>
+            <w:insideH w:val="single" w:color="auto" w:sz="4" w:space="0"/>
+            <w:insideV w:val="single" w:color="auto" w:sz="4" w:space="0"/>
+          </w:tblBorders>
+          <w:tblCellMar>
+            <w:top w:w="0" w:type="dxa"/>
+            <w:left w:w="108" w:type="dxa"/>
+            <w:bottom w:w="0" w:type="dxa"/>
+            <w:right w:w="108" w:type="dxa"/>
+          </w:tblCellMar>
+        </w:tblPrEx>
+        <w:tc>
+          <w:tcPr>
+            <w:tcW w:w="2840" w:type="dxa"/>
+            <w:vAlign w:val="top"/>
+          </w:tcPr>
+          <w:p>
+            <w:pPr>
+              <w:keepNext w:val="0"/>
+              <w:keepLines w:val="0"/>
+              <w:pageBreakBefore w:val="0"/>
+              <w:widowControl/>
+              <w:numPr>
+                <w:ilvl w:val="0"/>
+                <w:numId w:val="0"/>
+              </w:numPr>
+              <w:kinsoku/>
+              <w:wordWrap/>
+              <w:overflowPunct/>
+              <w:topLinePunct w:val="0"/>
+              <w:autoSpaceDE/>
+              <w:autoSpaceDN/>
+              <w:bidi w:val="0"/>
+              <w:adjustRightInd/>
+              <w:snapToGrid/>
+              <w:spacing w:line="360" w:lineRule="auto"/>
+              <w:ind w:left="0" w:leftChars="0" w:firstLine="0" w:firstLineChars="0"/>
+              <w:jc w:val="left"/>
+              <w:textAlignment w:val="auto"/>
+              <w:rPr>
+                <w:rFonts w:hint="default" w:ascii="Times New Roman" w:hAnsi="Times New Roman" w:cs="Times New Roman"/>
+                <w:b w:val="0"/>
+                <w:bCs w:val="0"/>
+                <w:sz w:val="28"/>
+                <w:szCs w:val="28"/>
+                <w:vertAlign w:val="baseline"/>
+                <w:lang w:val="en-US"/>
+              </w:rPr>
+            </w:pPr>
+            <w:r>
+              <w:rPr>
+                <w:rFonts w:hint="default" w:ascii="Times New Roman" w:hAnsi="Times New Roman" w:cs="Times New Roman"/>
+                <w:b w:val="0"/>
+                <w:bCs w:val="0"/>
+                <w:sz w:val="28"/>
+                <w:szCs w:val="28"/>
+                <w:vertAlign w:val="baseline"/>
+                <w:lang w:val="en-US"/>
+              </w:rPr>
+              <w:t>Name</w:t>
+            </w:r>
+          </w:p>
+        </w:tc>
+        <w:tc>
+          <w:tcPr>
+            <w:tcW w:w="2841" w:type="dxa"/>
+            <w:vAlign w:val="top"/>
+          </w:tcPr>
+          <w:p>
+            <w:pPr>
+              <w:keepNext w:val="0"/>
+              <w:keepLines w:val="0"/>
+              <w:pageBreakBefore w:val="0"/>
+              <w:widowControl/>
+              <w:numPr>
+                <w:ilvl w:val="0"/>
+                <w:numId w:val="0"/>
+              </w:numPr>
+              <w:kinsoku/>
+              <w:wordWrap/>
+              <w:overflowPunct/>
+              <w:topLinePunct w:val="0"/>
+              <w:autoSpaceDE/>
+              <w:autoSpaceDN/>
+              <w:bidi w:val="0"/>
+              <w:adjustRightInd/>
+              <w:snapToGrid/>
+              <w:spacing w:line="360" w:lineRule="auto"/>
+              <w:ind w:left="0" w:leftChars="0" w:firstLine="0" w:firstLineChars="0"/>
+              <w:jc w:val="left"/>
+              <w:textAlignment w:val="auto"/>
+              <w:rPr>
+                <w:rFonts w:hint="default" w:ascii="Times New Roman" w:hAnsi="Times New Roman" w:cs="Times New Roman"/>
+                <w:b w:val="0"/>
+                <w:bCs w:val="0"/>
+                <w:sz w:val="28"/>
+                <w:szCs w:val="28"/>
+                <w:vertAlign w:val="baseline"/>
+                <w:lang w:val="en-US"/>
+              </w:rPr>
+            </w:pPr>
+            <w:r>
+              <w:rPr>
+                <w:rFonts w:hint="default" w:ascii="Times New Roman" w:hAnsi="Times New Roman" w:cs="Times New Roman"/>
+                <w:b w:val="0"/>
+                <w:bCs w:val="0"/>
+                <w:sz w:val="28"/>
+                <w:szCs w:val="28"/>
+                <w:vertAlign w:val="baseline"/>
+                <w:lang w:val="en-US"/>
+              </w:rPr>
+              <w:t>Text, Not null</w:t>
+            </w:r>
+            <w:bookmarkStart w:id="5" w:name="_GoBack"/>
+            <w:bookmarkEnd w:id="5"/>
+          </w:p>
+        </w:tc>
+        <w:tc>
+          <w:tcPr>
+            <w:tcW w:w="2841" w:type="dxa"/>
+            <w:vAlign w:val="top"/>
+          </w:tcPr>
+          <w:p>
+            <w:pPr>
+              <w:keepNext w:val="0"/>
+              <w:keepLines w:val="0"/>
+              <w:pageBreakBefore w:val="0"/>
+              <w:widowControl/>
+              <w:numPr>
+                <w:ilvl w:val="0"/>
+                <w:numId w:val="0"/>
+              </w:numPr>
+              <w:kinsoku/>
+              <w:wordWrap/>
+              <w:overflowPunct/>
+              <w:topLinePunct w:val="0"/>
+              <w:autoSpaceDE/>
+              <w:autoSpaceDN/>
+              <w:bidi w:val="0"/>
+              <w:adjustRightInd/>
+              <w:snapToGrid/>
+              <w:spacing w:line="360" w:lineRule="auto"/>
+              <w:ind w:left="0" w:leftChars="0" w:firstLine="0" w:firstLineChars="0"/>
+              <w:jc w:val="left"/>
+              <w:textAlignment w:val="auto"/>
+              <w:rPr>
+                <w:rFonts w:hint="default" w:ascii="Times New Roman" w:hAnsi="Times New Roman" w:cs="Times New Roman"/>
+                <w:b w:val="0"/>
+                <w:bCs w:val="0"/>
+                <w:sz w:val="28"/>
+                <w:szCs w:val="28"/>
+                <w:vertAlign w:val="baseline"/>
+                <w:lang w:val="en-US"/>
+              </w:rPr>
+            </w:pPr>
+          </w:p>
+        </w:tc>
+      </w:tr>
+      <w:tr>
+        <w:tblPrEx>
+          <w:tblBorders>
+            <w:top w:val="single" w:color="auto" w:sz="4" w:space="0"/>
+            <w:left w:val="single" w:color="auto" w:sz="4" w:space="0"/>
+            <w:bottom w:val="single" w:color="auto" w:sz="4" w:space="0"/>
+            <w:right w:val="single" w:color="auto" w:sz="4" w:space="0"/>
+            <w:insideH w:val="single" w:color="auto" w:sz="4" w:space="0"/>
+            <w:insideV w:val="single" w:color="auto" w:sz="4" w:space="0"/>
+          </w:tblBorders>
+          <w:tblCellMar>
+            <w:top w:w="0" w:type="dxa"/>
+            <w:left w:w="108" w:type="dxa"/>
+            <w:bottom w:w="0" w:type="dxa"/>
+            <w:right w:w="108" w:type="dxa"/>
+          </w:tblCellMar>
+        </w:tblPrEx>
+        <w:tc>
+          <w:tcPr>
+            <w:tcW w:w="2840" w:type="dxa"/>
+            <w:vAlign w:val="top"/>
+          </w:tcPr>
+          <w:p>
+            <w:pPr>
+              <w:keepNext w:val="0"/>
+              <w:keepLines w:val="0"/>
+              <w:pageBreakBefore w:val="0"/>
+              <w:widowControl/>
+              <w:numPr>
+                <w:ilvl w:val="0"/>
+                <w:numId w:val="0"/>
+              </w:numPr>
+              <w:kinsoku/>
+              <w:wordWrap/>
+              <w:overflowPunct/>
+              <w:topLinePunct w:val="0"/>
+              <w:autoSpaceDE/>
+              <w:autoSpaceDN/>
+              <w:bidi w:val="0"/>
+              <w:adjustRightInd/>
+              <w:snapToGrid/>
+              <w:spacing w:line="360" w:lineRule="auto"/>
+              <w:ind w:left="0" w:leftChars="0" w:firstLine="0" w:firstLineChars="0"/>
+              <w:jc w:val="left"/>
+              <w:textAlignment w:val="auto"/>
+              <w:rPr>
+                <w:rFonts w:hint="default" w:ascii="Times New Roman" w:hAnsi="Times New Roman" w:cs="Times New Roman"/>
+                <w:b w:val="0"/>
+                <w:bCs w:val="0"/>
+                <w:sz w:val="28"/>
+                <w:szCs w:val="28"/>
+                <w:vertAlign w:val="baseline"/>
+                <w:lang w:val="en-US"/>
+              </w:rPr>
+            </w:pPr>
+            <w:r>
+              <w:rPr>
+                <w:rFonts w:hint="default" w:ascii="Times New Roman" w:hAnsi="Times New Roman" w:cs="Times New Roman"/>
+                <w:b w:val="0"/>
+                <w:bCs w:val="0"/>
+                <w:sz w:val="28"/>
+                <w:szCs w:val="28"/>
+                <w:vertAlign w:val="baseline"/>
+                <w:lang w:val="en-US"/>
+              </w:rPr>
+              <w:t>BikeId</w:t>
+            </w:r>
+          </w:p>
+        </w:tc>
+        <w:tc>
+          <w:tcPr>
+            <w:tcW w:w="2841" w:type="dxa"/>
+            <w:vAlign w:val="top"/>
+          </w:tcPr>
+          <w:p>
+            <w:pPr>
+              <w:keepNext w:val="0"/>
+              <w:keepLines w:val="0"/>
+              <w:pageBreakBefore w:val="0"/>
+              <w:widowControl/>
+              <w:numPr>
+                <w:ilvl w:val="0"/>
+                <w:numId w:val="0"/>
+              </w:numPr>
+              <w:kinsoku/>
+              <w:wordWrap/>
+              <w:overflowPunct/>
+              <w:topLinePunct w:val="0"/>
+              <w:autoSpaceDE/>
+              <w:autoSpaceDN/>
+              <w:bidi w:val="0"/>
+              <w:adjustRightInd/>
+              <w:snapToGrid/>
+              <w:spacing w:line="360" w:lineRule="auto"/>
+              <w:ind w:left="0" w:leftChars="0" w:firstLine="0" w:firstLineChars="0"/>
+              <w:jc w:val="left"/>
+              <w:textAlignment w:val="auto"/>
+              <w:rPr>
+                <w:rFonts w:hint="default" w:ascii="Times New Roman" w:hAnsi="Times New Roman" w:cs="Times New Roman"/>
+                <w:b w:val="0"/>
+                <w:bCs w:val="0"/>
+                <w:sz w:val="28"/>
+                <w:szCs w:val="28"/>
+                <w:vertAlign w:val="baseline"/>
+                <w:lang w:val="en-US"/>
+              </w:rPr>
+            </w:pPr>
+            <w:r>
+              <w:rPr>
+                <w:rFonts w:hint="default" w:ascii="Times New Roman" w:hAnsi="Times New Roman" w:cs="Times New Roman"/>
+                <w:b w:val="0"/>
+                <w:bCs w:val="0"/>
+                <w:sz w:val="28"/>
+                <w:szCs w:val="28"/>
+                <w:vertAlign w:val="baseline"/>
+                <w:lang w:val="en-US"/>
+              </w:rPr>
+              <w:t>Foreign key, Interger, Not null</w:t>
+            </w:r>
+          </w:p>
+        </w:tc>
+        <w:tc>
+          <w:tcPr>
+            <w:tcW w:w="2841" w:type="dxa"/>
+            <w:vAlign w:val="top"/>
+          </w:tcPr>
+          <w:p>
+            <w:pPr>
+              <w:keepNext w:val="0"/>
+              <w:keepLines w:val="0"/>
+              <w:pageBreakBefore w:val="0"/>
+              <w:widowControl/>
+              <w:numPr>
+                <w:ilvl w:val="0"/>
+                <w:numId w:val="0"/>
+              </w:numPr>
+              <w:kinsoku/>
+              <w:wordWrap/>
+              <w:overflowPunct/>
+              <w:topLinePunct w:val="0"/>
+              <w:autoSpaceDE/>
+              <w:autoSpaceDN/>
+              <w:bidi w:val="0"/>
+              <w:adjustRightInd/>
+              <w:snapToGrid/>
+              <w:spacing w:line="360" w:lineRule="auto"/>
+              <w:ind w:left="0" w:leftChars="0" w:firstLine="0" w:firstLineChars="0"/>
+              <w:jc w:val="left"/>
+              <w:textAlignment w:val="auto"/>
+              <w:rPr>
+                <w:rFonts w:hint="default" w:ascii="Times New Roman" w:hAnsi="Times New Roman" w:cs="Times New Roman"/>
+                <w:b w:val="0"/>
+                <w:bCs w:val="0"/>
+                <w:sz w:val="28"/>
+                <w:szCs w:val="28"/>
+                <w:vertAlign w:val="baseline"/>
+                <w:lang w:val="en-US"/>
+              </w:rPr>
+            </w:pPr>
+          </w:p>
+        </w:tc>
+      </w:tr>
+    </w:tbl>
+    <w:p>
+      <w:pPr>
+        <w:keepNext w:val="0"/>
+        <w:keepLines w:val="0"/>
+        <w:pageBreakBefore w:val="0"/>
+        <w:widowControl/>
+        <w:numPr>
+          <w:ilvl w:val="0"/>
           <w:numId w:val="0"/>
         </w:numPr>
         <w:kinsoku/>
@@ -5435,7 +6359,7 @@
     <w:lsdException w:unhideWhenUsed="0" w:uiPriority="0" w:semiHidden="0" w:name="Table Web 2"/>
     <w:lsdException w:unhideWhenUsed="0" w:uiPriority="0" w:semiHidden="0" w:name="Table Web 3"/>
     <w:lsdException w:unhideWhenUsed="0" w:uiPriority="0" w:semiHidden="0" w:name="Balloon Text"/>
-    <w:lsdException w:unhideWhenUsed="0" w:uiPriority="0" w:semiHidden="0" w:name="Table Grid"/>
+    <w:lsdException w:qFormat="1" w:unhideWhenUsed="0" w:uiPriority="0" w:semiHidden="0" w:name="Table Grid"/>
     <w:lsdException w:unhideWhenUsed="0" w:uiPriority="0" w:semiHidden="0" w:name="Table Theme"/>
     <w:lsdException w:unhideWhenUsed="0" w:uiPriority="60" w:semiHidden="0" w:name="Light Shading"/>
     <w:lsdException w:unhideWhenUsed="0" w:uiPriority="61" w:semiHidden="0" w:name="Light List"/>
@@ -5602,6 +6526,7 @@
   <w:style w:type="table" w:styleId="6">
     <w:name w:val="Table Grid"/>
     <w:basedOn w:val="3"/>
+    <w:qFormat/>
     <w:uiPriority w:val="0"/>
     <w:pPr>
       <w:widowControl w:val="0"/>
@@ -5620,11 +6545,13 @@
   </w:style>
   <w:style w:type="paragraph" w:customStyle="1" w:styleId="7">
     <w:name w:val="WPSOffice手动目录 1"/>
+    <w:qFormat/>
     <w:uiPriority w:val="0"/>
     <w:pPr>
       <w:ind w:leftChars="0"/>
     </w:pPr>
     <w:rPr>
+      <w:rFonts w:asciiTheme="minorHAnsi" w:hAnsiTheme="minorHAnsi" w:eastAsiaTheme="minorEastAsia" w:cstheme="minorBidi"/>
       <w:sz w:val="20"/>
       <w:szCs w:val="20"/>
     </w:rPr>
